--- a/doc/figure_workflow_modelsv2.docx
+++ b/doc/figure_workflow_modelsv2.docx
@@ -217,7 +217,7 @@
       </w:tr>
       <w:tr>
         <w:trPr>
-          <w:trHeight w:val="2880"/>
+          <w:trHeight w:val="2781"/>
         </w:trPr>
         <w:tc>
           <w:tcPr>
@@ -302,24 +302,169 @@
                 <w:sz w:val="28"/>
                 <w:szCs w:val="28"/>
               </w:rPr>
-              <w:t xml:space="preserve">: NASS, SSURGO, field boundaries, </w:t>
+              <w:t xml:space="preserve">: </w:t>
+            </w:r>
+            <w:r>
+              <w:rPr>
+                <w:rFonts w:ascii="Times New Roman" w:hAnsi="Times New Roman" w:cs="Times New Roman"/>
+                <w:sz w:val="28"/>
+                <w:szCs w:val="28"/>
+              </w:rPr>
+              <w:t>Land use</w:t>
+            </w:r>
+            <w:r>
+              <w:rPr>
+                <w:rFonts w:ascii="Times New Roman" w:hAnsi="Times New Roman" w:cs="Times New Roman"/>
+                <w:sz w:val="28"/>
+                <w:szCs w:val="28"/>
+              </w:rPr>
+              <w:t xml:space="preserve">, </w:t>
+            </w:r>
+            <w:r>
+              <w:rPr>
+                <w:rFonts w:ascii="Times New Roman" w:hAnsi="Times New Roman" w:cs="Times New Roman"/>
+                <w:sz w:val="28"/>
+                <w:szCs w:val="28"/>
+              </w:rPr>
+              <w:t xml:space="preserve">soils, </w:t>
+            </w:r>
+            <w:r>
+              <w:rPr>
+                <w:rFonts w:ascii="Times New Roman" w:hAnsi="Times New Roman" w:cs="Times New Roman"/>
+                <w:sz w:val="28"/>
+                <w:szCs w:val="28"/>
+              </w:rPr>
+              <w:t xml:space="preserve">field boundaries, </w:t>
+            </w:r>
+            <w:r>
+              <w:rPr>
+                <w:rFonts w:ascii="Times New Roman" w:hAnsi="Times New Roman" w:cs="Times New Roman"/>
+                <w:sz w:val="28"/>
+                <w:szCs w:val="28"/>
+              </w:rPr>
+              <w:t>DEM</w:t>
+            </w:r>
+          </w:p>
+          <w:p>
+            <w:pPr>
+              <w:ind w:left="342"/>
+              <w:rPr>
+                <w:rFonts w:ascii="Times New Roman" w:hAnsi="Times New Roman" w:cs="Times New Roman"/>
+                <w:sz w:val="28"/>
+                <w:szCs w:val="28"/>
+              </w:rPr>
+            </w:pPr>
+            <w:r>
+              <w:rPr>
+                <w:rFonts w:ascii="Times New Roman" w:hAnsi="Times New Roman" w:cs="Times New Roman"/>
+                <w:i/>
+                <w:sz w:val="28"/>
+                <w:szCs w:val="28"/>
+              </w:rPr>
+              <w:t>Output</w:t>
+            </w:r>
+            <w:r>
+              <w:rPr>
+                <w:rFonts w:ascii="Times New Roman" w:hAnsi="Times New Roman" w:cs="Times New Roman"/>
+                <w:sz w:val="28"/>
+                <w:szCs w:val="28"/>
+              </w:rPr>
+              <w:t xml:space="preserve">: </w:t>
+            </w:r>
+            <w:r>
+              <w:rPr>
+                <w:rFonts w:ascii="Times New Roman" w:hAnsi="Times New Roman" w:cs="Times New Roman"/>
+                <w:sz w:val="28"/>
+                <w:szCs w:val="28"/>
+              </w:rPr>
+              <w:t>vegetative practice locations,</w:t>
+            </w:r>
+            <w:r>
+              <w:rPr>
+                <w:rFonts w:ascii="Times New Roman" w:hAnsi="Times New Roman" w:cs="Times New Roman"/>
+                <w:sz w:val="28"/>
+                <w:szCs w:val="28"/>
+              </w:rPr>
+              <w:t xml:space="preserve"> </w:t>
+            </w:r>
+            <w:r>
+              <w:rPr>
+                <w:rFonts w:ascii="Times New Roman" w:hAnsi="Times New Roman" w:cs="Times New Roman"/>
+                <w:sz w:val="28"/>
+                <w:szCs w:val="28"/>
+              </w:rPr>
+              <w:t>SVI</w:t>
+            </w:r>
+            <w:r>
+              <w:rPr>
+                <w:rFonts w:ascii="Times New Roman" w:hAnsi="Times New Roman" w:cs="Times New Roman"/>
+                <w:sz w:val="28"/>
+                <w:szCs w:val="28"/>
+              </w:rPr>
+              <w:t xml:space="preserve"> classes</w:t>
+            </w:r>
+            <w:r>
+              <w:rPr>
+                <w:rFonts w:ascii="Times New Roman" w:hAnsi="Times New Roman" w:cs="Times New Roman"/>
+                <w:sz w:val="28"/>
+                <w:szCs w:val="28"/>
+              </w:rPr>
+              <w:t xml:space="preserve">, </w:t>
+            </w:r>
+            <w:r>
+              <w:rPr>
+                <w:rFonts w:ascii="Times New Roman" w:hAnsi="Times New Roman" w:cs="Times New Roman"/>
+                <w:sz w:val="28"/>
+                <w:szCs w:val="28"/>
+              </w:rPr>
+              <w:t>surface flow paths</w:t>
+            </w:r>
+            <w:r>
+              <w:rPr>
+                <w:rFonts w:ascii="Times New Roman" w:hAnsi="Times New Roman" w:cs="Times New Roman"/>
+                <w:sz w:val="28"/>
+                <w:szCs w:val="28"/>
+              </w:rPr>
+              <w:t>, saturated buffers</w:t>
+            </w:r>
+          </w:p>
+          <w:p>
+            <w:pPr>
+              <w:rPr>
+                <w:rFonts w:ascii="Times New Roman" w:hAnsi="Times New Roman" w:cs="Times New Roman"/>
+                <w:b/>
+                <w:sz w:val="28"/>
+                <w:szCs w:val="28"/>
+              </w:rPr>
+            </w:pPr>
+          </w:p>
+          <w:p>
+            <w:pPr>
+              <w:rPr>
+                <w:rFonts w:ascii="Times New Roman" w:hAnsi="Times New Roman" w:cs="Times New Roman"/>
+                <w:b/>
+                <w:sz w:val="28"/>
+                <w:szCs w:val="28"/>
+              </w:rPr>
+            </w:pPr>
+            <w:r>
+              <w:rPr>
+                <w:rFonts w:ascii="Times New Roman" w:hAnsi="Times New Roman" w:cs="Times New Roman"/>
+                <w:b/>
+                <w:sz w:val="28"/>
+                <w:szCs w:val="28"/>
+              </w:rPr>
+              <w:t xml:space="preserve">Building the </w:t>
             </w:r>
             <w:proofErr w:type="spellStart"/>
             <w:r>
               <w:rPr>
                 <w:rFonts w:ascii="Times New Roman" w:hAnsi="Times New Roman" w:cs="Times New Roman"/>
-                <w:sz w:val="28"/>
-                <w:szCs w:val="28"/>
-              </w:rPr>
-              <w:t>h</w:t>
-            </w:r>
-            <w:r>
-              <w:rPr>
-                <w:rFonts w:ascii="Times New Roman" w:hAnsi="Times New Roman" w:cs="Times New Roman"/>
-                <w:sz w:val="28"/>
-                <w:szCs w:val="28"/>
-              </w:rPr>
-              <w:t>DEM</w:t>
+                <w:b/>
+                <w:sz w:val="28"/>
+                <w:szCs w:val="28"/>
+              </w:rPr>
+              <w:t>bioeconomy</w:t>
             </w:r>
             <w:proofErr w:type="spellEnd"/>
           </w:p>
@@ -335,128 +480,27 @@
             <w:r>
               <w:rPr>
                 <w:rFonts w:ascii="Times New Roman" w:hAnsi="Times New Roman" w:cs="Times New Roman"/>
-                <w:i/>
-                <w:sz w:val="28"/>
-                <w:szCs w:val="28"/>
-              </w:rPr>
-              <w:t>Output</w:t>
-            </w:r>
-            <w:r>
-              <w:rPr>
-                <w:rFonts w:ascii="Times New Roman" w:hAnsi="Times New Roman" w:cs="Times New Roman"/>
-                <w:sz w:val="28"/>
-                <w:szCs w:val="28"/>
-              </w:rPr>
-              <w:t>: soil drainage, SVI, updated stream networks</w:t>
-            </w:r>
-            <w:r>
-              <w:rPr>
-                <w:rFonts w:ascii="Times New Roman" w:hAnsi="Times New Roman" w:cs="Times New Roman"/>
-                <w:sz w:val="28"/>
-                <w:szCs w:val="28"/>
-              </w:rPr>
-              <w:t>,</w:t>
-            </w:r>
-            <w:r>
-              <w:rPr>
-                <w:rFonts w:ascii="Times New Roman" w:hAnsi="Times New Roman" w:cs="Times New Roman"/>
-                <w:sz w:val="28"/>
-                <w:szCs w:val="28"/>
-              </w:rPr>
-              <w:t xml:space="preserve"> saturated buffers, contour buffer strips, nutrient removal wetlands, prairie, </w:t>
-            </w:r>
-            <w:r>
-              <w:rPr>
-                <w:rFonts w:ascii="Times New Roman" w:hAnsi="Times New Roman" w:cs="Times New Roman"/>
-                <w:sz w:val="28"/>
-                <w:szCs w:val="28"/>
-              </w:rPr>
-              <w:t>winter rye</w:t>
-            </w:r>
-          </w:p>
-          <w:p>
-            <w:pPr>
-              <w:rPr>
-                <w:rFonts w:ascii="Times New Roman" w:hAnsi="Times New Roman" w:cs="Times New Roman"/>
-                <w:b/>
-                <w:sz w:val="28"/>
-                <w:szCs w:val="28"/>
-              </w:rPr>
-            </w:pPr>
-            <w:r>
-              <w:rPr>
-                <w:rFonts w:ascii="Times New Roman" w:hAnsi="Times New Roman" w:cs="Times New Roman"/>
-                <w:b/>
-                <w:sz w:val="28"/>
-                <w:szCs w:val="28"/>
-              </w:rPr>
-              <w:t xml:space="preserve">Building the </w:t>
-            </w:r>
-            <w:proofErr w:type="spellStart"/>
-            <w:r>
-              <w:rPr>
-                <w:rFonts w:ascii="Times New Roman" w:hAnsi="Times New Roman" w:cs="Times New Roman"/>
-                <w:b/>
-                <w:sz w:val="28"/>
-                <w:szCs w:val="28"/>
-              </w:rPr>
-              <w:t>bioeconomy</w:t>
-            </w:r>
-            <w:proofErr w:type="spellEnd"/>
-            <w:r>
-              <w:rPr>
-                <w:rFonts w:ascii="Times New Roman" w:hAnsi="Times New Roman" w:cs="Times New Roman"/>
-                <w:b/>
-                <w:sz w:val="28"/>
-                <w:szCs w:val="28"/>
-              </w:rPr>
-              <w:t xml:space="preserve"> scenario</w:t>
-            </w:r>
-          </w:p>
-          <w:p>
-            <w:pPr>
-              <w:ind w:left="342"/>
-              <w:rPr>
-                <w:rFonts w:ascii="Times New Roman" w:hAnsi="Times New Roman" w:cs="Times New Roman"/>
-                <w:sz w:val="28"/>
-                <w:szCs w:val="28"/>
-              </w:rPr>
-            </w:pPr>
-            <w:r>
-              <w:rPr>
-                <w:rFonts w:ascii="Times New Roman" w:hAnsi="Times New Roman" w:cs="Times New Roman"/>
-                <w:sz w:val="28"/>
-                <w:szCs w:val="28"/>
-              </w:rPr>
-              <w:t xml:space="preserve">Filtering ACPF conservation practice output locations based on </w:t>
-            </w:r>
-            <w:r>
-              <w:rPr>
-                <w:rFonts w:ascii="Times New Roman" w:hAnsi="Times New Roman" w:cs="Times New Roman"/>
-                <w:sz w:val="28"/>
-                <w:szCs w:val="28"/>
-              </w:rPr>
-              <w:t xml:space="preserve">overlapping </w:t>
-            </w:r>
-            <w:r>
-              <w:rPr>
-                <w:rFonts w:ascii="Times New Roman" w:hAnsi="Times New Roman" w:cs="Times New Roman"/>
-                <w:sz w:val="28"/>
-                <w:szCs w:val="28"/>
-              </w:rPr>
-              <w:t>objectives.</w:t>
-            </w:r>
-          </w:p>
-          <w:p>
-            <w:pPr>
-              <w:ind w:left="342"/>
-              <w:rPr>
-                <w:rFonts w:ascii="Times New Roman" w:hAnsi="Times New Roman" w:cs="Times New Roman"/>
-                <w:b/>
-                <w:sz w:val="28"/>
-                <w:szCs w:val="28"/>
-              </w:rPr>
-            </w:pPr>
+                <w:sz w:val="28"/>
+                <w:szCs w:val="28"/>
+              </w:rPr>
+              <w:t>Query practices using</w:t>
+            </w:r>
+            <w:r>
+              <w:rPr>
+                <w:rFonts w:ascii="Times New Roman" w:hAnsi="Times New Roman" w:cs="Times New Roman"/>
+                <w:sz w:val="28"/>
+                <w:szCs w:val="28"/>
+              </w:rPr>
+              <w:t xml:space="preserve"> </w:t>
+            </w:r>
+            <w:r>
+              <w:rPr>
+                <w:rFonts w:ascii="Times New Roman" w:hAnsi="Times New Roman" w:cs="Times New Roman"/>
+                <w:sz w:val="28"/>
+                <w:szCs w:val="28"/>
+              </w:rPr>
+              <w:t>planning criteria</w:t>
+            </w:r>
           </w:p>
         </w:tc>
       </w:tr>
@@ -635,6 +679,17 @@
           </w:p>
           <w:p>
             <w:pPr>
+              <w:pStyle w:val="ListParagraph"/>
+              <w:ind w:left="342"/>
+              <w:rPr>
+                <w:rFonts w:ascii="Times New Roman" w:hAnsi="Times New Roman" w:cs="Times New Roman"/>
+                <w:sz w:val="28"/>
+                <w:szCs w:val="28"/>
+              </w:rPr>
+            </w:pPr>
+          </w:p>
+          <w:p>
+            <w:pPr>
               <w:rPr>
                 <w:rFonts w:ascii="Times New Roman" w:hAnsi="Times New Roman" w:cs="Times New Roman"/>
                 <w:b/>
@@ -699,21 +754,49 @@
               </w:rPr>
               <w:t xml:space="preserve"> </w:t>
             </w:r>
-            <w:proofErr w:type="spellStart"/>
-            <w:r>
-              <w:rPr>
-                <w:rFonts w:ascii="Times New Roman" w:hAnsi="Times New Roman" w:cs="Times New Roman"/>
-                <w:sz w:val="28"/>
-              </w:rPr>
-              <w:t>hDEM</w:t>
-            </w:r>
-            <w:proofErr w:type="spellEnd"/>
-            <w:r>
-              <w:rPr>
-                <w:rFonts w:ascii="Times New Roman" w:hAnsi="Times New Roman" w:cs="Times New Roman"/>
-                <w:sz w:val="28"/>
-              </w:rPr>
-              <w:t xml:space="preserve"> derivatives, SSURGO, land use</w:t>
+            <w:r>
+              <w:rPr>
+                <w:rFonts w:ascii="Times New Roman" w:hAnsi="Times New Roman" w:cs="Times New Roman"/>
+                <w:sz w:val="28"/>
+              </w:rPr>
+              <w:t>f</w:t>
+            </w:r>
+            <w:bookmarkStart w:id="0" w:name="_GoBack"/>
+            <w:bookmarkEnd w:id="0"/>
+            <w:r>
+              <w:rPr>
+                <w:rFonts w:ascii="Times New Roman" w:hAnsi="Times New Roman" w:cs="Times New Roman"/>
+                <w:sz w:val="28"/>
+              </w:rPr>
+              <w:t>low paths</w:t>
+            </w:r>
+            <w:r>
+              <w:rPr>
+                <w:rFonts w:ascii="Times New Roman" w:hAnsi="Times New Roman" w:cs="Times New Roman"/>
+                <w:sz w:val="28"/>
+              </w:rPr>
+              <w:t>,</w:t>
+            </w:r>
+            <w:r>
+              <w:rPr>
+                <w:rFonts w:ascii="Times New Roman" w:hAnsi="Times New Roman" w:cs="Times New Roman"/>
+                <w:sz w:val="28"/>
+              </w:rPr>
+              <w:t xml:space="preserve"> </w:t>
+            </w:r>
+            <w:r>
+              <w:rPr>
+                <w:rFonts w:ascii="Times New Roman" w:hAnsi="Times New Roman" w:cs="Times New Roman"/>
+                <w:sz w:val="28"/>
+              </w:rPr>
+              <w:t xml:space="preserve">elevation, </w:t>
+            </w:r>
+            <w:r>
+              <w:rPr>
+                <w:rFonts w:ascii="Times New Roman" w:hAnsi="Times New Roman" w:cs="Times New Roman"/>
+                <w:sz w:val="28"/>
+              </w:rPr>
+              <w:t>SSURGO, land use</w:t>
             </w:r>
           </w:p>
           <w:p>
@@ -745,7 +828,7 @@
                 <w:rFonts w:ascii="Times New Roman" w:hAnsi="Times New Roman" w:cs="Times New Roman"/>
                 <w:sz w:val="28"/>
               </w:rPr>
-              <w:t>Sediment loss raster</w:t>
+              <w:t>Sediment loss</w:t>
             </w:r>
           </w:p>
           <w:p>
@@ -753,7 +836,7 @@
               <w:ind w:left="342"/>
               <w:rPr>
                 <w:rFonts w:ascii="Times New Roman" w:hAnsi="Times New Roman" w:cs="Times New Roman"/>
-                <w:b/>
+                <w:sz w:val="28"/>
               </w:rPr>
             </w:pPr>
           </w:p>
@@ -908,23 +991,41 @@
                 <w:sz w:val="28"/>
                 <w:szCs w:val="28"/>
               </w:rPr>
-              <w:t xml:space="preserve">ediment loss raster, </w:t>
-            </w:r>
-            <w:r>
-              <w:rPr>
-                <w:rFonts w:ascii="Times New Roman" w:hAnsi="Times New Roman" w:cs="Times New Roman"/>
-                <w:sz w:val="28"/>
-                <w:szCs w:val="28"/>
-              </w:rPr>
-              <w:t xml:space="preserve">ACPF conservation practice output, </w:t>
-            </w:r>
-            <w:r>
-              <w:rPr>
-                <w:rFonts w:ascii="Times New Roman" w:hAnsi="Times New Roman" w:cs="Times New Roman"/>
-                <w:sz w:val="28"/>
-                <w:szCs w:val="28"/>
-              </w:rPr>
-              <w:t>IPCC CO</w:t>
+              <w:t xml:space="preserve">ediment loss, </w:t>
+            </w:r>
+            <w:proofErr w:type="spellStart"/>
+            <w:r>
+              <w:rPr>
+                <w:rFonts w:ascii="Times New Roman" w:hAnsi="Times New Roman" w:cs="Times New Roman"/>
+                <w:sz w:val="28"/>
+                <w:szCs w:val="28"/>
+              </w:rPr>
+              <w:t>bioeconomy</w:t>
+            </w:r>
+            <w:proofErr w:type="spellEnd"/>
+            <w:r>
+              <w:rPr>
+                <w:rFonts w:ascii="Times New Roman" w:hAnsi="Times New Roman" w:cs="Times New Roman"/>
+                <w:sz w:val="28"/>
+                <w:szCs w:val="28"/>
+              </w:rPr>
+              <w:t xml:space="preserve"> scenario</w:t>
+            </w:r>
+            <w:r>
+              <w:rPr>
+                <w:rFonts w:ascii="Times New Roman" w:hAnsi="Times New Roman" w:cs="Times New Roman"/>
+                <w:sz w:val="28"/>
+                <w:szCs w:val="28"/>
+              </w:rPr>
+              <w:t xml:space="preserve">, </w:t>
+            </w:r>
+            <w:r>
+              <w:rPr>
+                <w:rFonts w:ascii="Times New Roman" w:hAnsi="Times New Roman" w:cs="Times New Roman"/>
+                <w:sz w:val="28"/>
+                <w:szCs w:val="28"/>
+              </w:rPr>
+              <w:t>CO</w:t>
             </w:r>
             <w:r>
               <w:rPr>
@@ -958,23 +1059,31 @@
                 <w:sz w:val="28"/>
                 <w:szCs w:val="28"/>
               </w:rPr>
-              <w:t xml:space="preserve">O EF, </w:t>
-            </w:r>
-            <w:r>
-              <w:rPr>
-                <w:rFonts w:ascii="Times New Roman" w:hAnsi="Times New Roman" w:cs="Times New Roman"/>
-                <w:sz w:val="28"/>
-                <w:szCs w:val="28"/>
-              </w:rPr>
-              <w:t>direct</w:t>
-            </w:r>
-            <w:r>
-              <w:rPr>
-                <w:rFonts w:ascii="Times New Roman" w:hAnsi="Times New Roman" w:cs="Times New Roman"/>
-                <w:sz w:val="28"/>
-                <w:szCs w:val="28"/>
-              </w:rPr>
-              <w:t xml:space="preserve"> cost</w:t>
+              <w:t xml:space="preserve">O </w:t>
+            </w:r>
+            <w:r>
+              <w:rPr>
+                <w:rFonts w:ascii="Times New Roman" w:hAnsi="Times New Roman" w:cs="Times New Roman"/>
+                <w:sz w:val="28"/>
+                <w:szCs w:val="28"/>
+              </w:rPr>
+              <w:t>EF</w:t>
+            </w:r>
+            <w:r>
+              <w:rPr>
+                <w:rFonts w:ascii="Times New Roman" w:hAnsi="Times New Roman" w:cs="Times New Roman"/>
+                <w:sz w:val="28"/>
+                <w:szCs w:val="28"/>
+              </w:rPr>
+              <w:t>,</w:t>
+            </w:r>
+            <w:r>
+              <w:rPr>
+                <w:rFonts w:ascii="Times New Roman" w:hAnsi="Times New Roman" w:cs="Times New Roman"/>
+                <w:sz w:val="28"/>
+                <w:szCs w:val="28"/>
+              </w:rPr>
+              <w:t xml:space="preserve"> cost of production</w:t>
             </w:r>
           </w:p>
           <w:p>
@@ -1012,15 +1121,82 @@
                 <w:sz w:val="28"/>
                 <w:szCs w:val="28"/>
               </w:rPr>
-              <w:t>Pollutant reductions</w:t>
-            </w:r>
-            <w:r>
-              <w:rPr>
-                <w:rFonts w:ascii="Times New Roman" w:hAnsi="Times New Roman" w:cs="Times New Roman"/>
-                <w:sz w:val="28"/>
-                <w:szCs w:val="28"/>
-              </w:rPr>
-              <w:t>, wildlife habitat patches</w:t>
+              <w:t>NO</w:t>
+            </w:r>
+            <w:r>
+              <w:rPr>
+                <w:rFonts w:ascii="Times New Roman" w:hAnsi="Times New Roman" w:cs="Times New Roman"/>
+                <w:sz w:val="28"/>
+                <w:szCs w:val="28"/>
+                <w:vertAlign w:val="subscript"/>
+              </w:rPr>
+              <w:t>3</w:t>
+            </w:r>
+            <w:r>
+              <w:rPr>
+                <w:rFonts w:ascii="Times New Roman" w:hAnsi="Times New Roman" w:cs="Times New Roman"/>
+                <w:sz w:val="28"/>
+                <w:szCs w:val="28"/>
+              </w:rPr>
+              <w:t xml:space="preserve">, sediment, </w:t>
+            </w:r>
+            <w:r>
+              <w:rPr>
+                <w:rFonts w:ascii="Times New Roman" w:hAnsi="Times New Roman" w:cs="Times New Roman"/>
+                <w:sz w:val="28"/>
+                <w:szCs w:val="28"/>
+              </w:rPr>
+              <w:t>CO</w:t>
+            </w:r>
+            <w:r>
+              <w:rPr>
+                <w:rFonts w:ascii="Times New Roman" w:hAnsi="Times New Roman" w:cs="Times New Roman"/>
+                <w:sz w:val="28"/>
+                <w:szCs w:val="28"/>
+                <w:vertAlign w:val="subscript"/>
+              </w:rPr>
+              <w:t>2</w:t>
+            </w:r>
+            <w:r>
+              <w:rPr>
+                <w:rFonts w:ascii="Times New Roman" w:hAnsi="Times New Roman" w:cs="Times New Roman"/>
+                <w:sz w:val="28"/>
+                <w:szCs w:val="28"/>
+              </w:rPr>
+              <w:t>,</w:t>
+            </w:r>
+            <w:r>
+              <w:rPr>
+                <w:rFonts w:ascii="Times New Roman" w:hAnsi="Times New Roman" w:cs="Times New Roman"/>
+                <w:sz w:val="28"/>
+                <w:szCs w:val="28"/>
+              </w:rPr>
+              <w:t xml:space="preserve"> and N</w:t>
+            </w:r>
+            <w:r>
+              <w:rPr>
+                <w:rFonts w:ascii="Times New Roman" w:hAnsi="Times New Roman" w:cs="Times New Roman"/>
+                <w:sz w:val="28"/>
+                <w:szCs w:val="28"/>
+                <w:vertAlign w:val="subscript"/>
+              </w:rPr>
+              <w:t>2</w:t>
+            </w:r>
+            <w:r>
+              <w:rPr>
+                <w:rFonts w:ascii="Times New Roman" w:hAnsi="Times New Roman" w:cs="Times New Roman"/>
+                <w:sz w:val="28"/>
+                <w:szCs w:val="28"/>
+              </w:rPr>
+              <w:t>O reduction; biomass yield, energy potential,</w:t>
+            </w:r>
+            <w:r>
+              <w:rPr>
+                <w:rFonts w:ascii="Times New Roman" w:hAnsi="Times New Roman" w:cs="Times New Roman"/>
+                <w:sz w:val="28"/>
+                <w:szCs w:val="28"/>
+              </w:rPr>
+              <w:t xml:space="preserve"> wildlife habitat patches</w:t>
             </w:r>
             <w:r>
               <w:rPr>
@@ -1052,15 +1228,7 @@
                 <w:sz w:val="28"/>
                 <w:szCs w:val="28"/>
               </w:rPr>
-              <w:t xml:space="preserve">total cost of </w:t>
-            </w:r>
-            <w:r>
-              <w:rPr>
-                <w:rFonts w:ascii="Times New Roman" w:hAnsi="Times New Roman" w:cs="Times New Roman"/>
-                <w:sz w:val="28"/>
-                <w:szCs w:val="28"/>
-              </w:rPr>
-              <w:t>land management changes</w:t>
+              <w:t>total cost</w:t>
             </w:r>
             <w:r>
               <w:rPr>
@@ -1145,47 +1313,23 @@
                 <w:sz w:val="28"/>
                 <w:szCs w:val="28"/>
               </w:rPr>
-              <w:t xml:space="preserve">cropping history, </w:t>
-            </w:r>
-            <w:r>
-              <w:rPr>
-                <w:rFonts w:ascii="Times New Roman" w:hAnsi="Times New Roman" w:cs="Times New Roman"/>
-                <w:sz w:val="28"/>
-                <w:szCs w:val="28"/>
-              </w:rPr>
-              <w:t xml:space="preserve">annual </w:t>
-            </w:r>
-            <w:r>
-              <w:rPr>
-                <w:rFonts w:ascii="Times New Roman" w:hAnsi="Times New Roman" w:cs="Times New Roman"/>
-                <w:sz w:val="28"/>
-                <w:szCs w:val="28"/>
-              </w:rPr>
-              <w:t xml:space="preserve">corn and soybean production costs, </w:t>
-            </w:r>
-            <w:r>
-              <w:rPr>
-                <w:rFonts w:ascii="Times New Roman" w:hAnsi="Times New Roman" w:cs="Times New Roman"/>
-                <w:sz w:val="28"/>
-                <w:szCs w:val="28"/>
-              </w:rPr>
-              <w:t>annual</w:t>
-            </w:r>
-            <w:r>
-              <w:rPr>
-                <w:rFonts w:ascii="Times New Roman" w:hAnsi="Times New Roman" w:cs="Times New Roman"/>
-                <w:sz w:val="28"/>
-                <w:szCs w:val="28"/>
-              </w:rPr>
-              <w:t xml:space="preserve"> crop</w:t>
-            </w:r>
-            <w:r>
-              <w:rPr>
-                <w:rFonts w:ascii="Times New Roman" w:hAnsi="Times New Roman" w:cs="Times New Roman"/>
-                <w:sz w:val="28"/>
-                <w:szCs w:val="28"/>
-              </w:rPr>
-              <w:t xml:space="preserve"> market prices, CSR2, county average yields</w:t>
+              <w:t>land use, production costs</w:t>
+            </w:r>
+            <w:r>
+              <w:rPr>
+                <w:rFonts w:ascii="Times New Roman" w:hAnsi="Times New Roman" w:cs="Times New Roman"/>
+                <w:sz w:val="28"/>
+                <w:szCs w:val="28"/>
+              </w:rPr>
+              <w:t xml:space="preserve">, </w:t>
+            </w:r>
+            <w:r>
+              <w:rPr>
+                <w:rFonts w:ascii="Times New Roman" w:hAnsi="Times New Roman" w:cs="Times New Roman"/>
+                <w:sz w:val="28"/>
+                <w:szCs w:val="28"/>
+              </w:rPr>
+              <w:t>market prices, CSR2, county yields</w:t>
             </w:r>
           </w:p>
           <w:p>
@@ -1231,6 +1375,138 @@
       </w:tr>
     </w:tbl>
     <w:p>
+      <w:r>
+        <w:rPr>
+          <w:noProof/>
+        </w:rPr>
+        <w:drawing>
+          <wp:anchor distT="0" distB="0" distL="114300" distR="114300" simplePos="0" relativeHeight="251673600" behindDoc="0" locked="0" layoutInCell="1" allowOverlap="1" wp14:anchorId="5EF1209C" wp14:editId="637CEF0A">
+            <wp:simplePos x="0" y="0"/>
+            <wp:positionH relativeFrom="column">
+              <wp:posOffset>5152115</wp:posOffset>
+            </wp:positionH>
+            <wp:positionV relativeFrom="paragraph">
+              <wp:posOffset>129212</wp:posOffset>
+            </wp:positionV>
+            <wp:extent cx="1949096" cy="976063"/>
+            <wp:effectExtent l="0" t="152400" r="0" b="71755"/>
+            <wp:wrapNone/>
+            <wp:docPr id="10" name="Picture 10" descr="Anaerobic Digestion: Over 550 Royalty-Free Licensable Stock Illustrations &amp;  Drawings | Shutterstock"/>
+            <wp:cNvGraphicFramePr>
+              <a:graphicFrameLocks xmlns:a="http://schemas.openxmlformats.org/drawingml/2006/main" noChangeAspect="1"/>
+            </wp:cNvGraphicFramePr>
+            <a:graphic xmlns:a="http://schemas.openxmlformats.org/drawingml/2006/main">
+              <a:graphicData uri="http://schemas.openxmlformats.org/drawingml/2006/picture">
+                <pic:pic xmlns:pic="http://schemas.openxmlformats.org/drawingml/2006/picture">
+                  <pic:nvPicPr>
+                    <pic:cNvPr id="0" name="Picture 1" descr="Anaerobic Digestion: Over 550 Royalty-Free Licensable Stock Illustrations &amp;  Drawings | Shutterstock"/>
+                    <pic:cNvPicPr>
+                      <a:picLocks noChangeAspect="1" noChangeArrowheads="1"/>
+                    </pic:cNvPicPr>
+                  </pic:nvPicPr>
+                  <pic:blipFill>
+                    <a:blip r:embed="rId6" cstate="print">
+                      <a:extLst>
+                        <a:ext uri="{BEBA8EAE-BF5A-486C-A8C5-ECC9F3942E4B}">
+                          <a14:imgProps xmlns:a14="http://schemas.microsoft.com/office/drawing/2010/main">
+                            <a14:imgLayer r:embed="rId7">
+                              <a14:imgEffect>
+                                <a14:backgroundRemoval t="5000" b="90000" l="2667" r="99167">
+                                  <a14:foregroundMark x1="81500" y1="7667" x2="74833" y2="5333"/>
+                                  <a14:foregroundMark x1="62333" y1="66667" x2="62333" y2="66667"/>
+                                  <a14:foregroundMark x1="48167" y1="89333" x2="48167" y2="89333"/>
+                                  <a14:foregroundMark x1="43167" y1="88667" x2="43167" y2="88667"/>
+                                  <a14:foregroundMark x1="26167" y1="80333" x2="26167" y2="80333"/>
+                                  <a14:foregroundMark x1="26000" y1="78000" x2="26000" y2="78000"/>
+                                  <a14:foregroundMark x1="25500" y1="75667" x2="25500" y2="75667"/>
+                                  <a14:foregroundMark x1="24500" y1="69333" x2="24500" y2="69333"/>
+                                  <a14:foregroundMark x1="20833" y1="63333" x2="20833" y2="63333"/>
+                                  <a14:foregroundMark x1="19667" y1="66333" x2="19667" y2="66333"/>
+                                  <a14:foregroundMark x1="20000" y1="64000" x2="20000" y2="64000"/>
+                                  <a14:foregroundMark x1="28667" y1="62333" x2="23500" y2="55000"/>
+                                  <a14:foregroundMark x1="22833" y1="58333" x2="22167" y2="56000"/>
+                                  <a14:foregroundMark x1="56833" y1="80000" x2="48000" y2="87333"/>
+                                  <a14:foregroundMark x1="11667" y1="69000" x2="21167" y2="78333"/>
+                                  <a14:foregroundMark x1="31500" y1="76667" x2="33500" y2="79333"/>
+                                  <a14:foregroundMark x1="3667" y1="56667" x2="7667" y2="63667"/>
+                                  <a14:foregroundMark x1="2667" y1="60000" x2="7833" y2="62333"/>
+                                  <a14:foregroundMark x1="10167" y1="38000" x2="16000" y2="43667"/>
+                                  <a14:foregroundMark x1="11167" y1="33667" x2="14833" y2="38333"/>
+                                  <a14:foregroundMark x1="24833" y1="17333" x2="31167" y2="23000"/>
+                                  <a14:foregroundMark x1="28500" y1="23000" x2="27167" y2="37000"/>
+                                  <a14:foregroundMark x1="28167" y1="32000" x2="28667" y2="40000"/>
+                                  <a14:foregroundMark x1="27500" y1="14333" x2="27000" y2="20000"/>
+                                  <a14:foregroundMark x1="12833" y1="42667" x2="13000" y2="52333"/>
+                                  <a14:foregroundMark x1="36333" y1="76000" x2="36333" y2="76000"/>
+                                  <a14:foregroundMark x1="53500" y1="65333" x2="53500" y2="65333"/>
+                                  <a14:foregroundMark x1="73333" y1="65000" x2="74833" y2="72000"/>
+                                  <a14:foregroundMark x1="51833" y1="61333" x2="50500" y2="70000"/>
+                                  <a14:foregroundMark x1="76167" y1="46333" x2="80167" y2="46000"/>
+                                  <a14:foregroundMark x1="84833" y1="40000" x2="84833" y2="40000"/>
+                                  <a14:foregroundMark x1="87667" y1="35000" x2="87667" y2="35000"/>
+                                  <a14:foregroundMark x1="90833" y1="32667" x2="90167" y2="33000"/>
+                                  <a14:foregroundMark x1="93667" y1="37333" x2="93000" y2="38000"/>
+                                  <a14:foregroundMark x1="89000" y1="42333" x2="88500" y2="42667"/>
+                                  <a14:foregroundMark x1="86167" y1="45333" x2="84000" y2="49000"/>
+                                  <a14:foregroundMark x1="79833" y1="53000" x2="79167" y2="54333"/>
+                                  <a14:foregroundMark x1="71500" y1="50333" x2="93500" y2="46333"/>
+                                  <a14:foregroundMark x1="93500" y1="46333" x2="89333" y2="24333"/>
+                                  <a14:foregroundMark x1="90500" y1="27333" x2="99167" y2="37667"/>
+                                  <a14:foregroundMark x1="32500" y1="34667" x2="32500" y2="34667"/>
+                                  <a14:foregroundMark x1="13333" y1="51333" x2="13500" y2="59333"/>
+                                  <a14:foregroundMark x1="12167" y1="51333" x2="11333" y2="56667"/>
+                                  <a14:foregroundMark x1="25500" y1="63333" x2="27833" y2="64667"/>
+                                  <a14:foregroundMark x1="24167" y1="54333" x2="29167" y2="61333"/>
+                                  <a14:foregroundMark x1="13167" y1="31000" x2="12833" y2="33333"/>
+                                  <a14:foregroundMark x1="13167" y1="32667" x2="24167" y2="21000"/>
+                                  <a14:foregroundMark x1="26167" y1="19667" x2="14667" y2="36667"/>
+                                  <a14:foregroundMark x1="14167" y1="39000" x2="31500" y2="21333"/>
+                                  <a14:foregroundMark x1="27667" y1="26000" x2="16000" y2="37000"/>
+                                  <a14:foregroundMark x1="15167" y1="41333" x2="24500" y2="33333"/>
+                                  <a14:foregroundMark x1="28000" y1="33000" x2="30833" y2="26667"/>
+                                  <a14:foregroundMark x1="28833" y1="38667" x2="33333" y2="33667"/>
+                                  <a14:foregroundMark x1="25167" y1="75667" x2="24167" y2="76000"/>
+                                  <a14:foregroundMark x1="10000" y1="37333" x2="5833" y2="53667"/>
+                                </a14:backgroundRemoval>
+                              </a14:imgEffect>
+                            </a14:imgLayer>
+                          </a14:imgProps>
+                        </a:ext>
+                        <a:ext uri="{28A0092B-C50C-407E-A947-70E740481C1C}">
+                          <a14:useLocalDpi xmlns:a14="http://schemas.microsoft.com/office/drawing/2010/main" val="0"/>
+                        </a:ext>
+                      </a:extLst>
+                    </a:blip>
+                    <a:srcRect/>
+                    <a:stretch>
+                      <a:fillRect/>
+                    </a:stretch>
+                  </pic:blipFill>
+                  <pic:spPr bwMode="auto">
+                    <a:xfrm rot="20687873">
+                      <a:off x="0" y="0"/>
+                      <a:ext cx="1949096" cy="976063"/>
+                    </a:xfrm>
+                    <a:prstGeom prst="rect">
+                      <a:avLst/>
+                    </a:prstGeom>
+                    <a:noFill/>
+                    <a:ln>
+                      <a:noFill/>
+                    </a:ln>
+                  </pic:spPr>
+                </pic:pic>
+              </a:graphicData>
+            </a:graphic>
+            <wp14:sizeRelH relativeFrom="margin">
+              <wp14:pctWidth>0</wp14:pctWidth>
+            </wp14:sizeRelH>
+            <wp14:sizeRelV relativeFrom="margin">
+              <wp14:pctHeight>0</wp14:pctHeight>
+            </wp14:sizeRelV>
+          </wp:anchor>
+        </w:drawing>
+      </w:r>
       <w:r>
         <w:rPr>
           <w:noProof/>
@@ -1271,7 +1547,7 @@
                           </pic:cNvPicPr>
                         </pic:nvPicPr>
                         <pic:blipFill>
-                          <a:blip r:embed="rId6" cstate="print">
+                          <a:blip r:embed="rId8" cstate="print">
                             <a:extLst>
                               <a:ext uri="{28A0092B-C50C-407E-A947-70E740481C1C}">
                                 <a14:useLocalDpi xmlns:a14="http://schemas.microsoft.com/office/drawing/2010/main" val="0"/>
@@ -1307,11 +1583,11 @@
                           </pic:cNvPicPr>
                         </pic:nvPicPr>
                         <pic:blipFill>
-                          <a:blip r:embed="rId7" cstate="print">
+                          <a:blip r:embed="rId9" cstate="print">
                             <a:extLst>
                               <a:ext uri="{BEBA8EAE-BF5A-486C-A8C5-ECC9F3942E4B}">
                                 <a14:imgProps xmlns:a14="http://schemas.microsoft.com/office/drawing/2010/main">
-                                  <a14:imgLayer r:embed="rId8">
+                                  <a14:imgLayer r:embed="rId10">
                                     <a14:imgEffect>
                                       <a14:backgroundRemoval t="9699" b="93980" l="9972" r="89744">
                                         <a14:foregroundMark x1="52137" y1="84448" x2="63390" y2="93645"/>
@@ -1358,7 +1634,7 @@
           </mc:Choice>
           <mc:Fallback>
             <w:pict>
-              <v:group w14:anchorId="2CC24F90" id="Group 19" o:spid="_x0000_s1026" style="position:absolute;margin-left:310.95pt;margin-top:11.75pt;width:83.15pt;height:72.7pt;z-index:251676672;mso-width-relative:margin;mso-height-relative:margin" coordsize="12509,12192" o:gfxdata="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">
+              <v:group w14:anchorId="3D6E20B9" id="Group 19" o:spid="_x0000_s1026" style="position:absolute;margin-left:310.95pt;margin-top:11.75pt;width:83.15pt;height:72.7pt;z-index:251676672;mso-width-relative:margin;mso-height-relative:margin" coordsize="12509,12192" o:gfxdata="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">
                 <v:shapetype id="_x0000_t75" coordsize="21600,21600" o:spt="75" o:preferrelative="t" path="m@4@5l@4@11@9@11@9@5xe" filled="f" stroked="f">
                   <v:stroke joinstyle="miter"/>
                   <v:formulas>
@@ -1379,10 +1655,10 @@
                   <o:lock v:ext="edit" aspectratio="t"/>
                 </v:shapetype>
                 <v:shape id="Picture 13" o:spid="_x0000_s1027" type="#_x0000_t75" alt="Grass" style="position:absolute;width:12509;height:12192;visibility:visible;mso-wrap-style:square" o:gfxdata="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">
-                  <v:imagedata r:id="rId9" o:title="Grass"/>
+                  <v:imagedata r:id="rId11" o:title="Grass"/>
                 </v:shape>
                 <v:shape id="Picture 12" o:spid="_x0000_s1028" type="#_x0000_t75" style="position:absolute;left:2286;top:2438;width:7670;height:6534;visibility:visible;mso-wrap-style:square" o:gfxdata="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">
-                  <v:imagedata r:id="rId10" o:title=""/>
+                  <v:imagedata r:id="rId12" o:title=""/>
                 </v:shape>
               </v:group>
             </w:pict>
@@ -1429,7 +1705,7 @@
                           </pic:cNvPicPr>
                         </pic:nvPicPr>
                         <pic:blipFill rotWithShape="1">
-                          <a:blip r:embed="rId11">
+                          <a:blip r:embed="rId13">
                             <a:duotone>
                               <a:prstClr val="black"/>
                               <a:schemeClr val="accent4">
@@ -1604,7 +1880,7 @@
             <w:pict>
               <v:group id="Group 18" o:spid="_x0000_s1026" style="position:absolute;margin-left:368.2pt;margin-top:-12.9pt;width:104.3pt;height:63.9pt;z-index:251683840;mso-width-relative:margin;mso-height-relative:margin" coordorigin="-530" coordsize="15402,14782" o:gfxdata="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">
                 <v:shape id="Picture 15" o:spid="_x0000_s1027" type="#_x0000_t75" alt="Clouds Icon White Isolated On Green Stock Vector (Royalty Free) 735566458 |  Shutterstock" style="position:absolute;width:14871;height:14782;visibility:visible;mso-wrap-style:square" o:gfxdata="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">
-                  <v:imagedata r:id="rId12" o:title="Clouds Icon White Isolated On Green Stock Vector (Royalty Free) 735566458 |  Shutterstock" cropbottom="4869f" recolortarget="black"/>
+                  <v:imagedata r:id="rId14" o:title="Clouds Icon White Isolated On Green Stock Vector (Royalty Free) 735566458 |  Shutterstock" cropbottom="4869f" recolortarget="black"/>
                 </v:shape>
                 <v:shapetype id="_x0000_t202" coordsize="21600,21600" o:spt="202" path="m,l,21600r21600,l21600,xe">
                   <v:stroke joinstyle="miter"/>
@@ -1775,368 +2051,6 @@
         <mc:AlternateContent>
           <mc:Choice Requires="wps">
             <w:drawing>
-              <wp:anchor distT="45720" distB="45720" distL="114300" distR="114300" simplePos="0" relativeHeight="251702272" behindDoc="0" locked="0" layoutInCell="1" allowOverlap="1" wp14:anchorId="2D1E354D" wp14:editId="7AEF8E1B">
-                <wp:simplePos x="0" y="0"/>
-                <wp:positionH relativeFrom="column">
-                  <wp:posOffset>4476750</wp:posOffset>
-                </wp:positionH>
-                <wp:positionV relativeFrom="paragraph">
-                  <wp:posOffset>6829425</wp:posOffset>
-                </wp:positionV>
-                <wp:extent cx="2593975" cy="1219200"/>
-                <wp:effectExtent l="0" t="0" r="0" b="0"/>
-                <wp:wrapSquare wrapText="bothSides"/>
-                <wp:docPr id="37" name="Text Box 2"/>
-                <wp:cNvGraphicFramePr>
-                  <a:graphicFrameLocks xmlns:a="http://schemas.openxmlformats.org/drawingml/2006/main"/>
-                </wp:cNvGraphicFramePr>
-                <a:graphic xmlns:a="http://schemas.openxmlformats.org/drawingml/2006/main">
-                  <a:graphicData uri="http://schemas.microsoft.com/office/word/2010/wordprocessingShape">
-                    <wps:wsp>
-                      <wps:cNvSpPr txBox="1">
-                        <a:spLocks noChangeArrowheads="1"/>
-                      </wps:cNvSpPr>
-                      <wps:spPr bwMode="auto">
-                        <a:xfrm>
-                          <a:off x="0" y="0"/>
-                          <a:ext cx="2593975" cy="1219200"/>
-                        </a:xfrm>
-                        <a:prstGeom prst="rect">
-                          <a:avLst/>
-                        </a:prstGeom>
-                        <a:noFill/>
-                        <a:ln w="9525">
-                          <a:noFill/>
-                          <a:miter lim="800000"/>
-                          <a:headEnd/>
-                          <a:tailEnd/>
-                        </a:ln>
-                      </wps:spPr>
-                      <wps:txbx>
-                        <w:txbxContent>
-                          <w:p>
-                            <w:pPr>
-                              <w:jc w:val="center"/>
-                              <w:rPr>
-                                <w:rFonts w:ascii="Times New Roman" w:hAnsi="Times New Roman" w:cs="Times New Roman"/>
-                                <w:sz w:val="36"/>
-                                <w:szCs w:val="40"/>
-                              </w:rPr>
-                            </w:pPr>
-                            <w:r>
-                              <w:rPr>
-                                <w:rFonts w:ascii="Times New Roman" w:hAnsi="Times New Roman" w:cs="Times New Roman"/>
-                                <w:sz w:val="36"/>
-                                <w:szCs w:val="40"/>
-                              </w:rPr>
-                              <w:t>Outcomes</w:t>
-                            </w:r>
-                            <w:r>
-                              <w:rPr>
-                                <w:rFonts w:ascii="Times New Roman" w:hAnsi="Times New Roman" w:cs="Times New Roman"/>
-                                <w:sz w:val="36"/>
-                                <w:szCs w:val="40"/>
-                              </w:rPr>
-                              <w:t xml:space="preserve"> (field-scale)</w:t>
-                            </w:r>
-                            <w:r>
-                              <w:rPr>
-                                <w:rFonts w:ascii="Times New Roman" w:hAnsi="Times New Roman" w:cs="Times New Roman"/>
-                                <w:sz w:val="36"/>
-                                <w:szCs w:val="40"/>
-                              </w:rPr>
-                              <w:t>:</w:t>
-                            </w:r>
-                            <w:r>
-                              <w:rPr>
-                                <w:rFonts w:ascii="Times New Roman" w:hAnsi="Times New Roman" w:cs="Times New Roman"/>
-                                <w:sz w:val="36"/>
-                                <w:szCs w:val="40"/>
-                              </w:rPr>
-                              <w:br/>
-                            </w:r>
-                            <w:r>
-                              <w:rPr>
-                                <w:rFonts w:ascii="Times New Roman" w:hAnsi="Times New Roman" w:cs="Times New Roman"/>
-                                <w:sz w:val="36"/>
-                                <w:szCs w:val="40"/>
-                              </w:rPr>
-                              <w:t>NO</w:t>
-                            </w:r>
-                            <w:r>
-                              <w:rPr>
-                                <w:rFonts w:ascii="Times New Roman" w:hAnsi="Times New Roman" w:cs="Times New Roman"/>
-                                <w:sz w:val="36"/>
-                                <w:szCs w:val="40"/>
-                                <w:vertAlign w:val="subscript"/>
-                              </w:rPr>
-                              <w:t xml:space="preserve">3, </w:t>
-                            </w:r>
-                            <w:r>
-                              <w:rPr>
-                                <w:rFonts w:ascii="Times New Roman" w:hAnsi="Times New Roman" w:cs="Times New Roman"/>
-                                <w:sz w:val="36"/>
-                                <w:szCs w:val="40"/>
-                              </w:rPr>
-                              <w:t>sediment, GHG, wildlife habitat, costs</w:t>
-                            </w:r>
-                          </w:p>
-                        </w:txbxContent>
-                      </wps:txbx>
-                      <wps:bodyPr rot="0" vert="horz" wrap="square" lIns="91440" tIns="45720" rIns="91440" bIns="45720" anchor="t" anchorCtr="0">
-                        <a:noAutofit/>
-                      </wps:bodyPr>
-                    </wps:wsp>
-                  </a:graphicData>
-                </a:graphic>
-                <wp14:sizeRelH relativeFrom="margin">
-                  <wp14:pctWidth>0</wp14:pctWidth>
-                </wp14:sizeRelH>
-                <wp14:sizeRelV relativeFrom="margin">
-                  <wp14:pctHeight>0</wp14:pctHeight>
-                </wp14:sizeRelV>
-              </wp:anchor>
-            </w:drawing>
-          </mc:Choice>
-          <mc:Fallback>
-            <w:pict>
-              <v:shape w14:anchorId="2D1E354D" id="Text Box 2" o:spid="_x0000_s1030" type="#_x0000_t202" style="position:absolute;margin-left:352.5pt;margin-top:537.75pt;width:204.25pt;height:96pt;z-index:251702272;visibility:visible;mso-wrap-style:square;mso-width-percent:0;mso-height-percent:0;mso-wrap-distance-left:9pt;mso-wrap-distance-top:3.6pt;mso-wrap-distance-right:9pt;mso-wrap-distance-bottom:3.6pt;mso-position-horizontal:absolute;mso-position-horizontal-relative:text;mso-position-vertical:absolute;mso-position-vertical-relative:text;mso-width-percent:0;mso-height-percent:0;mso-width-relative:margin;mso-height-relative:margin;v-text-anchor:top" o:gfxdata="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" filled="f" stroked="f">
-                <v:textbox>
-                  <w:txbxContent>
-                    <w:p>
-                      <w:pPr>
-                        <w:jc w:val="center"/>
-                        <w:rPr>
-                          <w:rFonts w:ascii="Times New Roman" w:hAnsi="Times New Roman" w:cs="Times New Roman"/>
-                          <w:sz w:val="36"/>
-                          <w:szCs w:val="40"/>
-                        </w:rPr>
-                      </w:pPr>
-                      <w:r>
-                        <w:rPr>
-                          <w:rFonts w:ascii="Times New Roman" w:hAnsi="Times New Roman" w:cs="Times New Roman"/>
-                          <w:sz w:val="36"/>
-                          <w:szCs w:val="40"/>
-                        </w:rPr>
-                        <w:t>Outcomes</w:t>
-                      </w:r>
-                      <w:r>
-                        <w:rPr>
-                          <w:rFonts w:ascii="Times New Roman" w:hAnsi="Times New Roman" w:cs="Times New Roman"/>
-                          <w:sz w:val="36"/>
-                          <w:szCs w:val="40"/>
-                        </w:rPr>
-                        <w:t xml:space="preserve"> (field-scale)</w:t>
-                      </w:r>
-                      <w:r>
-                        <w:rPr>
-                          <w:rFonts w:ascii="Times New Roman" w:hAnsi="Times New Roman" w:cs="Times New Roman"/>
-                          <w:sz w:val="36"/>
-                          <w:szCs w:val="40"/>
-                        </w:rPr>
-                        <w:t>:</w:t>
-                      </w:r>
-                      <w:r>
-                        <w:rPr>
-                          <w:rFonts w:ascii="Times New Roman" w:hAnsi="Times New Roman" w:cs="Times New Roman"/>
-                          <w:sz w:val="36"/>
-                          <w:szCs w:val="40"/>
-                        </w:rPr>
-                        <w:br/>
-                      </w:r>
-                      <w:r>
-                        <w:rPr>
-                          <w:rFonts w:ascii="Times New Roman" w:hAnsi="Times New Roman" w:cs="Times New Roman"/>
-                          <w:sz w:val="36"/>
-                          <w:szCs w:val="40"/>
-                        </w:rPr>
-                        <w:t>NO</w:t>
-                      </w:r>
-                      <w:r>
-                        <w:rPr>
-                          <w:rFonts w:ascii="Times New Roman" w:hAnsi="Times New Roman" w:cs="Times New Roman"/>
-                          <w:sz w:val="36"/>
-                          <w:szCs w:val="40"/>
-                          <w:vertAlign w:val="subscript"/>
-                        </w:rPr>
-                        <w:t xml:space="preserve">3, </w:t>
-                      </w:r>
-                      <w:r>
-                        <w:rPr>
-                          <w:rFonts w:ascii="Times New Roman" w:hAnsi="Times New Roman" w:cs="Times New Roman"/>
-                          <w:sz w:val="36"/>
-                          <w:szCs w:val="40"/>
-                        </w:rPr>
-                        <w:t>sediment, GHG, wildlife habitat, costs</w:t>
-                      </w:r>
-                    </w:p>
-                  </w:txbxContent>
-                </v:textbox>
-                <w10:wrap type="square"/>
-              </v:shape>
-            </w:pict>
-          </mc:Fallback>
-        </mc:AlternateContent>
-      </w:r>
-      <w:r>
-        <w:rPr>
-          <w:noProof/>
-        </w:rPr>
-        <mc:AlternateContent>
-          <mc:Choice Requires="wps">
-            <w:drawing>
-              <wp:anchor distT="45720" distB="45720" distL="114300" distR="114300" simplePos="0" relativeHeight="251716608" behindDoc="0" locked="0" layoutInCell="1" allowOverlap="1" wp14:anchorId="2041F859" wp14:editId="1DE131B2">
-                <wp:simplePos x="0" y="0"/>
-                <wp:positionH relativeFrom="column">
-                  <wp:posOffset>4199890</wp:posOffset>
-                </wp:positionH>
-                <wp:positionV relativeFrom="paragraph">
-                  <wp:posOffset>6343015</wp:posOffset>
-                </wp:positionV>
-                <wp:extent cx="2987040" cy="478790"/>
-                <wp:effectExtent l="0" t="0" r="0" b="0"/>
-                <wp:wrapSquare wrapText="bothSides"/>
-                <wp:docPr id="46" name="Text Box 2"/>
-                <wp:cNvGraphicFramePr>
-                  <a:graphicFrameLocks xmlns:a="http://schemas.openxmlformats.org/drawingml/2006/main"/>
-                </wp:cNvGraphicFramePr>
-                <a:graphic xmlns:a="http://schemas.openxmlformats.org/drawingml/2006/main">
-                  <a:graphicData uri="http://schemas.microsoft.com/office/word/2010/wordprocessingShape">
-                    <wps:wsp>
-                      <wps:cNvSpPr txBox="1">
-                        <a:spLocks noChangeArrowheads="1"/>
-                      </wps:cNvSpPr>
-                      <wps:spPr bwMode="auto">
-                        <a:xfrm>
-                          <a:off x="0" y="0"/>
-                          <a:ext cx="2987040" cy="478790"/>
-                        </a:xfrm>
-                        <a:prstGeom prst="rect">
-                          <a:avLst/>
-                        </a:prstGeom>
-                        <a:noFill/>
-                        <a:ln w="9525">
-                          <a:noFill/>
-                          <a:miter lim="800000"/>
-                          <a:headEnd/>
-                          <a:tailEnd/>
-                        </a:ln>
-                      </wps:spPr>
-                      <wps:txbx>
-                        <w:txbxContent>
-                          <w:p>
-                            <w:pPr>
-                              <w:jc w:val="center"/>
-                              <w:rPr>
-                                <w:rFonts w:ascii="Times New Roman" w:hAnsi="Times New Roman" w:cs="Times New Roman"/>
-                                <w:sz w:val="48"/>
-                                <w:szCs w:val="40"/>
-                              </w:rPr>
-                            </w:pPr>
-                            <w:proofErr w:type="spellStart"/>
-                            <w:r>
-                              <w:rPr>
-                                <w:rFonts w:ascii="Times New Roman" w:hAnsi="Times New Roman" w:cs="Times New Roman"/>
-                                <w:sz w:val="48"/>
-                                <w:szCs w:val="40"/>
-                              </w:rPr>
-                              <w:t>FiNRT</w:t>
-                            </w:r>
-                            <w:proofErr w:type="spellEnd"/>
-                            <w:r>
-                              <w:rPr>
-                                <w:rFonts w:ascii="Times New Roman" w:hAnsi="Times New Roman" w:cs="Times New Roman"/>
-                                <w:sz w:val="48"/>
-                                <w:szCs w:val="40"/>
-                              </w:rPr>
-                              <w:t xml:space="preserve"> + </w:t>
-                            </w:r>
-                            <w:proofErr w:type="spellStart"/>
-                            <w:r>
-                              <w:rPr>
-                                <w:rFonts w:ascii="Times New Roman" w:hAnsi="Times New Roman" w:cs="Times New Roman"/>
-                                <w:sz w:val="48"/>
-                                <w:szCs w:val="40"/>
-                              </w:rPr>
-                              <w:t>GeoProfit</w:t>
-                            </w:r>
-                            <w:proofErr w:type="spellEnd"/>
-                          </w:p>
-                        </w:txbxContent>
-                      </wps:txbx>
-                      <wps:bodyPr rot="0" vert="horz" wrap="square" lIns="91440" tIns="45720" rIns="91440" bIns="45720" anchor="t" anchorCtr="0">
-                        <a:noAutofit/>
-                      </wps:bodyPr>
-                    </wps:wsp>
-                  </a:graphicData>
-                </a:graphic>
-                <wp14:sizeRelH relativeFrom="margin">
-                  <wp14:pctWidth>0</wp14:pctWidth>
-                </wp14:sizeRelH>
-                <wp14:sizeRelV relativeFrom="margin">
-                  <wp14:pctHeight>0</wp14:pctHeight>
-                </wp14:sizeRelV>
-              </wp:anchor>
-            </w:drawing>
-          </mc:Choice>
-          <mc:Fallback>
-            <w:pict>
-              <v:shape w14:anchorId="2041F859" id="_x0000_s1031" type="#_x0000_t202" style="position:absolute;margin-left:330.7pt;margin-top:499.45pt;width:235.2pt;height:37.7pt;z-index:251716608;visibility:visible;mso-wrap-style:square;mso-width-percent:0;mso-height-percent:0;mso-wrap-distance-left:9pt;mso-wrap-distance-top:3.6pt;mso-wrap-distance-right:9pt;mso-wrap-distance-bottom:3.6pt;mso-position-horizontal:absolute;mso-position-horizontal-relative:text;mso-position-vertical:absolute;mso-position-vertical-relative:text;mso-width-percent:0;mso-height-percent:0;mso-width-relative:margin;mso-height-relative:margin;v-text-anchor:top" o:gfxdata="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" filled="f" stroked="f">
-                <v:textbox>
-                  <w:txbxContent>
-                    <w:p>
-                      <w:pPr>
-                        <w:jc w:val="center"/>
-                        <w:rPr>
-                          <w:rFonts w:ascii="Times New Roman" w:hAnsi="Times New Roman" w:cs="Times New Roman"/>
-                          <w:sz w:val="48"/>
-                          <w:szCs w:val="40"/>
-                        </w:rPr>
-                      </w:pPr>
-                      <w:proofErr w:type="spellStart"/>
-                      <w:r>
-                        <w:rPr>
-                          <w:rFonts w:ascii="Times New Roman" w:hAnsi="Times New Roman" w:cs="Times New Roman"/>
-                          <w:sz w:val="48"/>
-                          <w:szCs w:val="40"/>
-                        </w:rPr>
-                        <w:t>FiNRT</w:t>
-                      </w:r>
-                      <w:proofErr w:type="spellEnd"/>
-                      <w:r>
-                        <w:rPr>
-                          <w:rFonts w:ascii="Times New Roman" w:hAnsi="Times New Roman" w:cs="Times New Roman"/>
-                          <w:sz w:val="48"/>
-                          <w:szCs w:val="40"/>
-                        </w:rPr>
-                        <w:t xml:space="preserve"> + </w:t>
-                      </w:r>
-                      <w:proofErr w:type="spellStart"/>
-                      <w:r>
-                        <w:rPr>
-                          <w:rFonts w:ascii="Times New Roman" w:hAnsi="Times New Roman" w:cs="Times New Roman"/>
-                          <w:sz w:val="48"/>
-                          <w:szCs w:val="40"/>
-                        </w:rPr>
-                        <w:t>GeoProfit</w:t>
-                      </w:r>
-                      <w:proofErr w:type="spellEnd"/>
-                    </w:p>
-                  </w:txbxContent>
-                </v:textbox>
-                <w10:wrap type="square"/>
-              </v:shape>
-            </w:pict>
-          </mc:Fallback>
-        </mc:AlternateContent>
-      </w:r>
-      <w:r>
-        <w:rPr>
-          <w:noProof/>
-        </w:rPr>
-        <mc:AlternateContent>
-          <mc:Choice Requires="wps">
-            <w:drawing>
               <wp:anchor distT="45720" distB="45720" distL="114300" distR="114300" simplePos="0" relativeHeight="251695104" behindDoc="0" locked="0" layoutInCell="1" allowOverlap="1">
                 <wp:simplePos x="0" y="0"/>
                 <wp:positionH relativeFrom="column">
@@ -2181,14 +2095,14 @@
                               <w:jc w:val="center"/>
                               <w:rPr>
                                 <w:rFonts w:ascii="Times New Roman" w:hAnsi="Times New Roman" w:cs="Times New Roman"/>
-                                <w:sz w:val="48"/>
+                                <w:sz w:val="44"/>
                                 <w:szCs w:val="40"/>
                               </w:rPr>
                             </w:pPr>
                             <w:r>
                               <w:rPr>
                                 <w:rFonts w:ascii="Times New Roman" w:hAnsi="Times New Roman" w:cs="Times New Roman"/>
-                                <w:sz w:val="48"/>
+                                <w:sz w:val="44"/>
                                 <w:szCs w:val="40"/>
                               </w:rPr>
                               <w:t>ACPF</w:t>
@@ -2213,7 +2127,7 @@
           </mc:Choice>
           <mc:Fallback>
             <w:pict>
-              <v:shape id="_x0000_s1032" type="#_x0000_t202" style="position:absolute;margin-left:459.6pt;margin-top:105.05pt;width:116.4pt;height:51.6pt;z-index:251695104;visibility:visible;mso-wrap-style:square;mso-width-percent:0;mso-height-percent:0;mso-wrap-distance-left:9pt;mso-wrap-distance-top:3.6pt;mso-wrap-distance-right:9pt;mso-wrap-distance-bottom:3.6pt;mso-position-horizontal:absolute;mso-position-horizontal-relative:text;mso-position-vertical:absolute;mso-position-vertical-relative:text;mso-width-percent:0;mso-height-percent:0;mso-width-relative:margin;mso-height-relative:margin;v-text-anchor:top" o:gfxdata="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" filled="f" stroked="f">
+              <v:shape id="Text Box 2" o:spid="_x0000_s1030" type="#_x0000_t202" style="position:absolute;margin-left:459.6pt;margin-top:105.05pt;width:116.4pt;height:51.6pt;z-index:251695104;visibility:visible;mso-wrap-style:square;mso-width-percent:0;mso-height-percent:0;mso-wrap-distance-left:9pt;mso-wrap-distance-top:3.6pt;mso-wrap-distance-right:9pt;mso-wrap-distance-bottom:3.6pt;mso-position-horizontal:absolute;mso-position-horizontal-relative:text;mso-position-vertical:absolute;mso-position-vertical-relative:text;mso-width-percent:0;mso-height-percent:0;mso-width-relative:margin;mso-height-relative:margin;v-text-anchor:top" o:gfxdata="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" filled="f" stroked="f">
                 <v:textbox>
                   <w:txbxContent>
                     <w:p>
@@ -2221,14 +2135,14 @@
                         <w:jc w:val="center"/>
                         <w:rPr>
                           <w:rFonts w:ascii="Times New Roman" w:hAnsi="Times New Roman" w:cs="Times New Roman"/>
-                          <w:sz w:val="48"/>
+                          <w:sz w:val="44"/>
                           <w:szCs w:val="40"/>
                         </w:rPr>
                       </w:pPr>
                       <w:r>
                         <w:rPr>
                           <w:rFonts w:ascii="Times New Roman" w:hAnsi="Times New Roman" w:cs="Times New Roman"/>
-                          <w:sz w:val="48"/>
+                          <w:sz w:val="44"/>
                           <w:szCs w:val="40"/>
                         </w:rPr>
                         <w:t>ACPF</w:t>
@@ -2238,180 +2152,6 @@
                 </v:textbox>
                 <w10:wrap type="square"/>
               </v:shape>
-            </w:pict>
-          </mc:Fallback>
-        </mc:AlternateContent>
-      </w:r>
-      <w:r>
-        <w:rPr>
-          <w:noProof/>
-        </w:rPr>
-        <mc:AlternateContent>
-          <mc:Choice Requires="wpg">
-            <w:drawing>
-              <wp:anchor distT="0" distB="0" distL="114300" distR="114300" simplePos="0" relativeHeight="251692032" behindDoc="0" locked="0" layoutInCell="1" allowOverlap="1">
-                <wp:simplePos x="0" y="0"/>
-                <wp:positionH relativeFrom="column">
-                  <wp:posOffset>4355196</wp:posOffset>
-                </wp:positionH>
-                <wp:positionV relativeFrom="paragraph">
-                  <wp:posOffset>1381760</wp:posOffset>
-                </wp:positionV>
-                <wp:extent cx="774760" cy="633730"/>
-                <wp:effectExtent l="0" t="0" r="0" b="13970"/>
-                <wp:wrapNone/>
-                <wp:docPr id="20" name="Group 20"/>
-                <wp:cNvGraphicFramePr/>
-                <a:graphic xmlns:a="http://schemas.openxmlformats.org/drawingml/2006/main">
-                  <a:graphicData uri="http://schemas.microsoft.com/office/word/2010/wordprocessingGroup">
-                    <wpg:wgp>
-                      <wpg:cNvGrpSpPr/>
-                      <wpg:grpSpPr>
-                        <a:xfrm>
-                          <a:off x="0" y="0"/>
-                          <a:ext cx="774760" cy="633730"/>
-                          <a:chOff x="472262" y="0"/>
-                          <a:chExt cx="775062" cy="635000"/>
-                        </a:xfrm>
-                      </wpg:grpSpPr>
-                      <wps:wsp>
-                        <wps:cNvPr id="5" name="Oval 5"/>
-                        <wps:cNvSpPr/>
-                        <wps:spPr>
-                          <a:xfrm>
-                            <a:off x="548640" y="0"/>
-                            <a:ext cx="635000" cy="635000"/>
-                          </a:xfrm>
-                          <a:prstGeom prst="ellipse">
-                            <a:avLst/>
-                          </a:prstGeom>
-                          <a:solidFill>
-                            <a:schemeClr val="accent2">
-                              <a:lumMod val="60000"/>
-                              <a:lumOff val="40000"/>
-                            </a:schemeClr>
-                          </a:solidFill>
-                          <a:ln>
-                            <a:solidFill>
-                              <a:schemeClr val="accent2">
-                                <a:lumMod val="50000"/>
-                              </a:schemeClr>
-                            </a:solidFill>
-                          </a:ln>
-                        </wps:spPr>
-                        <wps:style>
-                          <a:lnRef idx="2">
-                            <a:schemeClr val="accent1">
-                              <a:shade val="50000"/>
-                            </a:schemeClr>
-                          </a:lnRef>
-                          <a:fillRef idx="1">
-                            <a:schemeClr val="accent1"/>
-                          </a:fillRef>
-                          <a:effectRef idx="0">
-                            <a:schemeClr val="accent1"/>
-                          </a:effectRef>
-                          <a:fontRef idx="minor">
-                            <a:schemeClr val="lt1"/>
-                          </a:fontRef>
-                        </wps:style>
-                        <wps:bodyPr rot="0" spcFirstLastPara="0" vertOverflow="overflow" horzOverflow="overflow" vert="horz" wrap="square" lIns="91440" tIns="45720" rIns="91440" bIns="45720" numCol="1" spcCol="0" rtlCol="0" fromWordArt="0" anchor="ctr" anchorCtr="0" forceAA="0" compatLnSpc="1">
-                          <a:prstTxWarp prst="textNoShape">
-                            <a:avLst/>
-                          </a:prstTxWarp>
-                          <a:noAutofit/>
-                        </wps:bodyPr>
-                      </wps:wsp>
-                      <wps:wsp>
-                        <wps:cNvPr id="217" name="Text Box 2"/>
-                        <wps:cNvSpPr txBox="1">
-                          <a:spLocks noChangeArrowheads="1"/>
-                        </wps:cNvSpPr>
-                        <wps:spPr bwMode="auto">
-                          <a:xfrm>
-                            <a:off x="472262" y="137050"/>
-                            <a:ext cx="775062" cy="353242"/>
-                          </a:xfrm>
-                          <a:prstGeom prst="rect">
-                            <a:avLst/>
-                          </a:prstGeom>
-                          <a:noFill/>
-                          <a:ln w="9525">
-                            <a:noFill/>
-                            <a:miter lim="800000"/>
-                            <a:headEnd/>
-                            <a:tailEnd/>
-                          </a:ln>
-                        </wps:spPr>
-                        <wps:txbx>
-                          <w:txbxContent>
-                            <w:p>
-                              <w:pPr>
-                                <w:jc w:val="center"/>
-                                <w:rPr>
-                                  <w:rFonts w:ascii="Times New Roman" w:hAnsi="Times New Roman" w:cs="Times New Roman"/>
-                                  <w:b/>
-                                  <w:sz w:val="32"/>
-                                </w:rPr>
-                              </w:pPr>
-                              <w:r>
-                                <w:rPr>
-                                  <w:rFonts w:ascii="Times New Roman" w:hAnsi="Times New Roman" w:cs="Times New Roman"/>
-                                  <w:b/>
-                                  <w:sz w:val="32"/>
-                                </w:rPr>
-                                <w:t>Soils</w:t>
-                              </w:r>
-                            </w:p>
-                          </w:txbxContent>
-                        </wps:txbx>
-                        <wps:bodyPr rot="0" vert="horz" wrap="square" lIns="91440" tIns="45720" rIns="91440" bIns="45720" anchor="t" anchorCtr="0">
-                          <a:noAutofit/>
-                        </wps:bodyPr>
-                      </wps:wsp>
-                    </wpg:wgp>
-                  </a:graphicData>
-                </a:graphic>
-                <wp14:sizeRelH relativeFrom="margin">
-                  <wp14:pctWidth>0</wp14:pctWidth>
-                </wp14:sizeRelH>
-                <wp14:sizeRelV relativeFrom="margin">
-                  <wp14:pctHeight>0</wp14:pctHeight>
-                </wp14:sizeRelV>
-              </wp:anchor>
-            </w:drawing>
-          </mc:Choice>
-          <mc:Fallback>
-            <w:pict>
-              <v:group id="Group 20" o:spid="_x0000_s1033" style="position:absolute;margin-left:342.95pt;margin-top:108.8pt;width:61pt;height:49.9pt;z-index:251692032;mso-width-relative:margin;mso-height-relative:margin" coordorigin="4722" coordsize="7750,6350" o:gfxdata="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">
-                <v:oval id="Oval 5" o:spid="_x0000_s1034" style="position:absolute;left:5486;width:6350;height:6350;visibility:visible;mso-wrap-style:square;v-text-anchor:middle" o:gfxdata="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" fillcolor="#f4b083 [1941]" strokecolor="#823b0b [1605]" strokeweight="1pt">
-                  <v:stroke joinstyle="miter"/>
-                </v:oval>
-                <v:shape id="_x0000_s1035" type="#_x0000_t202" style="position:absolute;left:4722;top:1370;width:7751;height:3532;visibility:visible;mso-wrap-style:square;v-text-anchor:top" o:gfxdata="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" filled="f" stroked="f">
-                  <v:textbox>
-                    <w:txbxContent>
-                      <w:p>
-                        <w:pPr>
-                          <w:jc w:val="center"/>
-                          <w:rPr>
-                            <w:rFonts w:ascii="Times New Roman" w:hAnsi="Times New Roman" w:cs="Times New Roman"/>
-                            <w:b/>
-                            <w:sz w:val="32"/>
-                          </w:rPr>
-                        </w:pPr>
-                        <w:r>
-                          <w:rPr>
-                            <w:rFonts w:ascii="Times New Roman" w:hAnsi="Times New Roman" w:cs="Times New Roman"/>
-                            <w:b/>
-                            <w:sz w:val="32"/>
-                          </w:rPr>
-                          <w:t>Soils</w:t>
-                        </w:r>
-                      </w:p>
-                    </w:txbxContent>
-                  </v:textbox>
-                </v:shape>
-              </v:group>
             </w:pict>
           </mc:Fallback>
         </mc:AlternateContent>
@@ -2571,142 +2311,10 @@
           </mc:Choice>
           <mc:Fallback>
             <w:pict>
-              <v:rect w14:anchorId="13DCE0AA" id="Rectangle 48" o:spid="_x0000_s1026" style="position:absolute;margin-left:-33.75pt;margin-top:-6.3pt;width:617pt;height:101.25pt;z-index:-251669510;visibility:visible;mso-wrap-style:square;mso-width-percent:0;mso-height-percent:0;mso-wrap-distance-left:9pt;mso-wrap-distance-top:0;mso-wrap-distance-right:9pt;mso-wrap-distance-bottom:0;mso-position-horizontal:absolute;mso-position-horizontal-relative:text;mso-position-vertical:absolute;mso-position-vertical-relative:text;mso-width-percent:0;mso-height-percent:0;mso-width-relative:margin;mso-height-relative:margin;v-text-anchor:middle" o:gfxdata="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" fillcolor="#aeaaaa [2414]" stroked="f" strokeweight="1pt"/>
+              <v:rect w14:anchorId="7523DB1C" id="Rectangle 48" o:spid="_x0000_s1026" style="position:absolute;margin-left:-33.75pt;margin-top:-6.3pt;width:617pt;height:101.25pt;z-index:-251669510;visibility:visible;mso-wrap-style:square;mso-width-percent:0;mso-height-percent:0;mso-wrap-distance-left:9pt;mso-wrap-distance-top:0;mso-wrap-distance-right:9pt;mso-wrap-distance-bottom:0;mso-position-horizontal:absolute;mso-position-horizontal-relative:text;mso-position-vertical:absolute;mso-position-vertical-relative:text;mso-width-percent:0;mso-height-percent:0;mso-width-relative:margin;mso-height-relative:margin;v-text-anchor:middle" o:gfxdata="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" fillcolor="#aeaaaa [2414]" stroked="f" strokeweight="1pt"/>
             </w:pict>
           </mc:Fallback>
         </mc:AlternateContent>
-      </w:r>
-      <w:r>
-        <w:rPr>
-          <w:noProof/>
-        </w:rPr>
-        <w:drawing>
-          <wp:anchor distT="0" distB="0" distL="114300" distR="114300" simplePos="0" relativeHeight="251673600" behindDoc="0" locked="0" layoutInCell="1" allowOverlap="1" wp14:anchorId="5EF1209C" wp14:editId="637CEF0A">
-            <wp:simplePos x="0" y="0"/>
-            <wp:positionH relativeFrom="column">
-              <wp:posOffset>4977887</wp:posOffset>
-            </wp:positionH>
-            <wp:positionV relativeFrom="paragraph">
-              <wp:posOffset>231697</wp:posOffset>
-            </wp:positionV>
-            <wp:extent cx="1949096" cy="976063"/>
-            <wp:effectExtent l="0" t="152400" r="0" b="71755"/>
-            <wp:wrapNone/>
-            <wp:docPr id="10" name="Picture 10" descr="Anaerobic Digestion: Over 550 Royalty-Free Licensable Stock Illustrations &amp;  Drawings | Shutterstock"/>
-            <wp:cNvGraphicFramePr>
-              <a:graphicFrameLocks xmlns:a="http://schemas.openxmlformats.org/drawingml/2006/main" noChangeAspect="1"/>
-            </wp:cNvGraphicFramePr>
-            <a:graphic xmlns:a="http://schemas.openxmlformats.org/drawingml/2006/main">
-              <a:graphicData uri="http://schemas.openxmlformats.org/drawingml/2006/picture">
-                <pic:pic xmlns:pic="http://schemas.openxmlformats.org/drawingml/2006/picture">
-                  <pic:nvPicPr>
-                    <pic:cNvPr id="0" name="Picture 1" descr="Anaerobic Digestion: Over 550 Royalty-Free Licensable Stock Illustrations &amp;  Drawings | Shutterstock"/>
-                    <pic:cNvPicPr>
-                      <a:picLocks noChangeAspect="1" noChangeArrowheads="1"/>
-                    </pic:cNvPicPr>
-                  </pic:nvPicPr>
-                  <pic:blipFill>
-                    <a:blip r:embed="rId13" cstate="print">
-                      <a:extLst>
-                        <a:ext uri="{BEBA8EAE-BF5A-486C-A8C5-ECC9F3942E4B}">
-                          <a14:imgProps xmlns:a14="http://schemas.microsoft.com/office/drawing/2010/main">
-                            <a14:imgLayer r:embed="rId14">
-                              <a14:imgEffect>
-                                <a14:backgroundRemoval t="5000" b="90000" l="2667" r="99167">
-                                  <a14:foregroundMark x1="81500" y1="7667" x2="74833" y2="5333"/>
-                                  <a14:foregroundMark x1="62333" y1="66667" x2="62333" y2="66667"/>
-                                  <a14:foregroundMark x1="48167" y1="89333" x2="48167" y2="89333"/>
-                                  <a14:foregroundMark x1="43167" y1="88667" x2="43167" y2="88667"/>
-                                  <a14:foregroundMark x1="26167" y1="80333" x2="26167" y2="80333"/>
-                                  <a14:foregroundMark x1="26000" y1="78000" x2="26000" y2="78000"/>
-                                  <a14:foregroundMark x1="25500" y1="75667" x2="25500" y2="75667"/>
-                                  <a14:foregroundMark x1="24500" y1="69333" x2="24500" y2="69333"/>
-                                  <a14:foregroundMark x1="20833" y1="63333" x2="20833" y2="63333"/>
-                                  <a14:foregroundMark x1="19667" y1="66333" x2="19667" y2="66333"/>
-                                  <a14:foregroundMark x1="20000" y1="64000" x2="20000" y2="64000"/>
-                                  <a14:foregroundMark x1="28667" y1="62333" x2="23500" y2="55000"/>
-                                  <a14:foregroundMark x1="22833" y1="58333" x2="22167" y2="56000"/>
-                                  <a14:foregroundMark x1="56833" y1="80000" x2="48000" y2="87333"/>
-                                  <a14:foregroundMark x1="11667" y1="69000" x2="21167" y2="78333"/>
-                                  <a14:foregroundMark x1="31500" y1="76667" x2="33500" y2="79333"/>
-                                  <a14:foregroundMark x1="3667" y1="56667" x2="7667" y2="63667"/>
-                                  <a14:foregroundMark x1="2667" y1="60000" x2="7833" y2="62333"/>
-                                  <a14:foregroundMark x1="10167" y1="38000" x2="16000" y2="43667"/>
-                                  <a14:foregroundMark x1="11167" y1="33667" x2="14833" y2="38333"/>
-                                  <a14:foregroundMark x1="24833" y1="17333" x2="31167" y2="23000"/>
-                                  <a14:foregroundMark x1="28500" y1="23000" x2="27167" y2="37000"/>
-                                  <a14:foregroundMark x1="28167" y1="32000" x2="28667" y2="40000"/>
-                                  <a14:foregroundMark x1="27500" y1="14333" x2="27000" y2="20000"/>
-                                  <a14:foregroundMark x1="12833" y1="42667" x2="13000" y2="52333"/>
-                                  <a14:foregroundMark x1="36333" y1="76000" x2="36333" y2="76000"/>
-                                  <a14:foregroundMark x1="53500" y1="65333" x2="53500" y2="65333"/>
-                                  <a14:foregroundMark x1="73333" y1="65000" x2="74833" y2="72000"/>
-                                  <a14:foregroundMark x1="51833" y1="61333" x2="50500" y2="70000"/>
-                                  <a14:foregroundMark x1="76167" y1="46333" x2="80167" y2="46000"/>
-                                  <a14:foregroundMark x1="84833" y1="40000" x2="84833" y2="40000"/>
-                                  <a14:foregroundMark x1="87667" y1="35000" x2="87667" y2="35000"/>
-                                  <a14:foregroundMark x1="90833" y1="32667" x2="90167" y2="33000"/>
-                                  <a14:foregroundMark x1="93667" y1="37333" x2="93000" y2="38000"/>
-                                  <a14:foregroundMark x1="89000" y1="42333" x2="88500" y2="42667"/>
-                                  <a14:foregroundMark x1="86167" y1="45333" x2="84000" y2="49000"/>
-                                  <a14:foregroundMark x1="79833" y1="53000" x2="79167" y2="54333"/>
-                                  <a14:foregroundMark x1="71500" y1="50333" x2="93500" y2="46333"/>
-                                  <a14:foregroundMark x1="93500" y1="46333" x2="89333" y2="24333"/>
-                                  <a14:foregroundMark x1="90500" y1="27333" x2="99167" y2="37667"/>
-                                  <a14:foregroundMark x1="32500" y1="34667" x2="32500" y2="34667"/>
-                                  <a14:foregroundMark x1="13333" y1="51333" x2="13500" y2="59333"/>
-                                  <a14:foregroundMark x1="12167" y1="51333" x2="11333" y2="56667"/>
-                                  <a14:foregroundMark x1="25500" y1="63333" x2="27833" y2="64667"/>
-                                  <a14:foregroundMark x1="24167" y1="54333" x2="29167" y2="61333"/>
-                                  <a14:foregroundMark x1="13167" y1="31000" x2="12833" y2="33333"/>
-                                  <a14:foregroundMark x1="13167" y1="32667" x2="24167" y2="21000"/>
-                                  <a14:foregroundMark x1="26167" y1="19667" x2="14667" y2="36667"/>
-                                  <a14:foregroundMark x1="14167" y1="39000" x2="31500" y2="21333"/>
-                                  <a14:foregroundMark x1="27667" y1="26000" x2="16000" y2="37000"/>
-                                  <a14:foregroundMark x1="15167" y1="41333" x2="24500" y2="33333"/>
-                                  <a14:foregroundMark x1="28000" y1="33000" x2="30833" y2="26667"/>
-                                  <a14:foregroundMark x1="28833" y1="38667" x2="33333" y2="33667"/>
-                                  <a14:foregroundMark x1="25167" y1="75667" x2="24167" y2="76000"/>
-                                  <a14:foregroundMark x1="10000" y1="37333" x2="5833" y2="53667"/>
-                                </a14:backgroundRemoval>
-                              </a14:imgEffect>
-                            </a14:imgLayer>
-                          </a14:imgProps>
-                        </a:ext>
-                        <a:ext uri="{28A0092B-C50C-407E-A947-70E740481C1C}">
-                          <a14:useLocalDpi xmlns:a14="http://schemas.microsoft.com/office/drawing/2010/main" val="0"/>
-                        </a:ext>
-                      </a:extLst>
-                    </a:blip>
-                    <a:srcRect/>
-                    <a:stretch>
-                      <a:fillRect/>
-                    </a:stretch>
-                  </pic:blipFill>
-                  <pic:spPr bwMode="auto">
-                    <a:xfrm rot="20687873">
-                      <a:off x="0" y="0"/>
-                      <a:ext cx="1949096" cy="976063"/>
-                    </a:xfrm>
-                    <a:prstGeom prst="rect">
-                      <a:avLst/>
-                    </a:prstGeom>
-                    <a:noFill/>
-                    <a:ln>
-                      <a:noFill/>
-                    </a:ln>
-                  </pic:spPr>
-                </pic:pic>
-              </a:graphicData>
-            </a:graphic>
-            <wp14:sizeRelH relativeFrom="margin">
-              <wp14:pctWidth>0</wp14:pctWidth>
-            </wp14:sizeRelH>
-            <wp14:sizeRelV relativeFrom="margin">
-              <wp14:pctHeight>0</wp14:pctHeight>
-            </wp14:sizeRelV>
-          </wp:anchor>
-        </w:drawing>
       </w:r>
     </w:p>
     <w:p>
@@ -2717,15 +2325,258 @@
         <mc:AlternateContent>
           <mc:Choice Requires="wps">
             <w:drawing>
+              <wp:anchor distT="45720" distB="45720" distL="114300" distR="114300" simplePos="0" relativeHeight="251705344" behindDoc="0" locked="0" layoutInCell="1" allowOverlap="1" wp14:anchorId="7ED794E8" wp14:editId="2F788F9A">
+                <wp:simplePos x="0" y="0"/>
+                <wp:positionH relativeFrom="column">
+                  <wp:posOffset>4239532</wp:posOffset>
+                </wp:positionH>
+                <wp:positionV relativeFrom="paragraph">
+                  <wp:posOffset>4199165</wp:posOffset>
+                </wp:positionV>
+                <wp:extent cx="2718435" cy="728980"/>
+                <wp:effectExtent l="0" t="0" r="0" b="0"/>
+                <wp:wrapSquare wrapText="bothSides"/>
+                <wp:docPr id="36" name="Text Box 2"/>
+                <wp:cNvGraphicFramePr>
+                  <a:graphicFrameLocks xmlns:a="http://schemas.openxmlformats.org/drawingml/2006/main"/>
+                </wp:cNvGraphicFramePr>
+                <a:graphic xmlns:a="http://schemas.openxmlformats.org/drawingml/2006/main">
+                  <a:graphicData uri="http://schemas.microsoft.com/office/word/2010/wordprocessingShape">
+                    <wps:wsp>
+                      <wps:cNvSpPr txBox="1">
+                        <a:spLocks noChangeArrowheads="1"/>
+                      </wps:cNvSpPr>
+                      <wps:spPr bwMode="auto">
+                        <a:xfrm>
+                          <a:off x="0" y="0"/>
+                          <a:ext cx="2718435" cy="728980"/>
+                        </a:xfrm>
+                        <a:prstGeom prst="rect">
+                          <a:avLst/>
+                        </a:prstGeom>
+                        <a:noFill/>
+                        <a:ln w="9525">
+                          <a:noFill/>
+                          <a:miter lim="800000"/>
+                          <a:headEnd/>
+                          <a:tailEnd/>
+                        </a:ln>
+                      </wps:spPr>
+                      <wps:txbx>
+                        <w:txbxContent>
+                          <w:p>
+                            <w:pPr>
+                              <w:jc w:val="center"/>
+                              <w:rPr>
+                                <w:rFonts w:ascii="Times New Roman" w:hAnsi="Times New Roman" w:cs="Times New Roman"/>
+                                <w:sz w:val="28"/>
+                                <w:szCs w:val="40"/>
+                              </w:rPr>
+                            </w:pPr>
+                            <w:r>
+                              <w:rPr>
+                                <w:rFonts w:ascii="Times New Roman" w:hAnsi="Times New Roman" w:cs="Times New Roman"/>
+                                <w:sz w:val="28"/>
+                                <w:szCs w:val="40"/>
+                              </w:rPr>
+                              <w:t xml:space="preserve">Calculate Pollutant </w:t>
+                            </w:r>
+                          </w:p>
+                          <w:p>
+                            <w:pPr>
+                              <w:jc w:val="center"/>
+                              <w:rPr>
+                                <w:rFonts w:ascii="Times New Roman" w:hAnsi="Times New Roman" w:cs="Times New Roman"/>
+                                <w:sz w:val="28"/>
+                                <w:szCs w:val="40"/>
+                              </w:rPr>
+                            </w:pPr>
+                            <w:r>
+                              <w:rPr>
+                                <w:rFonts w:ascii="Times New Roman" w:hAnsi="Times New Roman" w:cs="Times New Roman"/>
+                                <w:sz w:val="28"/>
+                                <w:szCs w:val="40"/>
+                              </w:rPr>
+                              <w:t>Loads</w:t>
+                            </w:r>
+                          </w:p>
+                        </w:txbxContent>
+                      </wps:txbx>
+                      <wps:bodyPr rot="0" vert="horz" wrap="square" lIns="91440" tIns="45720" rIns="91440" bIns="45720" anchor="t" anchorCtr="0">
+                        <a:noAutofit/>
+                      </wps:bodyPr>
+                    </wps:wsp>
+                  </a:graphicData>
+                </a:graphic>
+                <wp14:sizeRelH relativeFrom="margin">
+                  <wp14:pctWidth>0</wp14:pctWidth>
+                </wp14:sizeRelH>
+                <wp14:sizeRelV relativeFrom="margin">
+                  <wp14:pctHeight>0</wp14:pctHeight>
+                </wp14:sizeRelV>
+              </wp:anchor>
+            </w:drawing>
+          </mc:Choice>
+          <mc:Fallback>
+            <w:pict>
+              <v:shape w14:anchorId="7ED794E8" id="_x0000_s1031" type="#_x0000_t202" style="position:absolute;margin-left:333.8pt;margin-top:330.65pt;width:214.05pt;height:57.4pt;z-index:251705344;visibility:visible;mso-wrap-style:square;mso-width-percent:0;mso-height-percent:0;mso-wrap-distance-left:9pt;mso-wrap-distance-top:3.6pt;mso-wrap-distance-right:9pt;mso-wrap-distance-bottom:3.6pt;mso-position-horizontal:absolute;mso-position-horizontal-relative:text;mso-position-vertical:absolute;mso-position-vertical-relative:text;mso-width-percent:0;mso-height-percent:0;mso-width-relative:margin;mso-height-relative:margin;v-text-anchor:top" o:gfxdata="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" filled="f" stroked="f">
+                <v:textbox>
+                  <w:txbxContent>
+                    <w:p>
+                      <w:pPr>
+                        <w:jc w:val="center"/>
+                        <w:rPr>
+                          <w:rFonts w:ascii="Times New Roman" w:hAnsi="Times New Roman" w:cs="Times New Roman"/>
+                          <w:sz w:val="28"/>
+                          <w:szCs w:val="40"/>
+                        </w:rPr>
+                      </w:pPr>
+                      <w:r>
+                        <w:rPr>
+                          <w:rFonts w:ascii="Times New Roman" w:hAnsi="Times New Roman" w:cs="Times New Roman"/>
+                          <w:sz w:val="28"/>
+                          <w:szCs w:val="40"/>
+                        </w:rPr>
+                        <w:t xml:space="preserve">Calculate Pollutant </w:t>
+                      </w:r>
+                    </w:p>
+                    <w:p>
+                      <w:pPr>
+                        <w:jc w:val="center"/>
+                        <w:rPr>
+                          <w:rFonts w:ascii="Times New Roman" w:hAnsi="Times New Roman" w:cs="Times New Roman"/>
+                          <w:sz w:val="28"/>
+                          <w:szCs w:val="40"/>
+                        </w:rPr>
+                      </w:pPr>
+                      <w:r>
+                        <w:rPr>
+                          <w:rFonts w:ascii="Times New Roman" w:hAnsi="Times New Roman" w:cs="Times New Roman"/>
+                          <w:sz w:val="28"/>
+                          <w:szCs w:val="40"/>
+                        </w:rPr>
+                        <w:t>Loads</w:t>
+                      </w:r>
+                    </w:p>
+                  </w:txbxContent>
+                </v:textbox>
+                <w10:wrap type="square"/>
+              </v:shape>
+            </w:pict>
+          </mc:Fallback>
+        </mc:AlternateContent>
+      </w:r>
+      <w:r>
+        <w:rPr>
+          <w:noProof/>
+        </w:rPr>
+        <mc:AlternateContent>
+          <mc:Choice Requires="wps">
+            <w:drawing>
+              <wp:anchor distT="0" distB="0" distL="114300" distR="114300" simplePos="0" relativeHeight="251641845" behindDoc="1" locked="0" layoutInCell="1" allowOverlap="1">
+                <wp:simplePos x="0" y="0"/>
+                <wp:positionH relativeFrom="column">
+                  <wp:posOffset>5312229</wp:posOffset>
+                </wp:positionH>
+                <wp:positionV relativeFrom="paragraph">
+                  <wp:posOffset>4912179</wp:posOffset>
+                </wp:positionV>
+                <wp:extent cx="609600" cy="704892"/>
+                <wp:effectExtent l="19050" t="0" r="19050" b="38100"/>
+                <wp:wrapNone/>
+                <wp:docPr id="200" name="Arrow: Down 200"/>
+                <wp:cNvGraphicFramePr/>
+                <a:graphic xmlns:a="http://schemas.openxmlformats.org/drawingml/2006/main">
+                  <a:graphicData uri="http://schemas.microsoft.com/office/word/2010/wordprocessingShape">
+                    <wps:wsp>
+                      <wps:cNvSpPr/>
+                      <wps:spPr>
+                        <a:xfrm>
+                          <a:off x="0" y="0"/>
+                          <a:ext cx="609600" cy="704892"/>
+                        </a:xfrm>
+                        <a:prstGeom prst="downArrow">
+                          <a:avLst/>
+                        </a:prstGeom>
+                        <a:solidFill>
+                          <a:schemeClr val="bg2">
+                            <a:lumMod val="90000"/>
+                          </a:schemeClr>
+                        </a:solidFill>
+                      </wps:spPr>
+                      <wps:style>
+                        <a:lnRef idx="2">
+                          <a:schemeClr val="accent1">
+                            <a:shade val="50000"/>
+                          </a:schemeClr>
+                        </a:lnRef>
+                        <a:fillRef idx="1">
+                          <a:schemeClr val="accent1"/>
+                        </a:fillRef>
+                        <a:effectRef idx="0">
+                          <a:schemeClr val="accent1"/>
+                        </a:effectRef>
+                        <a:fontRef idx="minor">
+                          <a:schemeClr val="lt1"/>
+                        </a:fontRef>
+                      </wps:style>
+                      <wps:bodyPr rot="0" spcFirstLastPara="0" vertOverflow="overflow" horzOverflow="overflow" vert="horz" wrap="square" lIns="91440" tIns="45720" rIns="91440" bIns="45720" numCol="1" spcCol="0" rtlCol="0" fromWordArt="0" anchor="ctr" anchorCtr="0" forceAA="0" compatLnSpc="1">
+                        <a:prstTxWarp prst="textNoShape">
+                          <a:avLst/>
+                        </a:prstTxWarp>
+                        <a:noAutofit/>
+                      </wps:bodyPr>
+                    </wps:wsp>
+                  </a:graphicData>
+                </a:graphic>
+                <wp14:sizeRelH relativeFrom="margin">
+                  <wp14:pctWidth>0</wp14:pctWidth>
+                </wp14:sizeRelH>
+                <wp14:sizeRelV relativeFrom="margin">
+                  <wp14:pctHeight>0</wp14:pctHeight>
+                </wp14:sizeRelV>
+              </wp:anchor>
+            </w:drawing>
+          </mc:Choice>
+          <mc:Fallback>
+            <w:pict>
+              <v:shapetype w14:anchorId="131A1357" id="_x0000_t67" coordsize="21600,21600" o:spt="67" adj="16200,5400" path="m0@0l@1@0@1,0@2,0@2@0,21600@0,10800,21600xe">
+                <v:stroke joinstyle="miter"/>
+                <v:formulas>
+                  <v:f eqn="val #0"/>
+                  <v:f eqn="val #1"/>
+                  <v:f eqn="sum height 0 #1"/>
+                  <v:f eqn="sum 10800 0 #1"/>
+                  <v:f eqn="sum width 0 #0"/>
+                  <v:f eqn="prod @4 @3 10800"/>
+                  <v:f eqn="sum width 0 @5"/>
+                </v:formulas>
+                <v:path o:connecttype="custom" o:connectlocs="10800,0;0,@0;10800,21600;21600,@0" o:connectangles="270,180,90,0" textboxrect="@1,0,@2,@6"/>
+                <v:handles>
+                  <v:h position="#1,#0" xrange="0,10800" yrange="0,21600"/>
+                </v:handles>
+              </v:shapetype>
+              <v:shape id="Arrow: Down 200" o:spid="_x0000_s1026" type="#_x0000_t67" style="position:absolute;margin-left:418.3pt;margin-top:386.8pt;width:48pt;height:55.5pt;z-index:-251674635;visibility:visible;mso-wrap-style:square;mso-width-percent:0;mso-height-percent:0;mso-wrap-distance-left:9pt;mso-wrap-distance-top:0;mso-wrap-distance-right:9pt;mso-wrap-distance-bottom:0;mso-position-horizontal:absolute;mso-position-horizontal-relative:text;mso-position-vertical:absolute;mso-position-vertical-relative:text;mso-width-percent:0;mso-height-percent:0;mso-width-relative:margin;mso-height-relative:margin;v-text-anchor:middle" o:gfxdata="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" adj="12260" fillcolor="#cfcdcd [2894]" strokecolor="#1f3763 [1604]" strokeweight="1pt"/>
+            </w:pict>
+          </mc:Fallback>
+        </mc:AlternateContent>
+      </w:r>
+      <w:r>
+        <w:rPr>
+          <w:noProof/>
+        </w:rPr>
+        <mc:AlternateContent>
+          <mc:Choice Requires="wps">
+            <w:drawing>
               <wp:anchor distT="45720" distB="45720" distL="114300" distR="114300" simplePos="0" relativeHeight="251698176" behindDoc="0" locked="0" layoutInCell="1" allowOverlap="1" wp14:anchorId="239050EB" wp14:editId="727D18AA">
                 <wp:simplePos x="0" y="0"/>
                 <wp:positionH relativeFrom="column">
-                  <wp:posOffset>4427220</wp:posOffset>
+                  <wp:posOffset>4441190</wp:posOffset>
                 </wp:positionH>
                 <wp:positionV relativeFrom="paragraph">
-                  <wp:posOffset>2701290</wp:posOffset>
+                  <wp:posOffset>2560865</wp:posOffset>
                 </wp:positionV>
-                <wp:extent cx="2324100" cy="960120"/>
+                <wp:extent cx="2324100" cy="1093470"/>
                 <wp:effectExtent l="0" t="0" r="0" b="0"/>
                 <wp:wrapSquare wrapText="bothSides"/>
                 <wp:docPr id="35" name="Text Box 2"/>
@@ -2741,7 +2592,325 @@
                       <wps:spPr bwMode="auto">
                         <a:xfrm>
                           <a:off x="0" y="0"/>
-                          <a:ext cx="2324100" cy="960120"/>
+                          <a:ext cx="2324100" cy="1093470"/>
+                        </a:xfrm>
+                        <a:prstGeom prst="rect">
+                          <a:avLst/>
+                        </a:prstGeom>
+                        <a:noFill/>
+                        <a:ln w="9525">
+                          <a:noFill/>
+                          <a:miter lim="800000"/>
+                          <a:headEnd/>
+                          <a:tailEnd/>
+                        </a:ln>
+                      </wps:spPr>
+                      <wps:txbx>
+                        <w:txbxContent>
+                          <w:p>
+                            <w:pPr>
+                              <w:jc w:val="center"/>
+                              <w:rPr>
+                                <w:rFonts w:ascii="Times New Roman" w:hAnsi="Times New Roman" w:cs="Times New Roman"/>
+                                <w:sz w:val="28"/>
+                                <w:szCs w:val="40"/>
+                              </w:rPr>
+                            </w:pPr>
+                            <w:proofErr w:type="spellStart"/>
+                            <w:r>
+                              <w:rPr>
+                                <w:rFonts w:ascii="Times New Roman" w:hAnsi="Times New Roman" w:cs="Times New Roman"/>
+                                <w:sz w:val="28"/>
+                                <w:szCs w:val="40"/>
+                              </w:rPr>
+                              <w:t>Bioeconomy</w:t>
+                            </w:r>
+                            <w:proofErr w:type="spellEnd"/>
+                            <w:r>
+                              <w:rPr>
+                                <w:rFonts w:ascii="Times New Roman" w:hAnsi="Times New Roman" w:cs="Times New Roman"/>
+                                <w:sz w:val="28"/>
+                                <w:szCs w:val="40"/>
+                              </w:rPr>
+                              <w:t xml:space="preserve"> </w:t>
+                            </w:r>
+                            <w:r>
+                              <w:rPr>
+                                <w:rFonts w:ascii="Times New Roman" w:hAnsi="Times New Roman" w:cs="Times New Roman"/>
+                                <w:sz w:val="28"/>
+                                <w:szCs w:val="40"/>
+                              </w:rPr>
+                              <w:t>Query</w:t>
+                            </w:r>
+                          </w:p>
+                          <w:p>
+                            <w:pPr>
+                              <w:jc w:val="center"/>
+                              <w:rPr>
+                                <w:rFonts w:ascii="Times New Roman" w:hAnsi="Times New Roman" w:cs="Times New Roman"/>
+                                <w:sz w:val="28"/>
+                                <w:szCs w:val="40"/>
+                              </w:rPr>
+                            </w:pPr>
+                            <w:r>
+                              <w:rPr>
+                                <w:rFonts w:ascii="Times New Roman" w:hAnsi="Times New Roman" w:cs="Times New Roman"/>
+                                <w:sz w:val="28"/>
+                                <w:szCs w:val="40"/>
+                              </w:rPr>
+                              <w:t>(vegetative practice</w:t>
+                            </w:r>
+                            <w:r>
+                              <w:rPr>
+                                <w:rFonts w:ascii="Times New Roman" w:hAnsi="Times New Roman" w:cs="Times New Roman"/>
+                                <w:sz w:val="28"/>
+                                <w:szCs w:val="40"/>
+                              </w:rPr>
+                              <w:t xml:space="preserve"> + biomass production locations</w:t>
+                            </w:r>
+                            <w:r>
+                              <w:rPr>
+                                <w:rFonts w:ascii="Times New Roman" w:hAnsi="Times New Roman" w:cs="Times New Roman"/>
+                                <w:sz w:val="28"/>
+                                <w:szCs w:val="40"/>
+                              </w:rPr>
+                              <w:t>)</w:t>
+                            </w:r>
+                          </w:p>
+                        </w:txbxContent>
+                      </wps:txbx>
+                      <wps:bodyPr rot="0" vert="horz" wrap="square" lIns="91440" tIns="45720" rIns="91440" bIns="45720" anchor="t" anchorCtr="0">
+                        <a:noAutofit/>
+                      </wps:bodyPr>
+                    </wps:wsp>
+                  </a:graphicData>
+                </a:graphic>
+                <wp14:sizeRelH relativeFrom="margin">
+                  <wp14:pctWidth>0</wp14:pctWidth>
+                </wp14:sizeRelH>
+                <wp14:sizeRelV relativeFrom="margin">
+                  <wp14:pctHeight>0</wp14:pctHeight>
+                </wp14:sizeRelV>
+              </wp:anchor>
+            </w:drawing>
+          </mc:Choice>
+          <mc:Fallback>
+            <w:pict>
+              <v:shape w14:anchorId="239050EB" id="_x0000_s1032" type="#_x0000_t202" style="position:absolute;margin-left:349.7pt;margin-top:201.65pt;width:183pt;height:86.1pt;z-index:251698176;visibility:visible;mso-wrap-style:square;mso-width-percent:0;mso-height-percent:0;mso-wrap-distance-left:9pt;mso-wrap-distance-top:3.6pt;mso-wrap-distance-right:9pt;mso-wrap-distance-bottom:3.6pt;mso-position-horizontal:absolute;mso-position-horizontal-relative:text;mso-position-vertical:absolute;mso-position-vertical-relative:text;mso-width-percent:0;mso-height-percent:0;mso-width-relative:margin;mso-height-relative:margin;v-text-anchor:top" o:gfxdata="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" filled="f" stroked="f">
+                <v:textbox>
+                  <w:txbxContent>
+                    <w:p>
+                      <w:pPr>
+                        <w:jc w:val="center"/>
+                        <w:rPr>
+                          <w:rFonts w:ascii="Times New Roman" w:hAnsi="Times New Roman" w:cs="Times New Roman"/>
+                          <w:sz w:val="28"/>
+                          <w:szCs w:val="40"/>
+                        </w:rPr>
+                      </w:pPr>
+                      <w:proofErr w:type="spellStart"/>
+                      <w:r>
+                        <w:rPr>
+                          <w:rFonts w:ascii="Times New Roman" w:hAnsi="Times New Roman" w:cs="Times New Roman"/>
+                          <w:sz w:val="28"/>
+                          <w:szCs w:val="40"/>
+                        </w:rPr>
+                        <w:t>Bioeconomy</w:t>
+                      </w:r>
+                      <w:proofErr w:type="spellEnd"/>
+                      <w:r>
+                        <w:rPr>
+                          <w:rFonts w:ascii="Times New Roman" w:hAnsi="Times New Roman" w:cs="Times New Roman"/>
+                          <w:sz w:val="28"/>
+                          <w:szCs w:val="40"/>
+                        </w:rPr>
+                        <w:t xml:space="preserve"> </w:t>
+                      </w:r>
+                      <w:r>
+                        <w:rPr>
+                          <w:rFonts w:ascii="Times New Roman" w:hAnsi="Times New Roman" w:cs="Times New Roman"/>
+                          <w:sz w:val="28"/>
+                          <w:szCs w:val="40"/>
+                        </w:rPr>
+                        <w:t>Query</w:t>
+                      </w:r>
+                    </w:p>
+                    <w:p>
+                      <w:pPr>
+                        <w:jc w:val="center"/>
+                        <w:rPr>
+                          <w:rFonts w:ascii="Times New Roman" w:hAnsi="Times New Roman" w:cs="Times New Roman"/>
+                          <w:sz w:val="28"/>
+                          <w:szCs w:val="40"/>
+                        </w:rPr>
+                      </w:pPr>
+                      <w:r>
+                        <w:rPr>
+                          <w:rFonts w:ascii="Times New Roman" w:hAnsi="Times New Roman" w:cs="Times New Roman"/>
+                          <w:sz w:val="28"/>
+                          <w:szCs w:val="40"/>
+                        </w:rPr>
+                        <w:t>(vegetative practice</w:t>
+                      </w:r>
+                      <w:r>
+                        <w:rPr>
+                          <w:rFonts w:ascii="Times New Roman" w:hAnsi="Times New Roman" w:cs="Times New Roman"/>
+                          <w:sz w:val="28"/>
+                          <w:szCs w:val="40"/>
+                        </w:rPr>
+                        <w:t xml:space="preserve"> + biomass production locations</w:t>
+                      </w:r>
+                      <w:r>
+                        <w:rPr>
+                          <w:rFonts w:ascii="Times New Roman" w:hAnsi="Times New Roman" w:cs="Times New Roman"/>
+                          <w:sz w:val="28"/>
+                          <w:szCs w:val="40"/>
+                        </w:rPr>
+                        <w:t>)</w:t>
+                      </w:r>
+                    </w:p>
+                  </w:txbxContent>
+                </v:textbox>
+                <w10:wrap type="square"/>
+              </v:shape>
+            </w:pict>
+          </mc:Fallback>
+        </mc:AlternateContent>
+      </w:r>
+      <w:r>
+        <w:rPr>
+          <w:noProof/>
+        </w:rPr>
+        <w:drawing>
+          <wp:anchor distT="0" distB="0" distL="114300" distR="114300" simplePos="0" relativeHeight="251642870" behindDoc="1" locked="0" layoutInCell="1" allowOverlap="1" wp14:anchorId="224C9134">
+            <wp:simplePos x="0" y="0"/>
+            <wp:positionH relativeFrom="column">
+              <wp:posOffset>4364990</wp:posOffset>
+            </wp:positionH>
+            <wp:positionV relativeFrom="paragraph">
+              <wp:posOffset>1523093</wp:posOffset>
+            </wp:positionV>
+            <wp:extent cx="2470037" cy="3522345"/>
+            <wp:effectExtent l="76200" t="0" r="102235" b="116205"/>
+            <wp:wrapNone/>
+            <wp:docPr id="1" name="Picture 1"/>
+            <wp:cNvGraphicFramePr>
+              <a:graphicFrameLocks xmlns:a="http://schemas.openxmlformats.org/drawingml/2006/main" noChangeAspect="1"/>
+            </wp:cNvGraphicFramePr>
+            <a:graphic xmlns:a="http://schemas.openxmlformats.org/drawingml/2006/main">
+              <a:graphicData uri="http://schemas.openxmlformats.org/drawingml/2006/picture">
+                <pic:pic xmlns:pic="http://schemas.openxmlformats.org/drawingml/2006/picture">
+                  <pic:nvPicPr>
+                    <pic:cNvPr id="0" name="Picture 2"/>
+                    <pic:cNvPicPr>
+                      <a:picLocks noChangeAspect="1" noChangeArrowheads="1"/>
+                    </pic:cNvPicPr>
+                  </pic:nvPicPr>
+                  <pic:blipFill rotWithShape="1">
+                    <a:blip r:embed="rId15">
+                      <a:duotone>
+                        <a:schemeClr val="accent3">
+                          <a:shade val="45000"/>
+                          <a:satMod val="135000"/>
+                        </a:schemeClr>
+                        <a:prstClr val="white"/>
+                      </a:duotone>
+                      <a:extLst>
+                        <a:ext uri="{BEBA8EAE-BF5A-486C-A8C5-ECC9F3942E4B}">
+                          <a14:imgProps xmlns:a14="http://schemas.microsoft.com/office/drawing/2010/main">
+                            <a14:imgLayer r:embed="rId16">
+                              <a14:imgEffect>
+                                <a14:backgroundRemoval t="9910" b="89640" l="29048" r="70476">
+                                  <a14:foregroundMark x1="31071" y1="26126" x2="31071" y2="26126"/>
+                                  <a14:foregroundMark x1="29048" y1="19820" x2="29048" y2="19820"/>
+                                  <a14:foregroundMark x1="69167" y1="25225" x2="69167" y2="25225"/>
+                                  <a14:foregroundMark x1="45714" y1="87613" x2="45714" y2="87613"/>
+                                  <a14:foregroundMark x1="49881" y1="89640" x2="49881" y2="89640"/>
+                                  <a14:foregroundMark x1="48214" y1="10135" x2="48214" y2="10135"/>
+                                  <a14:foregroundMark x1="70476" y1="18919" x2="70476" y2="18919"/>
+                                </a14:backgroundRemoval>
+                              </a14:imgEffect>
+                            </a14:imgLayer>
+                          </a14:imgProps>
+                        </a:ext>
+                        <a:ext uri="{28A0092B-C50C-407E-A947-70E740481C1C}">
+                          <a14:useLocalDpi xmlns:a14="http://schemas.microsoft.com/office/drawing/2010/main" val="0"/>
+                        </a:ext>
+                      </a:extLst>
+                    </a:blip>
+                    <a:srcRect l="27143" t="4505" r="27738" b="6980"/>
+                    <a:stretch/>
+                  </pic:blipFill>
+                  <pic:spPr bwMode="auto">
+                    <a:xfrm>
+                      <a:off x="0" y="0"/>
+                      <a:ext cx="2470037" cy="3522345"/>
+                    </a:xfrm>
+                    <a:prstGeom prst="rect">
+                      <a:avLst/>
+                    </a:prstGeom>
+                    <a:noFill/>
+                    <a:ln>
+                      <a:noFill/>
+                    </a:ln>
+                    <a:effectLst>
+                      <a:outerShdw blurRad="190500" dist="50800" dir="5400000" algn="ctr" rotWithShape="0">
+                        <a:srgbClr val="000000">
+                          <a:alpha val="32000"/>
+                        </a:srgbClr>
+                      </a:outerShdw>
+                      <a:reflection stA="0" endPos="65000" dist="50800" dir="5400000" sy="-100000" algn="bl" rotWithShape="0"/>
+                    </a:effectLst>
+                    <a:extLst>
+                      <a:ext uri="{53640926-AAD7-44D8-BBD7-CCE9431645EC}">
+                        <a14:shadowObscured xmlns:a14="http://schemas.microsoft.com/office/drawing/2010/main"/>
+                      </a:ext>
+                    </a:extLst>
+                  </pic:spPr>
+                </pic:pic>
+              </a:graphicData>
+            </a:graphic>
+            <wp14:sizeRelH relativeFrom="margin">
+              <wp14:pctWidth>0</wp14:pctWidth>
+            </wp14:sizeRelH>
+            <wp14:sizeRelV relativeFrom="margin">
+              <wp14:pctHeight>0</wp14:pctHeight>
+            </wp14:sizeRelV>
+          </wp:anchor>
+        </w:drawing>
+      </w:r>
+      <w:r>
+        <w:rPr>
+          <w:noProof/>
+        </w:rPr>
+        <mc:AlternateContent>
+          <mc:Choice Requires="wps">
+            <w:drawing>
+              <wp:anchor distT="45720" distB="45720" distL="114300" distR="114300" simplePos="0" relativeHeight="251702272" behindDoc="0" locked="0" layoutInCell="1" allowOverlap="1" wp14:anchorId="2D1E354D" wp14:editId="7AEF8E1B">
+                <wp:simplePos x="0" y="0"/>
+                <wp:positionH relativeFrom="column">
+                  <wp:posOffset>4239895</wp:posOffset>
+                </wp:positionH>
+                <wp:positionV relativeFrom="paragraph">
+                  <wp:posOffset>6528435</wp:posOffset>
+                </wp:positionV>
+                <wp:extent cx="3025775" cy="1071880"/>
+                <wp:effectExtent l="0" t="0" r="0" b="0"/>
+                <wp:wrapSquare wrapText="bothSides"/>
+                <wp:docPr id="37" name="Text Box 2"/>
+                <wp:cNvGraphicFramePr>
+                  <a:graphicFrameLocks xmlns:a="http://schemas.openxmlformats.org/drawingml/2006/main"/>
+                </wp:cNvGraphicFramePr>
+                <a:graphic xmlns:a="http://schemas.openxmlformats.org/drawingml/2006/main">
+                  <a:graphicData uri="http://schemas.microsoft.com/office/word/2010/wordprocessingShape">
+                    <wps:wsp>
+                      <wps:cNvSpPr txBox="1">
+                        <a:spLocks noChangeArrowheads="1"/>
+                      </wps:cNvSpPr>
+                      <wps:spPr bwMode="auto">
+                        <a:xfrm>
+                          <a:off x="0" y="0"/>
+                          <a:ext cx="3025775" cy="1071880"/>
                         </a:xfrm>
                         <a:prstGeom prst="rect">
                           <a:avLst/>
@@ -2771,7 +2940,23 @@
                                 <w:sz w:val="36"/>
                                 <w:szCs w:val="40"/>
                               </w:rPr>
-                              <w:t xml:space="preserve">Conservation </w:t>
+                              <w:t>Outcomes</w:t>
+                            </w:r>
+                            <w:r>
+                              <w:rPr>
+                                <w:rFonts w:ascii="Times New Roman" w:hAnsi="Times New Roman" w:cs="Times New Roman"/>
+                                <w:sz w:val="36"/>
+                                <w:szCs w:val="40"/>
+                              </w:rPr>
+                              <w:t xml:space="preserve"> (field-scale)</w:t>
+                            </w:r>
+                            <w:r>
+                              <w:rPr>
+                                <w:rFonts w:ascii="Times New Roman" w:hAnsi="Times New Roman" w:cs="Times New Roman"/>
+                                <w:sz w:val="36"/>
+                                <w:szCs w:val="40"/>
+                              </w:rPr>
+                              <w:t>:</w:t>
                             </w:r>
                             <w:r>
                               <w:rPr>
@@ -2787,7 +2972,32 @@
                                 <w:sz w:val="36"/>
                                 <w:szCs w:val="40"/>
                               </w:rPr>
-                              <w:t>practice + Biomass production</w:t>
+                              <w:t>NO</w:t>
+                            </w:r>
+                            <w:r>
+                              <w:rPr>
+                                <w:rFonts w:ascii="Times New Roman" w:hAnsi="Times New Roman" w:cs="Times New Roman"/>
+                                <w:sz w:val="36"/>
+                                <w:szCs w:val="40"/>
+                                <w:vertAlign w:val="subscript"/>
+                              </w:rPr>
+                              <w:t xml:space="preserve">3, </w:t>
+                            </w:r>
+                            <w:r>
+                              <w:rPr>
+                                <w:rFonts w:ascii="Times New Roman" w:hAnsi="Times New Roman" w:cs="Times New Roman"/>
+                                <w:sz w:val="36"/>
+                                <w:szCs w:val="40"/>
+                              </w:rPr>
+                              <w:t>sediment, GHG, wildlife habitat, cost</w:t>
+                            </w:r>
+                            <w:r>
+                              <w:rPr>
+                                <w:rFonts w:ascii="Times New Roman" w:hAnsi="Times New Roman" w:cs="Times New Roman"/>
+                                <w:sz w:val="36"/>
+                                <w:szCs w:val="40"/>
+                              </w:rPr>
+                              <w:t>-effectiveness</w:t>
                             </w:r>
                           </w:p>
                         </w:txbxContent>
@@ -2809,11 +3019,7 @@
           </mc:Choice>
           <mc:Fallback>
             <w:pict>
-              <v:shapetype w14:anchorId="239050EB" id="_x0000_t202" coordsize="21600,21600" o:spt="202" path="m,l,21600r21600,l21600,xe">
-                <v:stroke joinstyle="miter"/>
-                <v:path gradientshapeok="t" o:connecttype="rect"/>
-              </v:shapetype>
-              <v:shape id="_x0000_s1036" type="#_x0000_t202" style="position:absolute;margin-left:348.6pt;margin-top:212.7pt;width:183pt;height:75.6pt;z-index:251698176;visibility:visible;mso-wrap-style:square;mso-width-percent:0;mso-height-percent:0;mso-wrap-distance-left:9pt;mso-wrap-distance-top:3.6pt;mso-wrap-distance-right:9pt;mso-wrap-distance-bottom:3.6pt;mso-position-horizontal:absolute;mso-position-horizontal-relative:text;mso-position-vertical:absolute;mso-position-vertical-relative:text;mso-width-percent:0;mso-height-percent:0;mso-width-relative:margin;mso-height-relative:margin;v-text-anchor:top" o:gfxdata="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" filled="f" stroked="f">
+              <v:shape w14:anchorId="2D1E354D" id="_x0000_s1033" type="#_x0000_t202" style="position:absolute;margin-left:333.85pt;margin-top:514.05pt;width:238.25pt;height:84.4pt;z-index:251702272;visibility:visible;mso-wrap-style:square;mso-width-percent:0;mso-height-percent:0;mso-wrap-distance-left:9pt;mso-wrap-distance-top:3.6pt;mso-wrap-distance-right:9pt;mso-wrap-distance-bottom:3.6pt;mso-position-horizontal:absolute;mso-position-horizontal-relative:text;mso-position-vertical:absolute;mso-position-vertical-relative:text;mso-width-percent:0;mso-height-percent:0;mso-width-relative:margin;mso-height-relative:margin;v-text-anchor:top" o:gfxdata="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" filled="f" stroked="f">
                 <v:textbox>
                   <w:txbxContent>
                     <w:p>
@@ -2831,7 +3037,23 @@
                           <w:sz w:val="36"/>
                           <w:szCs w:val="40"/>
                         </w:rPr>
-                        <w:t xml:space="preserve">Conservation </w:t>
+                        <w:t>Outcomes</w:t>
+                      </w:r>
+                      <w:r>
+                        <w:rPr>
+                          <w:rFonts w:ascii="Times New Roman" w:hAnsi="Times New Roman" w:cs="Times New Roman"/>
+                          <w:sz w:val="36"/>
+                          <w:szCs w:val="40"/>
+                        </w:rPr>
+                        <w:t xml:space="preserve"> (field-scale)</w:t>
+                      </w:r>
+                      <w:r>
+                        <w:rPr>
+                          <w:rFonts w:ascii="Times New Roman" w:hAnsi="Times New Roman" w:cs="Times New Roman"/>
+                          <w:sz w:val="36"/>
+                          <w:szCs w:val="40"/>
+                        </w:rPr>
+                        <w:t>:</w:t>
                       </w:r>
                       <w:r>
                         <w:rPr>
@@ -2847,7 +3069,2553 @@
                           <w:sz w:val="36"/>
                           <w:szCs w:val="40"/>
                         </w:rPr>
-                        <w:t>practice + Biomass production</w:t>
+                        <w:t>NO</w:t>
+                      </w:r>
+                      <w:r>
+                        <w:rPr>
+                          <w:rFonts w:ascii="Times New Roman" w:hAnsi="Times New Roman" w:cs="Times New Roman"/>
+                          <w:sz w:val="36"/>
+                          <w:szCs w:val="40"/>
+                          <w:vertAlign w:val="subscript"/>
+                        </w:rPr>
+                        <w:t xml:space="preserve">3, </w:t>
+                      </w:r>
+                      <w:r>
+                        <w:rPr>
+                          <w:rFonts w:ascii="Times New Roman" w:hAnsi="Times New Roman" w:cs="Times New Roman"/>
+                          <w:sz w:val="36"/>
+                          <w:szCs w:val="40"/>
+                        </w:rPr>
+                        <w:t>sediment, GHG, wildlife habitat, cost</w:t>
+                      </w:r>
+                      <w:r>
+                        <w:rPr>
+                          <w:rFonts w:ascii="Times New Roman" w:hAnsi="Times New Roman" w:cs="Times New Roman"/>
+                          <w:sz w:val="36"/>
+                          <w:szCs w:val="40"/>
+                        </w:rPr>
+                        <w:t>-effectiveness</w:t>
+                      </w:r>
+                    </w:p>
+                  </w:txbxContent>
+                </v:textbox>
+                <w10:wrap type="square"/>
+              </v:shape>
+            </w:pict>
+          </mc:Fallback>
+        </mc:AlternateContent>
+      </w:r>
+      <w:r>
+        <w:rPr>
+          <w:noProof/>
+        </w:rPr>
+        <mc:AlternateContent>
+          <mc:Choice Requires="wpg">
+            <w:drawing>
+              <wp:anchor distT="0" distB="0" distL="114300" distR="114300" simplePos="0" relativeHeight="251719680" behindDoc="0" locked="0" layoutInCell="1" allowOverlap="1" wp14:anchorId="3A7144B8" wp14:editId="2666131F">
+                <wp:simplePos x="0" y="0"/>
+                <wp:positionH relativeFrom="column">
+                  <wp:posOffset>4239442</wp:posOffset>
+                </wp:positionH>
+                <wp:positionV relativeFrom="paragraph">
+                  <wp:posOffset>5209631</wp:posOffset>
+                </wp:positionV>
+                <wp:extent cx="815581" cy="477058"/>
+                <wp:effectExtent l="0" t="0" r="22860" b="0"/>
+                <wp:wrapNone/>
+                <wp:docPr id="42" name="Group 42"/>
+                <wp:cNvGraphicFramePr/>
+                <a:graphic xmlns:a="http://schemas.openxmlformats.org/drawingml/2006/main">
+                  <a:graphicData uri="http://schemas.microsoft.com/office/word/2010/wordprocessingGroup">
+                    <wpg:wgp>
+                      <wpg:cNvGrpSpPr/>
+                      <wpg:grpSpPr>
+                        <a:xfrm>
+                          <a:off x="0" y="0"/>
+                          <a:ext cx="815581" cy="477058"/>
+                          <a:chOff x="516746" y="78204"/>
+                          <a:chExt cx="815744" cy="477520"/>
+                        </a:xfrm>
+                      </wpg:grpSpPr>
+                      <wps:wsp>
+                        <wps:cNvPr id="43" name="Rectangle 43"/>
+                        <wps:cNvSpPr/>
+                        <wps:spPr>
+                          <a:xfrm>
+                            <a:off x="516746" y="105044"/>
+                            <a:ext cx="815744" cy="418469"/>
+                          </a:xfrm>
+                          <a:prstGeom prst="rect">
+                            <a:avLst/>
+                          </a:prstGeom>
+                          <a:solidFill>
+                            <a:schemeClr val="accent4">
+                              <a:lumMod val="20000"/>
+                              <a:lumOff val="80000"/>
+                            </a:schemeClr>
+                          </a:solidFill>
+                          <a:ln>
+                            <a:solidFill>
+                              <a:schemeClr val="accent2">
+                                <a:lumMod val="50000"/>
+                              </a:schemeClr>
+                            </a:solidFill>
+                          </a:ln>
+                        </wps:spPr>
+                        <wps:style>
+                          <a:lnRef idx="2">
+                            <a:schemeClr val="accent1">
+                              <a:shade val="50000"/>
+                            </a:schemeClr>
+                          </a:lnRef>
+                          <a:fillRef idx="1">
+                            <a:schemeClr val="accent1"/>
+                          </a:fillRef>
+                          <a:effectRef idx="0">
+                            <a:schemeClr val="accent1"/>
+                          </a:effectRef>
+                          <a:fontRef idx="minor">
+                            <a:schemeClr val="lt1"/>
+                          </a:fontRef>
+                        </wps:style>
+                        <wps:bodyPr rot="0" spcFirstLastPara="0" vertOverflow="overflow" horzOverflow="overflow" vert="horz" wrap="square" lIns="91440" tIns="45720" rIns="91440" bIns="45720" numCol="1" spcCol="0" rtlCol="0" fromWordArt="0" anchor="ctr" anchorCtr="0" forceAA="0" compatLnSpc="1">
+                          <a:prstTxWarp prst="textNoShape">
+                            <a:avLst/>
+                          </a:prstTxWarp>
+                          <a:noAutofit/>
+                        </wps:bodyPr>
+                      </wps:wsp>
+                      <wps:wsp>
+                        <wps:cNvPr id="44" name="Text Box 2"/>
+                        <wps:cNvSpPr txBox="1">
+                          <a:spLocks noChangeArrowheads="1"/>
+                        </wps:cNvSpPr>
+                        <wps:spPr bwMode="auto">
+                          <a:xfrm>
+                            <a:off x="562343" y="78204"/>
+                            <a:ext cx="744439" cy="477520"/>
+                          </a:xfrm>
+                          <a:prstGeom prst="rect">
+                            <a:avLst/>
+                          </a:prstGeom>
+                          <a:noFill/>
+                          <a:ln w="9525">
+                            <a:noFill/>
+                            <a:miter lim="800000"/>
+                            <a:headEnd/>
+                            <a:tailEnd/>
+                          </a:ln>
+                        </wps:spPr>
+                        <wps:txbx>
+                          <w:txbxContent>
+                            <w:p>
+                              <w:pPr>
+                                <w:jc w:val="center"/>
+                                <w:rPr>
+                                  <w:rFonts w:ascii="Times New Roman" w:hAnsi="Times New Roman" w:cs="Times New Roman"/>
+                                  <w:b/>
+                                  <w:sz w:val="24"/>
+                                </w:rPr>
+                              </w:pPr>
+                              <w:r>
+                                <w:rPr>
+                                  <w:rFonts w:ascii="Times New Roman" w:hAnsi="Times New Roman" w:cs="Times New Roman"/>
+                                  <w:b/>
+                                  <w:sz w:val="24"/>
+                                </w:rPr>
+                                <w:t>Costs &amp;</w:t>
+                              </w:r>
+                              <w:r>
+                                <w:rPr>
+                                  <w:rFonts w:ascii="Times New Roman" w:hAnsi="Times New Roman" w:cs="Times New Roman"/>
+                                  <w:b/>
+                                  <w:sz w:val="24"/>
+                                </w:rPr>
+                                <w:br/>
+                                <w:t>Returns</w:t>
+                              </w:r>
+                            </w:p>
+                          </w:txbxContent>
+                        </wps:txbx>
+                        <wps:bodyPr rot="0" vert="horz" wrap="square" lIns="91440" tIns="45720" rIns="91440" bIns="45720" anchor="t" anchorCtr="0">
+                          <a:noAutofit/>
+                        </wps:bodyPr>
+                      </wps:wsp>
+                    </wpg:wgp>
+                  </a:graphicData>
+                </a:graphic>
+                <wp14:sizeRelH relativeFrom="margin">
+                  <wp14:pctWidth>0</wp14:pctWidth>
+                </wp14:sizeRelH>
+                <wp14:sizeRelV relativeFrom="margin">
+                  <wp14:pctHeight>0</wp14:pctHeight>
+                </wp14:sizeRelV>
+              </wp:anchor>
+            </w:drawing>
+          </mc:Choice>
+          <mc:Fallback>
+            <w:pict>
+              <v:group w14:anchorId="3A7144B8" id="Group 42" o:spid="_x0000_s1034" style="position:absolute;margin-left:333.8pt;margin-top:410.2pt;width:64.2pt;height:37.55pt;z-index:251719680;mso-width-relative:margin;mso-height-relative:margin" coordorigin="5167,782" coordsize="8157,4775" o:gfxdata="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">
+                <v:rect id="Rectangle 43" o:spid="_x0000_s1035" style="position:absolute;left:5167;top:1050;width:8157;height:4185;visibility:visible;mso-wrap-style:square;v-text-anchor:middle" o:gfxdata="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" fillcolor="#fff2cc [663]" strokecolor="#823b0b [1605]" strokeweight="1pt"/>
+                <v:shape id="_x0000_s1036" type="#_x0000_t202" style="position:absolute;left:5623;top:782;width:7444;height:4775;visibility:visible;mso-wrap-style:square;v-text-anchor:top" o:gfxdata="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" filled="f" stroked="f">
+                  <v:textbox>
+                    <w:txbxContent>
+                      <w:p>
+                        <w:pPr>
+                          <w:jc w:val="center"/>
+                          <w:rPr>
+                            <w:rFonts w:ascii="Times New Roman" w:hAnsi="Times New Roman" w:cs="Times New Roman"/>
+                            <w:b/>
+                            <w:sz w:val="24"/>
+                          </w:rPr>
+                        </w:pPr>
+                        <w:r>
+                          <w:rPr>
+                            <w:rFonts w:ascii="Times New Roman" w:hAnsi="Times New Roman" w:cs="Times New Roman"/>
+                            <w:b/>
+                            <w:sz w:val="24"/>
+                          </w:rPr>
+                          <w:t>Costs &amp;</w:t>
+                        </w:r>
+                        <w:r>
+                          <w:rPr>
+                            <w:rFonts w:ascii="Times New Roman" w:hAnsi="Times New Roman" w:cs="Times New Roman"/>
+                            <w:b/>
+                            <w:sz w:val="24"/>
+                          </w:rPr>
+                          <w:br/>
+                          <w:t>Returns</w:t>
+                        </w:r>
+                      </w:p>
+                    </w:txbxContent>
+                  </v:textbox>
+                </v:shape>
+              </v:group>
+            </w:pict>
+          </mc:Fallback>
+        </mc:AlternateContent>
+      </w:r>
+      <w:r>
+        <w:rPr>
+          <w:noProof/>
+        </w:rPr>
+        <mc:AlternateContent>
+          <mc:Choice Requires="wps">
+            <w:drawing>
+              <wp:anchor distT="0" distB="0" distL="114300" distR="114300" simplePos="0" relativeHeight="251724799" behindDoc="1" locked="0" layoutInCell="1" allowOverlap="1" wp14:anchorId="0E42D75D" wp14:editId="354CB33F">
+                <wp:simplePos x="0" y="0"/>
+                <wp:positionH relativeFrom="column">
+                  <wp:posOffset>4783667</wp:posOffset>
+                </wp:positionH>
+                <wp:positionV relativeFrom="paragraph">
+                  <wp:posOffset>5700183</wp:posOffset>
+                </wp:positionV>
+                <wp:extent cx="338666" cy="829734"/>
+                <wp:effectExtent l="19050" t="19050" r="80645" b="66040"/>
+                <wp:wrapNone/>
+                <wp:docPr id="198" name="Straight Arrow Connector 198"/>
+                <wp:cNvGraphicFramePr/>
+                <a:graphic xmlns:a="http://schemas.openxmlformats.org/drawingml/2006/main">
+                  <a:graphicData uri="http://schemas.microsoft.com/office/word/2010/wordprocessingShape">
+                    <wps:wsp>
+                      <wps:cNvCnPr/>
+                      <wps:spPr>
+                        <a:xfrm>
+                          <a:off x="0" y="0"/>
+                          <a:ext cx="338666" cy="829734"/>
+                        </a:xfrm>
+                        <a:prstGeom prst="straightConnector1">
+                          <a:avLst/>
+                        </a:prstGeom>
+                        <a:ln w="57150">
+                          <a:solidFill>
+                            <a:schemeClr val="accent4">
+                              <a:lumMod val="20000"/>
+                              <a:lumOff val="80000"/>
+                            </a:schemeClr>
+                          </a:solidFill>
+                          <a:tailEnd type="triangle"/>
+                        </a:ln>
+                      </wps:spPr>
+                      <wps:style>
+                        <a:lnRef idx="1">
+                          <a:schemeClr val="accent2"/>
+                        </a:lnRef>
+                        <a:fillRef idx="0">
+                          <a:schemeClr val="accent2"/>
+                        </a:fillRef>
+                        <a:effectRef idx="0">
+                          <a:schemeClr val="accent2"/>
+                        </a:effectRef>
+                        <a:fontRef idx="minor">
+                          <a:schemeClr val="tx1"/>
+                        </a:fontRef>
+                      </wps:style>
+                      <wps:bodyPr/>
+                    </wps:wsp>
+                  </a:graphicData>
+                </a:graphic>
+                <wp14:sizeRelH relativeFrom="margin">
+                  <wp14:pctWidth>0</wp14:pctWidth>
+                </wp14:sizeRelH>
+                <wp14:sizeRelV relativeFrom="margin">
+                  <wp14:pctHeight>0</wp14:pctHeight>
+                </wp14:sizeRelV>
+              </wp:anchor>
+            </w:drawing>
+          </mc:Choice>
+          <mc:Fallback>
+            <w:pict>
+              <v:shapetype w14:anchorId="7EE124D1" id="_x0000_t32" coordsize="21600,21600" o:spt="32" o:oned="t" path="m,l21600,21600e" filled="f">
+                <v:path arrowok="t" fillok="f" o:connecttype="none"/>
+                <o:lock v:ext="edit" shapetype="t"/>
+              </v:shapetype>
+              <v:shape id="Straight Arrow Connector 198" o:spid="_x0000_s1026" type="#_x0000_t32" style="position:absolute;margin-left:376.65pt;margin-top:448.85pt;width:26.65pt;height:65.35pt;z-index:-251591681;visibility:visible;mso-wrap-style:square;mso-width-percent:0;mso-height-percent:0;mso-wrap-distance-left:9pt;mso-wrap-distance-top:0;mso-wrap-distance-right:9pt;mso-wrap-distance-bottom:0;mso-position-horizontal:absolute;mso-position-horizontal-relative:text;mso-position-vertical:absolute;mso-position-vertical-relative:text;mso-width-percent:0;mso-height-percent:0;mso-width-relative:margin;mso-height-relative:margin" o:gfxdata="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" strokecolor="#fff2cc [663]" strokeweight="4.5pt">
+                <v:stroke endarrow="block" joinstyle="miter"/>
+              </v:shape>
+            </w:pict>
+          </mc:Fallback>
+        </mc:AlternateContent>
+      </w:r>
+      <w:r>
+        <w:rPr>
+          <w:noProof/>
+        </w:rPr>
+        <mc:AlternateContent>
+          <mc:Choice Requires="wps">
+            <w:drawing>
+              <wp:anchor distT="45720" distB="45720" distL="114300" distR="114300" simplePos="0" relativeHeight="251716608" behindDoc="0" locked="0" layoutInCell="1" allowOverlap="1" wp14:anchorId="2041F859" wp14:editId="1DE131B2">
+                <wp:simplePos x="0" y="0"/>
+                <wp:positionH relativeFrom="column">
+                  <wp:posOffset>4227195</wp:posOffset>
+                </wp:positionH>
+                <wp:positionV relativeFrom="paragraph">
+                  <wp:posOffset>5845599</wp:posOffset>
+                </wp:positionV>
+                <wp:extent cx="2987040" cy="478790"/>
+                <wp:effectExtent l="0" t="0" r="0" b="0"/>
+                <wp:wrapSquare wrapText="bothSides"/>
+                <wp:docPr id="46" name="Text Box 2"/>
+                <wp:cNvGraphicFramePr>
+                  <a:graphicFrameLocks xmlns:a="http://schemas.openxmlformats.org/drawingml/2006/main"/>
+                </wp:cNvGraphicFramePr>
+                <a:graphic xmlns:a="http://schemas.openxmlformats.org/drawingml/2006/main">
+                  <a:graphicData uri="http://schemas.microsoft.com/office/word/2010/wordprocessingShape">
+                    <wps:wsp>
+                      <wps:cNvSpPr txBox="1">
+                        <a:spLocks noChangeArrowheads="1"/>
+                      </wps:cNvSpPr>
+                      <wps:spPr bwMode="auto">
+                        <a:xfrm>
+                          <a:off x="0" y="0"/>
+                          <a:ext cx="2987040" cy="478790"/>
+                        </a:xfrm>
+                        <a:prstGeom prst="rect">
+                          <a:avLst/>
+                        </a:prstGeom>
+                        <a:noFill/>
+                        <a:ln w="9525">
+                          <a:noFill/>
+                          <a:miter lim="800000"/>
+                          <a:headEnd/>
+                          <a:tailEnd/>
+                        </a:ln>
+                      </wps:spPr>
+                      <wps:txbx>
+                        <w:txbxContent>
+                          <w:p>
+                            <w:pPr>
+                              <w:jc w:val="center"/>
+                              <w:rPr>
+                                <w:rFonts w:ascii="Times New Roman" w:hAnsi="Times New Roman" w:cs="Times New Roman"/>
+                                <w:sz w:val="48"/>
+                                <w:szCs w:val="40"/>
+                              </w:rPr>
+                            </w:pPr>
+                            <w:proofErr w:type="spellStart"/>
+                            <w:r>
+                              <w:rPr>
+                                <w:rFonts w:ascii="Times New Roman" w:hAnsi="Times New Roman" w:cs="Times New Roman"/>
+                                <w:sz w:val="48"/>
+                                <w:szCs w:val="40"/>
+                              </w:rPr>
+                              <w:t>FiNRT</w:t>
+                            </w:r>
+                            <w:proofErr w:type="spellEnd"/>
+                            <w:r>
+                              <w:rPr>
+                                <w:rFonts w:ascii="Times New Roman" w:hAnsi="Times New Roman" w:cs="Times New Roman"/>
+                                <w:sz w:val="48"/>
+                                <w:szCs w:val="40"/>
+                              </w:rPr>
+                              <w:t xml:space="preserve"> + </w:t>
+                            </w:r>
+                            <w:proofErr w:type="spellStart"/>
+                            <w:r>
+                              <w:rPr>
+                                <w:rFonts w:ascii="Times New Roman" w:hAnsi="Times New Roman" w:cs="Times New Roman"/>
+                                <w:sz w:val="48"/>
+                                <w:szCs w:val="40"/>
+                              </w:rPr>
+                              <w:t>GeoProfit</w:t>
+                            </w:r>
+                            <w:proofErr w:type="spellEnd"/>
+                          </w:p>
+                        </w:txbxContent>
+                      </wps:txbx>
+                      <wps:bodyPr rot="0" vert="horz" wrap="square" lIns="91440" tIns="45720" rIns="91440" bIns="45720" anchor="t" anchorCtr="0">
+                        <a:noAutofit/>
+                      </wps:bodyPr>
+                    </wps:wsp>
+                  </a:graphicData>
+                </a:graphic>
+                <wp14:sizeRelH relativeFrom="margin">
+                  <wp14:pctWidth>0</wp14:pctWidth>
+                </wp14:sizeRelH>
+                <wp14:sizeRelV relativeFrom="margin">
+                  <wp14:pctHeight>0</wp14:pctHeight>
+                </wp14:sizeRelV>
+              </wp:anchor>
+            </w:drawing>
+          </mc:Choice>
+          <mc:Fallback>
+            <w:pict>
+              <v:shape w14:anchorId="2041F859" id="_x0000_s1037" type="#_x0000_t202" style="position:absolute;margin-left:332.85pt;margin-top:460.3pt;width:235.2pt;height:37.7pt;z-index:251716608;visibility:visible;mso-wrap-style:square;mso-width-percent:0;mso-height-percent:0;mso-wrap-distance-left:9pt;mso-wrap-distance-top:3.6pt;mso-wrap-distance-right:9pt;mso-wrap-distance-bottom:3.6pt;mso-position-horizontal:absolute;mso-position-horizontal-relative:text;mso-position-vertical:absolute;mso-position-vertical-relative:text;mso-width-percent:0;mso-height-percent:0;mso-width-relative:margin;mso-height-relative:margin;v-text-anchor:top" o:gfxdata="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" filled="f" stroked="f">
+                <v:textbox>
+                  <w:txbxContent>
+                    <w:p>
+                      <w:pPr>
+                        <w:jc w:val="center"/>
+                        <w:rPr>
+                          <w:rFonts w:ascii="Times New Roman" w:hAnsi="Times New Roman" w:cs="Times New Roman"/>
+                          <w:sz w:val="48"/>
+                          <w:szCs w:val="40"/>
+                        </w:rPr>
+                      </w:pPr>
+                      <w:proofErr w:type="spellStart"/>
+                      <w:r>
+                        <w:rPr>
+                          <w:rFonts w:ascii="Times New Roman" w:hAnsi="Times New Roman" w:cs="Times New Roman"/>
+                          <w:sz w:val="48"/>
+                          <w:szCs w:val="40"/>
+                        </w:rPr>
+                        <w:t>FiNRT</w:t>
+                      </w:r>
+                      <w:proofErr w:type="spellEnd"/>
+                      <w:r>
+                        <w:rPr>
+                          <w:rFonts w:ascii="Times New Roman" w:hAnsi="Times New Roman" w:cs="Times New Roman"/>
+                          <w:sz w:val="48"/>
+                          <w:szCs w:val="40"/>
+                        </w:rPr>
+                        <w:t xml:space="preserve"> + </w:t>
+                      </w:r>
+                      <w:proofErr w:type="spellStart"/>
+                      <w:r>
+                        <w:rPr>
+                          <w:rFonts w:ascii="Times New Roman" w:hAnsi="Times New Roman" w:cs="Times New Roman"/>
+                          <w:sz w:val="48"/>
+                          <w:szCs w:val="40"/>
+                        </w:rPr>
+                        <w:t>GeoProfit</w:t>
+                      </w:r>
+                      <w:proofErr w:type="spellEnd"/>
+                    </w:p>
+                  </w:txbxContent>
+                </v:textbox>
+                <w10:wrap type="square"/>
+              </v:shape>
+            </w:pict>
+          </mc:Fallback>
+        </mc:AlternateContent>
+      </w:r>
+      <w:r>
+        <w:rPr>
+          <w:noProof/>
+        </w:rPr>
+        <mc:AlternateContent>
+          <mc:Choice Requires="wpg">
+            <w:drawing>
+              <wp:anchor distT="0" distB="0" distL="114300" distR="114300" simplePos="0" relativeHeight="251727872" behindDoc="0" locked="0" layoutInCell="1" allowOverlap="1" wp14:anchorId="1E61DABE" wp14:editId="2B115B6E">
+                <wp:simplePos x="0" y="0"/>
+                <wp:positionH relativeFrom="column">
+                  <wp:posOffset>6121400</wp:posOffset>
+                </wp:positionH>
+                <wp:positionV relativeFrom="paragraph">
+                  <wp:posOffset>5154295</wp:posOffset>
+                </wp:positionV>
+                <wp:extent cx="974725" cy="470535"/>
+                <wp:effectExtent l="0" t="0" r="0" b="5715"/>
+                <wp:wrapNone/>
+                <wp:docPr id="52" name="Group 52"/>
+                <wp:cNvGraphicFramePr/>
+                <a:graphic xmlns:a="http://schemas.openxmlformats.org/drawingml/2006/main">
+                  <a:graphicData uri="http://schemas.microsoft.com/office/word/2010/wordprocessingGroup">
+                    <wpg:wgp>
+                      <wpg:cNvGrpSpPr/>
+                      <wpg:grpSpPr>
+                        <a:xfrm>
+                          <a:off x="0" y="0"/>
+                          <a:ext cx="974725" cy="470535"/>
+                          <a:chOff x="222307" y="2820"/>
+                          <a:chExt cx="975187" cy="470593"/>
+                        </a:xfrm>
+                      </wpg:grpSpPr>
+                      <wps:wsp>
+                        <wps:cNvPr id="53" name="Rectangle 53"/>
+                        <wps:cNvSpPr/>
+                        <wps:spPr>
+                          <a:xfrm>
+                            <a:off x="282633" y="45720"/>
+                            <a:ext cx="870147" cy="422564"/>
+                          </a:xfrm>
+                          <a:prstGeom prst="rect">
+                            <a:avLst/>
+                          </a:prstGeom>
+                          <a:solidFill>
+                            <a:schemeClr val="accent4">
+                              <a:lumMod val="20000"/>
+                              <a:lumOff val="80000"/>
+                            </a:schemeClr>
+                          </a:solidFill>
+                          <a:ln>
+                            <a:solidFill>
+                              <a:schemeClr val="accent2">
+                                <a:lumMod val="50000"/>
+                              </a:schemeClr>
+                            </a:solidFill>
+                          </a:ln>
+                        </wps:spPr>
+                        <wps:style>
+                          <a:lnRef idx="2">
+                            <a:schemeClr val="accent1">
+                              <a:shade val="50000"/>
+                            </a:schemeClr>
+                          </a:lnRef>
+                          <a:fillRef idx="1">
+                            <a:schemeClr val="accent1"/>
+                          </a:fillRef>
+                          <a:effectRef idx="0">
+                            <a:schemeClr val="accent1"/>
+                          </a:effectRef>
+                          <a:fontRef idx="minor">
+                            <a:schemeClr val="lt1"/>
+                          </a:fontRef>
+                        </wps:style>
+                        <wps:bodyPr rot="0" spcFirstLastPara="0" vertOverflow="overflow" horzOverflow="overflow" vert="horz" wrap="square" lIns="91440" tIns="45720" rIns="91440" bIns="45720" numCol="1" spcCol="0" rtlCol="0" fromWordArt="0" anchor="ctr" anchorCtr="0" forceAA="0" compatLnSpc="1">
+                          <a:prstTxWarp prst="textNoShape">
+                            <a:avLst/>
+                          </a:prstTxWarp>
+                          <a:noAutofit/>
+                        </wps:bodyPr>
+                      </wps:wsp>
+                      <wps:wsp>
+                        <wps:cNvPr id="54" name="Text Box 2"/>
+                        <wps:cNvSpPr txBox="1">
+                          <a:spLocks noChangeArrowheads="1"/>
+                        </wps:cNvSpPr>
+                        <wps:spPr bwMode="auto">
+                          <a:xfrm>
+                            <a:off x="222307" y="2820"/>
+                            <a:ext cx="975187" cy="470593"/>
+                          </a:xfrm>
+                          <a:prstGeom prst="rect">
+                            <a:avLst/>
+                          </a:prstGeom>
+                          <a:noFill/>
+                          <a:ln w="9525">
+                            <a:noFill/>
+                            <a:miter lim="800000"/>
+                            <a:headEnd/>
+                            <a:tailEnd/>
+                          </a:ln>
+                        </wps:spPr>
+                        <wps:txbx>
+                          <w:txbxContent>
+                            <w:p>
+                              <w:pPr>
+                                <w:jc w:val="center"/>
+                                <w:rPr>
+                                  <w:rFonts w:ascii="Times New Roman" w:hAnsi="Times New Roman" w:cs="Times New Roman"/>
+                                  <w:b/>
+                                  <w:sz w:val="24"/>
+                                </w:rPr>
+                              </w:pPr>
+                              <w:r>
+                                <w:rPr>
+                                  <w:rFonts w:ascii="Times New Roman" w:hAnsi="Times New Roman" w:cs="Times New Roman"/>
+                                  <w:b/>
+                                  <w:sz w:val="24"/>
+                                </w:rPr>
+                                <w:t>Annual</w:t>
+                              </w:r>
+                              <w:r>
+                                <w:rPr>
+                                  <w:rFonts w:ascii="Times New Roman" w:hAnsi="Times New Roman" w:cs="Times New Roman"/>
+                                  <w:b/>
+                                  <w:sz w:val="24"/>
+                                </w:rPr>
+                                <w:br/>
+                                <w:t>Yield Data</w:t>
+                              </w:r>
+                            </w:p>
+                          </w:txbxContent>
+                        </wps:txbx>
+                        <wps:bodyPr rot="0" vert="horz" wrap="square" lIns="91440" tIns="45720" rIns="91440" bIns="45720" anchor="t" anchorCtr="0">
+                          <a:noAutofit/>
+                        </wps:bodyPr>
+                      </wps:wsp>
+                    </wpg:wgp>
+                  </a:graphicData>
+                </a:graphic>
+                <wp14:sizeRelH relativeFrom="margin">
+                  <wp14:pctWidth>0</wp14:pctWidth>
+                </wp14:sizeRelH>
+                <wp14:sizeRelV relativeFrom="margin">
+                  <wp14:pctHeight>0</wp14:pctHeight>
+                </wp14:sizeRelV>
+              </wp:anchor>
+            </w:drawing>
+          </mc:Choice>
+          <mc:Fallback>
+            <w:pict>
+              <v:group w14:anchorId="1E61DABE" id="Group 52" o:spid="_x0000_s1038" style="position:absolute;margin-left:482pt;margin-top:405.85pt;width:76.75pt;height:37.05pt;z-index:251727872;mso-width-relative:margin;mso-height-relative:margin" coordorigin="2223,28" coordsize="9751,4705" o:gfxdata="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">
+                <v:rect id="Rectangle 53" o:spid="_x0000_s1039" style="position:absolute;left:2826;top:457;width:8701;height:4225;visibility:visible;mso-wrap-style:square;v-text-anchor:middle" o:gfxdata="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" fillcolor="#fff2cc [663]" strokecolor="#823b0b [1605]" strokeweight="1pt"/>
+                <v:shape id="_x0000_s1040" type="#_x0000_t202" style="position:absolute;left:2223;top:28;width:9751;height:4706;visibility:visible;mso-wrap-style:square;v-text-anchor:top" o:gfxdata="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" filled="f" stroked="f">
+                  <v:textbox>
+                    <w:txbxContent>
+                      <w:p>
+                        <w:pPr>
+                          <w:jc w:val="center"/>
+                          <w:rPr>
+                            <w:rFonts w:ascii="Times New Roman" w:hAnsi="Times New Roman" w:cs="Times New Roman"/>
+                            <w:b/>
+                            <w:sz w:val="24"/>
+                          </w:rPr>
+                        </w:pPr>
+                        <w:r>
+                          <w:rPr>
+                            <w:rFonts w:ascii="Times New Roman" w:hAnsi="Times New Roman" w:cs="Times New Roman"/>
+                            <w:b/>
+                            <w:sz w:val="24"/>
+                          </w:rPr>
+                          <w:t>Annual</w:t>
+                        </w:r>
+                        <w:r>
+                          <w:rPr>
+                            <w:rFonts w:ascii="Times New Roman" w:hAnsi="Times New Roman" w:cs="Times New Roman"/>
+                            <w:b/>
+                            <w:sz w:val="24"/>
+                          </w:rPr>
+                          <w:br/>
+                          <w:t>Yield Data</w:t>
+                        </w:r>
+                      </w:p>
+                    </w:txbxContent>
+                  </v:textbox>
+                </v:shape>
+              </v:group>
+            </w:pict>
+          </mc:Fallback>
+        </mc:AlternateContent>
+      </w:r>
+      <w:r>
+        <w:rPr>
+          <w:noProof/>
+        </w:rPr>
+        <mc:AlternateContent>
+          <mc:Choice Requires="wpg">
+            <w:drawing>
+              <wp:anchor distT="0" distB="0" distL="114300" distR="114300" simplePos="0" relativeHeight="251696128" behindDoc="1" locked="0" layoutInCell="1" allowOverlap="1">
+                <wp:simplePos x="0" y="0"/>
+                <wp:positionH relativeFrom="column">
+                  <wp:posOffset>4131733</wp:posOffset>
+                </wp:positionH>
+                <wp:positionV relativeFrom="paragraph">
+                  <wp:posOffset>1551517</wp:posOffset>
+                </wp:positionV>
+                <wp:extent cx="1000430" cy="320040"/>
+                <wp:effectExtent l="0" t="0" r="9525" b="22860"/>
+                <wp:wrapNone/>
+                <wp:docPr id="21" name="Group 21"/>
+                <wp:cNvGraphicFramePr/>
+                <a:graphic xmlns:a="http://schemas.openxmlformats.org/drawingml/2006/main">
+                  <a:graphicData uri="http://schemas.microsoft.com/office/word/2010/wordprocessingGroup">
+                    <wpg:wgp>
+                      <wpg:cNvGrpSpPr/>
+                      <wpg:grpSpPr>
+                        <a:xfrm>
+                          <a:off x="0" y="0"/>
+                          <a:ext cx="1000430" cy="320040"/>
+                          <a:chOff x="489866" y="45720"/>
+                          <a:chExt cx="1000829" cy="320040"/>
+                        </a:xfrm>
+                      </wpg:grpSpPr>
+                      <wps:wsp>
+                        <wps:cNvPr id="6" name="Rectangle 6"/>
+                        <wps:cNvSpPr/>
+                        <wps:spPr>
+                          <a:xfrm>
+                            <a:off x="518160" y="45720"/>
+                            <a:ext cx="962700" cy="320040"/>
+                          </a:xfrm>
+                          <a:prstGeom prst="rect">
+                            <a:avLst/>
+                          </a:prstGeom>
+                          <a:solidFill>
+                            <a:schemeClr val="accent6">
+                              <a:lumMod val="60000"/>
+                              <a:lumOff val="40000"/>
+                            </a:schemeClr>
+                          </a:solidFill>
+                          <a:ln>
+                            <a:solidFill>
+                              <a:schemeClr val="accent2">
+                                <a:lumMod val="50000"/>
+                              </a:schemeClr>
+                            </a:solidFill>
+                          </a:ln>
+                        </wps:spPr>
+                        <wps:style>
+                          <a:lnRef idx="2">
+                            <a:schemeClr val="accent1">
+                              <a:shade val="50000"/>
+                            </a:schemeClr>
+                          </a:lnRef>
+                          <a:fillRef idx="1">
+                            <a:schemeClr val="accent1"/>
+                          </a:fillRef>
+                          <a:effectRef idx="0">
+                            <a:schemeClr val="accent1"/>
+                          </a:effectRef>
+                          <a:fontRef idx="minor">
+                            <a:schemeClr val="lt1"/>
+                          </a:fontRef>
+                        </wps:style>
+                        <wps:bodyPr rot="0" spcFirstLastPara="0" vertOverflow="overflow" horzOverflow="overflow" vert="horz" wrap="square" lIns="91440" tIns="45720" rIns="91440" bIns="45720" numCol="1" spcCol="0" rtlCol="0" fromWordArt="0" anchor="ctr" anchorCtr="0" forceAA="0" compatLnSpc="1">
+                          <a:prstTxWarp prst="textNoShape">
+                            <a:avLst/>
+                          </a:prstTxWarp>
+                          <a:noAutofit/>
+                        </wps:bodyPr>
+                      </wps:wsp>
+                      <wps:wsp>
+                        <wps:cNvPr id="7" name="Text Box 2"/>
+                        <wps:cNvSpPr txBox="1">
+                          <a:spLocks noChangeArrowheads="1"/>
+                        </wps:cNvSpPr>
+                        <wps:spPr bwMode="auto">
+                          <a:xfrm>
+                            <a:off x="489866" y="71120"/>
+                            <a:ext cx="1000829" cy="279400"/>
+                          </a:xfrm>
+                          <a:prstGeom prst="rect">
+                            <a:avLst/>
+                          </a:prstGeom>
+                          <a:noFill/>
+                          <a:ln w="9525">
+                            <a:noFill/>
+                            <a:miter lim="800000"/>
+                            <a:headEnd/>
+                            <a:tailEnd/>
+                          </a:ln>
+                        </wps:spPr>
+                        <wps:txbx>
+                          <w:txbxContent>
+                            <w:p>
+                              <w:pPr>
+                                <w:jc w:val="center"/>
+                                <w:rPr>
+                                  <w:rFonts w:ascii="Times New Roman" w:hAnsi="Times New Roman" w:cs="Times New Roman"/>
+                                  <w:b/>
+                                  <w:sz w:val="24"/>
+                                </w:rPr>
+                              </w:pPr>
+                              <w:r>
+                                <w:rPr>
+                                  <w:rFonts w:ascii="Times New Roman" w:hAnsi="Times New Roman" w:cs="Times New Roman"/>
+                                  <w:b/>
+                                  <w:sz w:val="24"/>
+                                </w:rPr>
+                                <w:t>LiDAR (2m)</w:t>
+                              </w:r>
+                            </w:p>
+                          </w:txbxContent>
+                        </wps:txbx>
+                        <wps:bodyPr rot="0" vert="horz" wrap="square" lIns="91440" tIns="45720" rIns="91440" bIns="45720" anchor="t" anchorCtr="0">
+                          <a:noAutofit/>
+                        </wps:bodyPr>
+                      </wps:wsp>
+                    </wpg:wgp>
+                  </a:graphicData>
+                </a:graphic>
+                <wp14:sizeRelH relativeFrom="margin">
+                  <wp14:pctWidth>0</wp14:pctWidth>
+                </wp14:sizeRelH>
+                <wp14:sizeRelV relativeFrom="margin">
+                  <wp14:pctHeight>0</wp14:pctHeight>
+                </wp14:sizeRelV>
+              </wp:anchor>
+            </w:drawing>
+          </mc:Choice>
+          <mc:Fallback>
+            <w:pict>
+              <v:group id="Group 21" o:spid="_x0000_s1041" style="position:absolute;margin-left:325.35pt;margin-top:122.15pt;width:78.75pt;height:25.2pt;z-index:-251620352;mso-width-relative:margin;mso-height-relative:margin" coordorigin="4898,457" coordsize="10008,3200" o:gfxdata="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">
+                <v:rect id="Rectangle 6" o:spid="_x0000_s1042" style="position:absolute;left:5181;top:457;width:9627;height:3200;visibility:visible;mso-wrap-style:square;v-text-anchor:middle" o:gfxdata="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" fillcolor="#a8d08d [1945]" strokecolor="#823b0b [1605]" strokeweight="1pt"/>
+                <v:shape id="_x0000_s1043" type="#_x0000_t202" style="position:absolute;left:4898;top:711;width:10008;height:2794;visibility:visible;mso-wrap-style:square;v-text-anchor:top" o:gfxdata="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" filled="f" stroked="f">
+                  <v:textbox>
+                    <w:txbxContent>
+                      <w:p>
+                        <w:pPr>
+                          <w:jc w:val="center"/>
+                          <w:rPr>
+                            <w:rFonts w:ascii="Times New Roman" w:hAnsi="Times New Roman" w:cs="Times New Roman"/>
+                            <w:b/>
+                            <w:sz w:val="24"/>
+                          </w:rPr>
+                        </w:pPr>
+                        <w:r>
+                          <w:rPr>
+                            <w:rFonts w:ascii="Times New Roman" w:hAnsi="Times New Roman" w:cs="Times New Roman"/>
+                            <w:b/>
+                            <w:sz w:val="24"/>
+                          </w:rPr>
+                          <w:t>LiDAR (2m)</w:t>
+                        </w:r>
+                      </w:p>
+                    </w:txbxContent>
+                  </v:textbox>
+                </v:shape>
+              </v:group>
+            </w:pict>
+          </mc:Fallback>
+        </mc:AlternateContent>
+      </w:r>
+      <w:r>
+        <w:rPr>
+          <w:noProof/>
+        </w:rPr>
+        <mc:AlternateContent>
+          <mc:Choice Requires="wps">
+            <w:drawing>
+              <wp:anchor distT="0" distB="0" distL="114300" distR="114300" simplePos="0" relativeHeight="251742208" behindDoc="1" locked="0" layoutInCell="1" allowOverlap="1" wp14:anchorId="6C02D17D" wp14:editId="432B8A57">
+                <wp:simplePos x="0" y="0"/>
+                <wp:positionH relativeFrom="column">
+                  <wp:posOffset>6213764</wp:posOffset>
+                </wp:positionH>
+                <wp:positionV relativeFrom="paragraph">
+                  <wp:posOffset>5671243</wp:posOffset>
+                </wp:positionV>
+                <wp:extent cx="381000" cy="952211"/>
+                <wp:effectExtent l="57150" t="19050" r="38100" b="57785"/>
+                <wp:wrapNone/>
+                <wp:docPr id="199" name="Straight Arrow Connector 199"/>
+                <wp:cNvGraphicFramePr/>
+                <a:graphic xmlns:a="http://schemas.openxmlformats.org/drawingml/2006/main">
+                  <a:graphicData uri="http://schemas.microsoft.com/office/word/2010/wordprocessingShape">
+                    <wps:wsp>
+                      <wps:cNvCnPr/>
+                      <wps:spPr>
+                        <a:xfrm flipH="1">
+                          <a:off x="0" y="0"/>
+                          <a:ext cx="381000" cy="952211"/>
+                        </a:xfrm>
+                        <a:prstGeom prst="straightConnector1">
+                          <a:avLst/>
+                        </a:prstGeom>
+                        <a:ln w="57150">
+                          <a:solidFill>
+                            <a:schemeClr val="accent4">
+                              <a:lumMod val="20000"/>
+                              <a:lumOff val="80000"/>
+                            </a:schemeClr>
+                          </a:solidFill>
+                          <a:tailEnd type="triangle"/>
+                        </a:ln>
+                      </wps:spPr>
+                      <wps:style>
+                        <a:lnRef idx="1">
+                          <a:schemeClr val="accent2"/>
+                        </a:lnRef>
+                        <a:fillRef idx="0">
+                          <a:schemeClr val="accent2"/>
+                        </a:fillRef>
+                        <a:effectRef idx="0">
+                          <a:schemeClr val="accent2"/>
+                        </a:effectRef>
+                        <a:fontRef idx="minor">
+                          <a:schemeClr val="tx1"/>
+                        </a:fontRef>
+                      </wps:style>
+                      <wps:bodyPr/>
+                    </wps:wsp>
+                  </a:graphicData>
+                </a:graphic>
+                <wp14:sizeRelH relativeFrom="margin">
+                  <wp14:pctWidth>0</wp14:pctWidth>
+                </wp14:sizeRelH>
+                <wp14:sizeRelV relativeFrom="margin">
+                  <wp14:pctHeight>0</wp14:pctHeight>
+                </wp14:sizeRelV>
+              </wp:anchor>
+            </w:drawing>
+          </mc:Choice>
+          <mc:Fallback>
+            <w:pict>
+              <v:shape w14:anchorId="75AC3C92" id="Straight Arrow Connector 199" o:spid="_x0000_s1026" type="#_x0000_t32" style="position:absolute;margin-left:489.25pt;margin-top:446.55pt;width:30pt;height:75pt;flip:x;z-index:-251574272;visibility:visible;mso-wrap-style:square;mso-width-percent:0;mso-height-percent:0;mso-wrap-distance-left:9pt;mso-wrap-distance-top:0;mso-wrap-distance-right:9pt;mso-wrap-distance-bottom:0;mso-position-horizontal:absolute;mso-position-horizontal-relative:text;mso-position-vertical:absolute;mso-position-vertical-relative:text;mso-width-percent:0;mso-height-percent:0;mso-width-relative:margin;mso-height-relative:margin" o:gfxdata="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" strokecolor="#fff2cc [663]" strokeweight="4.5pt">
+                <v:stroke endarrow="block" joinstyle="miter"/>
+              </v:shape>
+            </w:pict>
+          </mc:Fallback>
+        </mc:AlternateContent>
+      </w:r>
+      <w:r>
+        <w:rPr>
+          <w:noProof/>
+        </w:rPr>
+        <mc:AlternateContent>
+          <mc:Choice Requires="wps">
+            <w:drawing>
+              <wp:anchor distT="0" distB="0" distL="114300" distR="114300" simplePos="0" relativeHeight="251759616" behindDoc="0" locked="0" layoutInCell="1" allowOverlap="1" wp14:anchorId="4D096B36" wp14:editId="7D62DDCA">
+                <wp:simplePos x="0" y="0"/>
+                <wp:positionH relativeFrom="column">
+                  <wp:posOffset>5667689</wp:posOffset>
+                </wp:positionH>
+                <wp:positionV relativeFrom="paragraph">
+                  <wp:posOffset>1873250</wp:posOffset>
+                </wp:positionV>
+                <wp:extent cx="722316" cy="375920"/>
+                <wp:effectExtent l="38100" t="19050" r="40005" b="62230"/>
+                <wp:wrapNone/>
+                <wp:docPr id="40" name="Straight Arrow Connector 40"/>
+                <wp:cNvGraphicFramePr/>
+                <a:graphic xmlns:a="http://schemas.openxmlformats.org/drawingml/2006/main">
+                  <a:graphicData uri="http://schemas.microsoft.com/office/word/2010/wordprocessingShape">
+                    <wps:wsp>
+                      <wps:cNvCnPr/>
+                      <wps:spPr>
+                        <a:xfrm flipH="1">
+                          <a:off x="0" y="0"/>
+                          <a:ext cx="722316" cy="375920"/>
+                        </a:xfrm>
+                        <a:prstGeom prst="straightConnector1">
+                          <a:avLst/>
+                        </a:prstGeom>
+                        <a:ln w="57150">
+                          <a:solidFill>
+                            <a:schemeClr val="accent1">
+                              <a:lumMod val="40000"/>
+                              <a:lumOff val="60000"/>
+                            </a:schemeClr>
+                          </a:solidFill>
+                          <a:tailEnd type="triangle"/>
+                        </a:ln>
+                      </wps:spPr>
+                      <wps:style>
+                        <a:lnRef idx="1">
+                          <a:schemeClr val="accent2"/>
+                        </a:lnRef>
+                        <a:fillRef idx="0">
+                          <a:schemeClr val="accent2"/>
+                        </a:fillRef>
+                        <a:effectRef idx="0">
+                          <a:schemeClr val="accent2"/>
+                        </a:effectRef>
+                        <a:fontRef idx="minor">
+                          <a:schemeClr val="tx1"/>
+                        </a:fontRef>
+                      </wps:style>
+                      <wps:bodyPr/>
+                    </wps:wsp>
+                  </a:graphicData>
+                </a:graphic>
+                <wp14:sizeRelH relativeFrom="margin">
+                  <wp14:pctWidth>0</wp14:pctWidth>
+                </wp14:sizeRelH>
+                <wp14:sizeRelV relativeFrom="margin">
+                  <wp14:pctHeight>0</wp14:pctHeight>
+                </wp14:sizeRelV>
+              </wp:anchor>
+            </w:drawing>
+          </mc:Choice>
+          <mc:Fallback>
+            <w:pict>
+              <v:shape w14:anchorId="1DBAE586" id="Straight Arrow Connector 40" o:spid="_x0000_s1026" type="#_x0000_t32" style="position:absolute;margin-left:446.25pt;margin-top:147.5pt;width:56.9pt;height:29.6pt;flip:x;z-index:251759616;visibility:visible;mso-wrap-style:square;mso-width-percent:0;mso-height-percent:0;mso-wrap-distance-left:9pt;mso-wrap-distance-top:0;mso-wrap-distance-right:9pt;mso-wrap-distance-bottom:0;mso-position-horizontal:absolute;mso-position-horizontal-relative:text;mso-position-vertical:absolute;mso-position-vertical-relative:text;mso-width-percent:0;mso-height-percent:0;mso-width-relative:margin;mso-height-relative:margin" o:gfxdata="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" strokecolor="#b4c6e7 [1300]" strokeweight="4.5pt">
+                <v:stroke endarrow="block" joinstyle="miter"/>
+              </v:shape>
+            </w:pict>
+          </mc:Fallback>
+        </mc:AlternateContent>
+      </w:r>
+      <w:r>
+        <w:rPr>
+          <w:noProof/>
+        </w:rPr>
+        <mc:AlternateContent>
+          <mc:Choice Requires="wps">
+            <w:drawing>
+              <wp:anchor distT="0" distB="0" distL="114300" distR="114300" simplePos="0" relativeHeight="251726847" behindDoc="0" locked="0" layoutInCell="1" allowOverlap="1" wp14:anchorId="03542030" wp14:editId="4D6391CD">
+                <wp:simplePos x="0" y="0"/>
+                <wp:positionH relativeFrom="column">
+                  <wp:posOffset>5455920</wp:posOffset>
+                </wp:positionH>
+                <wp:positionV relativeFrom="paragraph">
+                  <wp:posOffset>1360170</wp:posOffset>
+                </wp:positionV>
+                <wp:extent cx="111760" cy="873760"/>
+                <wp:effectExtent l="57150" t="0" r="59690" b="59690"/>
+                <wp:wrapNone/>
+                <wp:docPr id="196" name="Straight Arrow Connector 196"/>
+                <wp:cNvGraphicFramePr/>
+                <a:graphic xmlns:a="http://schemas.openxmlformats.org/drawingml/2006/main">
+                  <a:graphicData uri="http://schemas.microsoft.com/office/word/2010/wordprocessingShape">
+                    <wps:wsp>
+                      <wps:cNvCnPr/>
+                      <wps:spPr>
+                        <a:xfrm>
+                          <a:off x="0" y="0"/>
+                          <a:ext cx="111760" cy="873760"/>
+                        </a:xfrm>
+                        <a:prstGeom prst="straightConnector1">
+                          <a:avLst/>
+                        </a:prstGeom>
+                        <a:ln w="57150">
+                          <a:solidFill>
+                            <a:schemeClr val="bg2">
+                              <a:lumMod val="90000"/>
+                            </a:schemeClr>
+                          </a:solidFill>
+                          <a:tailEnd type="triangle"/>
+                        </a:ln>
+                      </wps:spPr>
+                      <wps:style>
+                        <a:lnRef idx="1">
+                          <a:schemeClr val="accent2"/>
+                        </a:lnRef>
+                        <a:fillRef idx="0">
+                          <a:schemeClr val="accent2"/>
+                        </a:fillRef>
+                        <a:effectRef idx="0">
+                          <a:schemeClr val="accent2"/>
+                        </a:effectRef>
+                        <a:fontRef idx="minor">
+                          <a:schemeClr val="tx1"/>
+                        </a:fontRef>
+                      </wps:style>
+                      <wps:bodyPr/>
+                    </wps:wsp>
+                  </a:graphicData>
+                </a:graphic>
+                <wp14:sizeRelH relativeFrom="margin">
+                  <wp14:pctWidth>0</wp14:pctWidth>
+                </wp14:sizeRelH>
+                <wp14:sizeRelV relativeFrom="margin">
+                  <wp14:pctHeight>0</wp14:pctHeight>
+                </wp14:sizeRelV>
+              </wp:anchor>
+            </w:drawing>
+          </mc:Choice>
+          <mc:Fallback>
+            <w:pict>
+              <v:shape w14:anchorId="49E9B568" id="Straight Arrow Connector 196" o:spid="_x0000_s1026" type="#_x0000_t32" style="position:absolute;margin-left:429.6pt;margin-top:107.1pt;width:8.8pt;height:68.8pt;z-index:251726847;visibility:visible;mso-wrap-style:square;mso-width-percent:0;mso-height-percent:0;mso-wrap-distance-left:9pt;mso-wrap-distance-top:0;mso-wrap-distance-right:9pt;mso-wrap-distance-bottom:0;mso-position-horizontal:absolute;mso-position-horizontal-relative:text;mso-position-vertical:absolute;mso-position-vertical-relative:text;mso-width-percent:0;mso-height-percent:0;mso-width-relative:margin;mso-height-relative:margin" o:gfxdata="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" strokecolor="#cfcdcd [2894]" strokeweight="4.5pt">
+                <v:stroke endarrow="block" joinstyle="miter"/>
+              </v:shape>
+            </w:pict>
+          </mc:Fallback>
+        </mc:AlternateContent>
+      </w:r>
+      <w:r>
+        <w:rPr>
+          <w:noProof/>
+        </w:rPr>
+        <mc:AlternateContent>
+          <mc:Choice Requires="wps">
+            <w:drawing>
+              <wp:anchor distT="0" distB="0" distL="114300" distR="114300" simplePos="0" relativeHeight="251729407" behindDoc="0" locked="0" layoutInCell="1" allowOverlap="1" wp14:anchorId="174B4DA8" wp14:editId="3EEEDC34">
+                <wp:simplePos x="0" y="0"/>
+                <wp:positionH relativeFrom="column">
+                  <wp:posOffset>4673599</wp:posOffset>
+                </wp:positionH>
+                <wp:positionV relativeFrom="paragraph">
+                  <wp:posOffset>1924050</wp:posOffset>
+                </wp:positionV>
+                <wp:extent cx="666115" cy="467360"/>
+                <wp:effectExtent l="19050" t="19050" r="76835" b="66040"/>
+                <wp:wrapNone/>
+                <wp:docPr id="197" name="Straight Arrow Connector 197"/>
+                <wp:cNvGraphicFramePr/>
+                <a:graphic xmlns:a="http://schemas.openxmlformats.org/drawingml/2006/main">
+                  <a:graphicData uri="http://schemas.microsoft.com/office/word/2010/wordprocessingShape">
+                    <wps:wsp>
+                      <wps:cNvCnPr/>
+                      <wps:spPr>
+                        <a:xfrm>
+                          <a:off x="0" y="0"/>
+                          <a:ext cx="666115" cy="467360"/>
+                        </a:xfrm>
+                        <a:prstGeom prst="straightConnector1">
+                          <a:avLst/>
+                        </a:prstGeom>
+                        <a:ln w="57150">
+                          <a:solidFill>
+                            <a:schemeClr val="accent6">
+                              <a:lumMod val="60000"/>
+                              <a:lumOff val="40000"/>
+                            </a:schemeClr>
+                          </a:solidFill>
+                          <a:tailEnd type="triangle"/>
+                        </a:ln>
+                      </wps:spPr>
+                      <wps:style>
+                        <a:lnRef idx="1">
+                          <a:schemeClr val="accent2"/>
+                        </a:lnRef>
+                        <a:fillRef idx="0">
+                          <a:schemeClr val="accent2"/>
+                        </a:fillRef>
+                        <a:effectRef idx="0">
+                          <a:schemeClr val="accent2"/>
+                        </a:effectRef>
+                        <a:fontRef idx="minor">
+                          <a:schemeClr val="tx1"/>
+                        </a:fontRef>
+                      </wps:style>
+                      <wps:bodyPr/>
+                    </wps:wsp>
+                  </a:graphicData>
+                </a:graphic>
+                <wp14:sizeRelH relativeFrom="margin">
+                  <wp14:pctWidth>0</wp14:pctWidth>
+                </wp14:sizeRelH>
+                <wp14:sizeRelV relativeFrom="margin">
+                  <wp14:pctHeight>0</wp14:pctHeight>
+                </wp14:sizeRelV>
+              </wp:anchor>
+            </w:drawing>
+          </mc:Choice>
+          <mc:Fallback>
+            <w:pict>
+              <v:shape w14:anchorId="57064C3B" id="Straight Arrow Connector 197" o:spid="_x0000_s1026" type="#_x0000_t32" style="position:absolute;margin-left:368pt;margin-top:151.5pt;width:52.45pt;height:36.8pt;z-index:251729407;visibility:visible;mso-wrap-style:square;mso-width-percent:0;mso-height-percent:0;mso-wrap-distance-left:9pt;mso-wrap-distance-top:0;mso-wrap-distance-right:9pt;mso-wrap-distance-bottom:0;mso-position-horizontal:absolute;mso-position-horizontal-relative:text;mso-position-vertical:absolute;mso-position-vertical-relative:text;mso-width-percent:0;mso-height-percent:0;mso-width-relative:margin;mso-height-relative:margin" o:gfxdata="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" strokecolor="#a8d08d [1945]" strokeweight="4.5pt">
+                <v:stroke endarrow="block" joinstyle="miter"/>
+              </v:shape>
+            </w:pict>
+          </mc:Fallback>
+        </mc:AlternateContent>
+      </w:r>
+      <w:r>
+        <w:rPr>
+          <w:noProof/>
+        </w:rPr>
+        <mc:AlternateContent>
+          <mc:Choice Requires="wps">
+            <w:drawing>
+              <wp:anchor distT="0" distB="0" distL="114300" distR="114300" simplePos="0" relativeHeight="251643895" behindDoc="1" locked="0" layoutInCell="1" allowOverlap="1">
+                <wp:simplePos x="0" y="0"/>
+                <wp:positionH relativeFrom="column">
+                  <wp:posOffset>4602480</wp:posOffset>
+                </wp:positionH>
+                <wp:positionV relativeFrom="paragraph">
+                  <wp:posOffset>1365250</wp:posOffset>
+                </wp:positionV>
+                <wp:extent cx="853440" cy="899160"/>
+                <wp:effectExtent l="19050" t="19050" r="80010" b="53340"/>
+                <wp:wrapNone/>
+                <wp:docPr id="195" name="Straight Arrow Connector 195"/>
+                <wp:cNvGraphicFramePr/>
+                <a:graphic xmlns:a="http://schemas.openxmlformats.org/drawingml/2006/main">
+                  <a:graphicData uri="http://schemas.microsoft.com/office/word/2010/wordprocessingShape">
+                    <wps:wsp>
+                      <wps:cNvCnPr/>
+                      <wps:spPr>
+                        <a:xfrm>
+                          <a:off x="0" y="0"/>
+                          <a:ext cx="853440" cy="899160"/>
+                        </a:xfrm>
+                        <a:prstGeom prst="straightConnector1">
+                          <a:avLst/>
+                        </a:prstGeom>
+                        <a:ln w="57150">
+                          <a:solidFill>
+                            <a:schemeClr val="accent2">
+                              <a:lumMod val="60000"/>
+                              <a:lumOff val="40000"/>
+                            </a:schemeClr>
+                          </a:solidFill>
+                          <a:tailEnd type="triangle"/>
+                        </a:ln>
+                      </wps:spPr>
+                      <wps:style>
+                        <a:lnRef idx="1">
+                          <a:schemeClr val="accent2"/>
+                        </a:lnRef>
+                        <a:fillRef idx="0">
+                          <a:schemeClr val="accent2"/>
+                        </a:fillRef>
+                        <a:effectRef idx="0">
+                          <a:schemeClr val="accent2"/>
+                        </a:effectRef>
+                        <a:fontRef idx="minor">
+                          <a:schemeClr val="tx1"/>
+                        </a:fontRef>
+                      </wps:style>
+                      <wps:bodyPr/>
+                    </wps:wsp>
+                  </a:graphicData>
+                </a:graphic>
+                <wp14:sizeRelH relativeFrom="margin">
+                  <wp14:pctWidth>0</wp14:pctWidth>
+                </wp14:sizeRelH>
+                <wp14:sizeRelV relativeFrom="margin">
+                  <wp14:pctHeight>0</wp14:pctHeight>
+                </wp14:sizeRelV>
+              </wp:anchor>
+            </w:drawing>
+          </mc:Choice>
+          <mc:Fallback>
+            <w:pict>
+              <v:shape w14:anchorId="1AD58D2B" id="Straight Arrow Connector 195" o:spid="_x0000_s1026" type="#_x0000_t32" style="position:absolute;margin-left:362.4pt;margin-top:107.5pt;width:67.2pt;height:70.8pt;z-index:-251672585;visibility:visible;mso-wrap-style:square;mso-width-percent:0;mso-height-percent:0;mso-wrap-distance-left:9pt;mso-wrap-distance-top:0;mso-wrap-distance-right:9pt;mso-wrap-distance-bottom:0;mso-position-horizontal:absolute;mso-position-horizontal-relative:text;mso-position-vertical:absolute;mso-position-vertical-relative:text;mso-width-percent:0;mso-height-percent:0;mso-width-relative:margin;mso-height-relative:margin" o:gfxdata="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" strokecolor="#f4b083 [1941]" strokeweight="4.5pt">
+                <v:stroke endarrow="block" joinstyle="miter"/>
+              </v:shape>
+            </w:pict>
+          </mc:Fallback>
+        </mc:AlternateContent>
+      </w:r>
+      <w:r>
+        <w:rPr>
+          <w:noProof/>
+        </w:rPr>
+        <mc:AlternateContent>
+          <mc:Choice Requires="wpg">
+            <w:drawing>
+              <wp:anchor distT="0" distB="0" distL="114300" distR="114300" simplePos="0" relativeHeight="251647995" behindDoc="1" locked="0" layoutInCell="1" allowOverlap="1">
+                <wp:simplePos x="0" y="0"/>
+                <wp:positionH relativeFrom="column">
+                  <wp:posOffset>5730240</wp:posOffset>
+                </wp:positionH>
+                <wp:positionV relativeFrom="paragraph">
+                  <wp:posOffset>1555750</wp:posOffset>
+                </wp:positionV>
+                <wp:extent cx="1310640" cy="304800"/>
+                <wp:effectExtent l="0" t="0" r="22860" b="19050"/>
+                <wp:wrapNone/>
+                <wp:docPr id="22" name="Group 22"/>
+                <wp:cNvGraphicFramePr/>
+                <a:graphic xmlns:a="http://schemas.openxmlformats.org/drawingml/2006/main">
+                  <a:graphicData uri="http://schemas.microsoft.com/office/word/2010/wordprocessingGroup">
+                    <wpg:wgp>
+                      <wpg:cNvGrpSpPr/>
+                      <wpg:grpSpPr>
+                        <a:xfrm>
+                          <a:off x="0" y="0"/>
+                          <a:ext cx="1310640" cy="304800"/>
+                          <a:chOff x="213360" y="167640"/>
+                          <a:chExt cx="1310640" cy="304800"/>
+                        </a:xfrm>
+                      </wpg:grpSpPr>
+                      <wps:wsp>
+                        <wps:cNvPr id="8" name="Rectangle 8"/>
+                        <wps:cNvSpPr/>
+                        <wps:spPr>
+                          <a:xfrm>
+                            <a:off x="213360" y="167640"/>
+                            <a:ext cx="1310640" cy="304800"/>
+                          </a:xfrm>
+                          <a:prstGeom prst="rect">
+                            <a:avLst/>
+                          </a:prstGeom>
+                          <a:solidFill>
+                            <a:schemeClr val="accent1">
+                              <a:lumMod val="40000"/>
+                              <a:lumOff val="60000"/>
+                            </a:schemeClr>
+                          </a:solidFill>
+                          <a:ln>
+                            <a:solidFill>
+                              <a:schemeClr val="accent2">
+                                <a:lumMod val="50000"/>
+                              </a:schemeClr>
+                            </a:solidFill>
+                          </a:ln>
+                        </wps:spPr>
+                        <wps:style>
+                          <a:lnRef idx="2">
+                            <a:schemeClr val="accent1">
+                              <a:shade val="50000"/>
+                            </a:schemeClr>
+                          </a:lnRef>
+                          <a:fillRef idx="1">
+                            <a:schemeClr val="accent1"/>
+                          </a:fillRef>
+                          <a:effectRef idx="0">
+                            <a:schemeClr val="accent1"/>
+                          </a:effectRef>
+                          <a:fontRef idx="minor">
+                            <a:schemeClr val="lt1"/>
+                          </a:fontRef>
+                        </wps:style>
+                        <wps:bodyPr rot="0" spcFirstLastPara="0" vertOverflow="overflow" horzOverflow="overflow" vert="horz" wrap="square" lIns="91440" tIns="45720" rIns="91440" bIns="45720" numCol="1" spcCol="0" rtlCol="0" fromWordArt="0" anchor="ctr" anchorCtr="0" forceAA="0" compatLnSpc="1">
+                          <a:prstTxWarp prst="textNoShape">
+                            <a:avLst/>
+                          </a:prstTxWarp>
+                          <a:noAutofit/>
+                        </wps:bodyPr>
+                      </wps:wsp>
+                      <wps:wsp>
+                        <wps:cNvPr id="9" name="Text Box 2"/>
+                        <wps:cNvSpPr txBox="1">
+                          <a:spLocks noChangeArrowheads="1"/>
+                        </wps:cNvSpPr>
+                        <wps:spPr bwMode="auto">
+                          <a:xfrm>
+                            <a:off x="213360" y="167640"/>
+                            <a:ext cx="1310640" cy="304800"/>
+                          </a:xfrm>
+                          <a:prstGeom prst="rect">
+                            <a:avLst/>
+                          </a:prstGeom>
+                          <a:noFill/>
+                          <a:ln w="9525">
+                            <a:noFill/>
+                            <a:miter lim="800000"/>
+                            <a:headEnd/>
+                            <a:tailEnd/>
+                          </a:ln>
+                        </wps:spPr>
+                        <wps:txbx>
+                          <w:txbxContent>
+                            <w:p>
+                              <w:pPr>
+                                <w:jc w:val="center"/>
+                                <w:rPr>
+                                  <w:rFonts w:ascii="Times New Roman" w:hAnsi="Times New Roman" w:cs="Times New Roman"/>
+                                  <w:b/>
+                                  <w:sz w:val="24"/>
+                                </w:rPr>
+                              </w:pPr>
+                              <w:r>
+                                <w:rPr>
+                                  <w:rFonts w:ascii="Times New Roman" w:hAnsi="Times New Roman" w:cs="Times New Roman"/>
+                                  <w:b/>
+                                  <w:sz w:val="24"/>
+                                </w:rPr>
+                                <w:t>Hydrography</w:t>
+                              </w:r>
+                            </w:p>
+                          </w:txbxContent>
+                        </wps:txbx>
+                        <wps:bodyPr rot="0" vert="horz" wrap="square" lIns="91440" tIns="45720" rIns="91440" bIns="45720" anchor="t" anchorCtr="0">
+                          <a:noAutofit/>
+                        </wps:bodyPr>
+                      </wps:wsp>
+                    </wpg:wgp>
+                  </a:graphicData>
+                </a:graphic>
+                <wp14:sizeRelH relativeFrom="margin">
+                  <wp14:pctWidth>0</wp14:pctWidth>
+                </wp14:sizeRelH>
+                <wp14:sizeRelV relativeFrom="margin">
+                  <wp14:pctHeight>0</wp14:pctHeight>
+                </wp14:sizeRelV>
+              </wp:anchor>
+            </w:drawing>
+          </mc:Choice>
+          <mc:Fallback>
+            <w:pict>
+              <v:group id="Group 22" o:spid="_x0000_s1044" style="position:absolute;margin-left:451.2pt;margin-top:122.5pt;width:103.2pt;height:24pt;z-index:-251668485;mso-width-relative:margin;mso-height-relative:margin" coordorigin="2133,1676" coordsize="13106,3048" o:gfxdata="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">
+                <v:rect id="Rectangle 8" o:spid="_x0000_s1045" style="position:absolute;left:2133;top:1676;width:13107;height:3048;visibility:visible;mso-wrap-style:square;v-text-anchor:middle" o:gfxdata="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" fillcolor="#b4c6e7 [1300]" strokecolor="#823b0b [1605]" strokeweight="1pt"/>
+                <v:shape id="_x0000_s1046" type="#_x0000_t202" style="position:absolute;left:2133;top:1676;width:13107;height:3048;visibility:visible;mso-wrap-style:square;v-text-anchor:top" o:gfxdata="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" filled="f" stroked="f">
+                  <v:textbox>
+                    <w:txbxContent>
+                      <w:p>
+                        <w:pPr>
+                          <w:jc w:val="center"/>
+                          <w:rPr>
+                            <w:rFonts w:ascii="Times New Roman" w:hAnsi="Times New Roman" w:cs="Times New Roman"/>
+                            <w:b/>
+                            <w:sz w:val="24"/>
+                          </w:rPr>
+                        </w:pPr>
+                        <w:r>
+                          <w:rPr>
+                            <w:rFonts w:ascii="Times New Roman" w:hAnsi="Times New Roman" w:cs="Times New Roman"/>
+                            <w:b/>
+                            <w:sz w:val="24"/>
+                          </w:rPr>
+                          <w:t>Hydrography</w:t>
+                        </w:r>
+                      </w:p>
+                    </w:txbxContent>
+                  </v:textbox>
+                </v:shape>
+              </v:group>
+            </w:pict>
+          </mc:Fallback>
+        </mc:AlternateContent>
+      </w:r>
+      <w:r>
+        <w:rPr>
+          <w:noProof/>
+        </w:rPr>
+        <mc:AlternateContent>
+          <mc:Choice Requires="wpg">
+            <w:drawing>
+              <wp:anchor distT="0" distB="0" distL="114300" distR="114300" simplePos="0" relativeHeight="251685888" behindDoc="0" locked="0" layoutInCell="1" allowOverlap="1" wp14:anchorId="34C2A88C" wp14:editId="2AC8D4C2">
+                <wp:simplePos x="0" y="0"/>
+                <wp:positionH relativeFrom="column">
+                  <wp:posOffset>5120640</wp:posOffset>
+                </wp:positionH>
+                <wp:positionV relativeFrom="paragraph">
+                  <wp:posOffset>1019810</wp:posOffset>
+                </wp:positionV>
+                <wp:extent cx="635635" cy="340786"/>
+                <wp:effectExtent l="0" t="0" r="12065" b="2540"/>
+                <wp:wrapNone/>
+                <wp:docPr id="23" name="Group 23"/>
+                <wp:cNvGraphicFramePr/>
+                <a:graphic xmlns:a="http://schemas.openxmlformats.org/drawingml/2006/main">
+                  <a:graphicData uri="http://schemas.microsoft.com/office/word/2010/wordprocessingGroup">
+                    <wpg:wgp>
+                      <wpg:cNvGrpSpPr/>
+                      <wpg:grpSpPr>
+                        <a:xfrm>
+                          <a:off x="0" y="0"/>
+                          <a:ext cx="635635" cy="340786"/>
+                          <a:chOff x="502780" y="0"/>
+                          <a:chExt cx="636040" cy="267639"/>
+                        </a:xfrm>
+                      </wpg:grpSpPr>
+                      <wps:wsp>
+                        <wps:cNvPr id="24" name="Rectangle 24"/>
+                        <wps:cNvSpPr/>
+                        <wps:spPr>
+                          <a:xfrm>
+                            <a:off x="502780" y="0"/>
+                            <a:ext cx="635000" cy="247245"/>
+                          </a:xfrm>
+                          <a:prstGeom prst="rect">
+                            <a:avLst/>
+                          </a:prstGeom>
+                          <a:solidFill>
+                            <a:schemeClr val="accent3">
+                              <a:lumMod val="20000"/>
+                              <a:lumOff val="80000"/>
+                            </a:schemeClr>
+                          </a:solidFill>
+                          <a:ln>
+                            <a:solidFill>
+                              <a:schemeClr val="accent2">
+                                <a:lumMod val="50000"/>
+                              </a:schemeClr>
+                            </a:solidFill>
+                          </a:ln>
+                        </wps:spPr>
+                        <wps:style>
+                          <a:lnRef idx="2">
+                            <a:schemeClr val="accent1">
+                              <a:shade val="50000"/>
+                            </a:schemeClr>
+                          </a:lnRef>
+                          <a:fillRef idx="1">
+                            <a:schemeClr val="accent1"/>
+                          </a:fillRef>
+                          <a:effectRef idx="0">
+                            <a:schemeClr val="accent1"/>
+                          </a:effectRef>
+                          <a:fontRef idx="minor">
+                            <a:schemeClr val="lt1"/>
+                          </a:fontRef>
+                        </wps:style>
+                        <wps:bodyPr rot="0" spcFirstLastPara="0" vertOverflow="overflow" horzOverflow="overflow" vert="horz" wrap="square" lIns="91440" tIns="45720" rIns="91440" bIns="45720" numCol="1" spcCol="0" rtlCol="0" fromWordArt="0" anchor="ctr" anchorCtr="0" forceAA="0" compatLnSpc="1">
+                          <a:prstTxWarp prst="textNoShape">
+                            <a:avLst/>
+                          </a:prstTxWarp>
+                          <a:noAutofit/>
+                        </wps:bodyPr>
+                      </wps:wsp>
+                      <wps:wsp>
+                        <wps:cNvPr id="25" name="Text Box 2"/>
+                        <wps:cNvSpPr txBox="1">
+                          <a:spLocks noChangeArrowheads="1"/>
+                        </wps:cNvSpPr>
+                        <wps:spPr bwMode="auto">
+                          <a:xfrm>
+                            <a:off x="512946" y="19949"/>
+                            <a:ext cx="625874" cy="247690"/>
+                          </a:xfrm>
+                          <a:prstGeom prst="rect">
+                            <a:avLst/>
+                          </a:prstGeom>
+                          <a:noFill/>
+                          <a:ln w="9525">
+                            <a:noFill/>
+                            <a:miter lim="800000"/>
+                            <a:headEnd/>
+                            <a:tailEnd/>
+                          </a:ln>
+                        </wps:spPr>
+                        <wps:txbx>
+                          <w:txbxContent>
+                            <w:p>
+                              <w:pPr>
+                                <w:jc w:val="center"/>
+                                <w:rPr>
+                                  <w:rFonts w:ascii="Times New Roman" w:hAnsi="Times New Roman" w:cs="Times New Roman"/>
+                                  <w:b/>
+                                  <w:sz w:val="24"/>
+                                </w:rPr>
+                              </w:pPr>
+                              <w:r>
+                                <w:rPr>
+                                  <w:rFonts w:ascii="Times New Roman" w:hAnsi="Times New Roman" w:cs="Times New Roman"/>
+                                  <w:b/>
+                                  <w:sz w:val="24"/>
+                                </w:rPr>
+                                <w:t>NASS</w:t>
+                              </w:r>
+                            </w:p>
+                          </w:txbxContent>
+                        </wps:txbx>
+                        <wps:bodyPr rot="0" vert="horz" wrap="square" lIns="91440" tIns="45720" rIns="91440" bIns="45720" anchor="t" anchorCtr="0">
+                          <a:noAutofit/>
+                        </wps:bodyPr>
+                      </wps:wsp>
+                    </wpg:wgp>
+                  </a:graphicData>
+                </a:graphic>
+                <wp14:sizeRelH relativeFrom="margin">
+                  <wp14:pctWidth>0</wp14:pctWidth>
+                </wp14:sizeRelH>
+                <wp14:sizeRelV relativeFrom="margin">
+                  <wp14:pctHeight>0</wp14:pctHeight>
+                </wp14:sizeRelV>
+              </wp:anchor>
+            </w:drawing>
+          </mc:Choice>
+          <mc:Fallback>
+            <w:pict>
+              <v:group w14:anchorId="34C2A88C" id="Group 23" o:spid="_x0000_s1047" style="position:absolute;margin-left:403.2pt;margin-top:80.3pt;width:50.05pt;height:26.85pt;z-index:251685888;mso-width-relative:margin;mso-height-relative:margin" coordorigin="5027" coordsize="6360,2676" o:gfxdata="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">
+                <v:rect id="Rectangle 24" o:spid="_x0000_s1048" style="position:absolute;left:5027;width:6350;height:2472;visibility:visible;mso-wrap-style:square;v-text-anchor:middle" o:gfxdata="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" fillcolor="#ededed [662]" strokecolor="#823b0b [1605]" strokeweight="1pt"/>
+                <v:shape id="_x0000_s1049" type="#_x0000_t202" style="position:absolute;left:5129;top:199;width:6259;height:2477;visibility:visible;mso-wrap-style:square;v-text-anchor:top" o:gfxdata="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" filled="f" stroked="f">
+                  <v:textbox>
+                    <w:txbxContent>
+                      <w:p>
+                        <w:pPr>
+                          <w:jc w:val="center"/>
+                          <w:rPr>
+                            <w:rFonts w:ascii="Times New Roman" w:hAnsi="Times New Roman" w:cs="Times New Roman"/>
+                            <w:b/>
+                            <w:sz w:val="24"/>
+                          </w:rPr>
+                        </w:pPr>
+                        <w:r>
+                          <w:rPr>
+                            <w:rFonts w:ascii="Times New Roman" w:hAnsi="Times New Roman" w:cs="Times New Roman"/>
+                            <w:b/>
+                            <w:sz w:val="24"/>
+                          </w:rPr>
+                          <w:t>NASS</w:t>
+                        </w:r>
+                      </w:p>
+                    </w:txbxContent>
+                  </v:textbox>
+                </v:shape>
+              </v:group>
+            </w:pict>
+          </mc:Fallback>
+        </mc:AlternateContent>
+      </w:r>
+      <w:r>
+        <w:rPr>
+          <w:noProof/>
+        </w:rPr>
+        <mc:AlternateContent>
+          <mc:Choice Requires="wpg">
+            <w:drawing>
+              <wp:anchor distT="0" distB="0" distL="114300" distR="114300" simplePos="0" relativeHeight="251692032" behindDoc="0" locked="0" layoutInCell="1" allowOverlap="1">
+                <wp:simplePos x="0" y="0"/>
+                <wp:positionH relativeFrom="column">
+                  <wp:posOffset>4145735</wp:posOffset>
+                </wp:positionH>
+                <wp:positionV relativeFrom="paragraph">
+                  <wp:posOffset>1034415</wp:posOffset>
+                </wp:positionV>
+                <wp:extent cx="923925" cy="314325"/>
+                <wp:effectExtent l="0" t="0" r="28575" b="28575"/>
+                <wp:wrapNone/>
+                <wp:docPr id="20" name="Group 20"/>
+                <wp:cNvGraphicFramePr/>
+                <a:graphic xmlns:a="http://schemas.openxmlformats.org/drawingml/2006/main">
+                  <a:graphicData uri="http://schemas.microsoft.com/office/word/2010/wordprocessingGroup">
+                    <wpg:wgp>
+                      <wpg:cNvGrpSpPr/>
+                      <wpg:grpSpPr>
+                        <a:xfrm>
+                          <a:off x="0" y="0"/>
+                          <a:ext cx="923925" cy="314325"/>
+                          <a:chOff x="548639" y="0"/>
+                          <a:chExt cx="635001" cy="374196"/>
+                        </a:xfrm>
+                      </wpg:grpSpPr>
+                      <wps:wsp>
+                        <wps:cNvPr id="5" name="Oval 5"/>
+                        <wps:cNvSpPr/>
+                        <wps:spPr>
+                          <a:xfrm>
+                            <a:off x="548640" y="0"/>
+                            <a:ext cx="635000" cy="374196"/>
+                          </a:xfrm>
+                          <a:prstGeom prst="rect">
+                            <a:avLst/>
+                          </a:prstGeom>
+                          <a:solidFill>
+                            <a:schemeClr val="accent2">
+                              <a:lumMod val="60000"/>
+                              <a:lumOff val="40000"/>
+                            </a:schemeClr>
+                          </a:solidFill>
+                          <a:ln>
+                            <a:solidFill>
+                              <a:schemeClr val="accent2">
+                                <a:lumMod val="50000"/>
+                              </a:schemeClr>
+                            </a:solidFill>
+                          </a:ln>
+                        </wps:spPr>
+                        <wps:style>
+                          <a:lnRef idx="2">
+                            <a:schemeClr val="accent1">
+                              <a:shade val="50000"/>
+                            </a:schemeClr>
+                          </a:lnRef>
+                          <a:fillRef idx="1">
+                            <a:schemeClr val="accent1"/>
+                          </a:fillRef>
+                          <a:effectRef idx="0">
+                            <a:schemeClr val="accent1"/>
+                          </a:effectRef>
+                          <a:fontRef idx="minor">
+                            <a:schemeClr val="lt1"/>
+                          </a:fontRef>
+                        </wps:style>
+                        <wps:bodyPr rot="0" spcFirstLastPara="0" vertOverflow="overflow" horzOverflow="overflow" vert="horz" wrap="square" lIns="91440" tIns="45720" rIns="91440" bIns="45720" numCol="1" spcCol="0" rtlCol="0" fromWordArt="0" anchor="ctr" anchorCtr="0" forceAA="0" compatLnSpc="1">
+                          <a:prstTxWarp prst="textNoShape">
+                            <a:avLst/>
+                          </a:prstTxWarp>
+                          <a:noAutofit/>
+                        </wps:bodyPr>
+                      </wps:wsp>
+                      <wps:wsp>
+                        <wps:cNvPr id="217" name="Text Box 2"/>
+                        <wps:cNvSpPr txBox="1">
+                          <a:spLocks noChangeArrowheads="1"/>
+                        </wps:cNvSpPr>
+                        <wps:spPr bwMode="auto">
+                          <a:xfrm>
+                            <a:off x="548639" y="24087"/>
+                            <a:ext cx="635000" cy="333229"/>
+                          </a:xfrm>
+                          <a:prstGeom prst="rect">
+                            <a:avLst/>
+                          </a:prstGeom>
+                          <a:noFill/>
+                          <a:ln w="9525">
+                            <a:noFill/>
+                            <a:miter lim="800000"/>
+                            <a:headEnd/>
+                            <a:tailEnd/>
+                          </a:ln>
+                        </wps:spPr>
+                        <wps:txbx>
+                          <w:txbxContent>
+                            <w:p>
+                              <w:pPr>
+                                <w:jc w:val="center"/>
+                                <w:rPr>
+                                  <w:rFonts w:ascii="Times New Roman" w:hAnsi="Times New Roman" w:cs="Times New Roman"/>
+                                  <w:b/>
+                                  <w:sz w:val="24"/>
+                                </w:rPr>
+                              </w:pPr>
+                              <w:proofErr w:type="spellStart"/>
+                              <w:r>
+                                <w:rPr>
+                                  <w:rFonts w:ascii="Times New Roman" w:hAnsi="Times New Roman" w:cs="Times New Roman"/>
+                                  <w:b/>
+                                  <w:sz w:val="24"/>
+                                </w:rPr>
+                                <w:t>gSSURGO</w:t>
+                              </w:r>
+                              <w:proofErr w:type="spellEnd"/>
+                            </w:p>
+                          </w:txbxContent>
+                        </wps:txbx>
+                        <wps:bodyPr rot="0" vert="horz" wrap="square" lIns="91440" tIns="45720" rIns="91440" bIns="45720" anchor="t" anchorCtr="0">
+                          <a:noAutofit/>
+                        </wps:bodyPr>
+                      </wps:wsp>
+                    </wpg:wgp>
+                  </a:graphicData>
+                </a:graphic>
+                <wp14:sizeRelH relativeFrom="margin">
+                  <wp14:pctWidth>0</wp14:pctWidth>
+                </wp14:sizeRelH>
+                <wp14:sizeRelV relativeFrom="margin">
+                  <wp14:pctHeight>0</wp14:pctHeight>
+                </wp14:sizeRelV>
+              </wp:anchor>
+            </w:drawing>
+          </mc:Choice>
+          <mc:Fallback>
+            <w:pict>
+              <v:group id="Group 20" o:spid="_x0000_s1050" style="position:absolute;margin-left:326.45pt;margin-top:81.45pt;width:72.75pt;height:24.75pt;z-index:251692032;mso-width-relative:margin;mso-height-relative:margin" coordorigin="5486" coordsize="6350,3741" o:gfxdata="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">
+                <v:rect id="Oval 5" o:spid="_x0000_s1051" style="position:absolute;left:5486;width:6350;height:3741;visibility:visible;mso-wrap-style:square;v-text-anchor:middle" o:gfxdata="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" fillcolor="#f4b083 [1941]" strokecolor="#823b0b [1605]" strokeweight="1pt"/>
+                <v:shape id="_x0000_s1052" type="#_x0000_t202" style="position:absolute;left:5486;top:240;width:6350;height:3333;visibility:visible;mso-wrap-style:square;v-text-anchor:top" o:gfxdata="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" filled="f" stroked="f">
+                  <v:textbox>
+                    <w:txbxContent>
+                      <w:p>
+                        <w:pPr>
+                          <w:jc w:val="center"/>
+                          <w:rPr>
+                            <w:rFonts w:ascii="Times New Roman" w:hAnsi="Times New Roman" w:cs="Times New Roman"/>
+                            <w:b/>
+                            <w:sz w:val="24"/>
+                          </w:rPr>
+                        </w:pPr>
+                        <w:proofErr w:type="spellStart"/>
+                        <w:r>
+                          <w:rPr>
+                            <w:rFonts w:ascii="Times New Roman" w:hAnsi="Times New Roman" w:cs="Times New Roman"/>
+                            <w:b/>
+                            <w:sz w:val="24"/>
+                          </w:rPr>
+                          <w:t>gSSURGO</w:t>
+                        </w:r>
+                        <w:proofErr w:type="spellEnd"/>
+                      </w:p>
+                    </w:txbxContent>
+                  </v:textbox>
+                </v:shape>
+              </v:group>
+            </w:pict>
+          </mc:Fallback>
+        </mc:AlternateContent>
+      </w:r>
+      <w:r>
+        <w:rPr>
+          <w:noProof/>
+        </w:rPr>
+        <mc:AlternateContent>
+          <mc:Choice Requires="wps">
+            <w:drawing>
+              <wp:anchor distT="0" distB="0" distL="114300" distR="114300" simplePos="0" relativeHeight="251732992" behindDoc="0" locked="0" layoutInCell="1" allowOverlap="1">
+                <wp:simplePos x="0" y="0"/>
+                <wp:positionH relativeFrom="column">
+                  <wp:posOffset>2227580</wp:posOffset>
+                </wp:positionH>
+                <wp:positionV relativeFrom="paragraph">
+                  <wp:posOffset>8101965</wp:posOffset>
+                </wp:positionV>
+                <wp:extent cx="457200" cy="163286"/>
+                <wp:effectExtent l="0" t="19050" r="38100" b="46355"/>
+                <wp:wrapNone/>
+                <wp:docPr id="63" name="Arrow: Right 63"/>
+                <wp:cNvGraphicFramePr/>
+                <a:graphic xmlns:a="http://schemas.openxmlformats.org/drawingml/2006/main">
+                  <a:graphicData uri="http://schemas.microsoft.com/office/word/2010/wordprocessingShape">
+                    <wps:wsp>
+                      <wps:cNvSpPr/>
+                      <wps:spPr>
+                        <a:xfrm>
+                          <a:off x="0" y="0"/>
+                          <a:ext cx="457200" cy="163286"/>
+                        </a:xfrm>
+                        <a:prstGeom prst="rightArrow">
+                          <a:avLst/>
+                        </a:prstGeom>
+                        <a:solidFill>
+                          <a:schemeClr val="tx1"/>
+                        </a:solidFill>
+                        <a:ln>
+                          <a:solidFill>
+                            <a:schemeClr val="tx1"/>
+                          </a:solidFill>
+                        </a:ln>
+                      </wps:spPr>
+                      <wps:style>
+                        <a:lnRef idx="3">
+                          <a:schemeClr val="lt1"/>
+                        </a:lnRef>
+                        <a:fillRef idx="1">
+                          <a:schemeClr val="accent4"/>
+                        </a:fillRef>
+                        <a:effectRef idx="1">
+                          <a:schemeClr val="accent4"/>
+                        </a:effectRef>
+                        <a:fontRef idx="minor">
+                          <a:schemeClr val="lt1"/>
+                        </a:fontRef>
+                      </wps:style>
+                      <wps:bodyPr rot="0" spcFirstLastPara="0" vertOverflow="overflow" horzOverflow="overflow" vert="horz" wrap="square" lIns="91440" tIns="45720" rIns="91440" bIns="45720" numCol="1" spcCol="0" rtlCol="0" fromWordArt="0" anchor="ctr" anchorCtr="0" forceAA="0" compatLnSpc="1">
+                        <a:prstTxWarp prst="textNoShape">
+                          <a:avLst/>
+                        </a:prstTxWarp>
+                        <a:noAutofit/>
+                      </wps:bodyPr>
+                    </wps:wsp>
+                  </a:graphicData>
+                </a:graphic>
+                <wp14:sizeRelV relativeFrom="margin">
+                  <wp14:pctHeight>0</wp14:pctHeight>
+                </wp14:sizeRelV>
+              </wp:anchor>
+            </w:drawing>
+          </mc:Choice>
+          <mc:Fallback>
+            <w:pict>
+              <v:shapetype w14:anchorId="2F574956" id="_x0000_t13" coordsize="21600,21600" o:spt="13" adj="16200,5400" path="m@0,l@0@1,0@1,0@2@0@2@0,21600,21600,10800xe">
+                <v:stroke joinstyle="miter"/>
+                <v:formulas>
+                  <v:f eqn="val #0"/>
+                  <v:f eqn="val #1"/>
+                  <v:f eqn="sum height 0 #1"/>
+                  <v:f eqn="sum 10800 0 #1"/>
+                  <v:f eqn="sum width 0 #0"/>
+                  <v:f eqn="prod @4 @3 10800"/>
+                  <v:f eqn="sum width 0 @5"/>
+                </v:formulas>
+                <v:path o:connecttype="custom" o:connectlocs="@0,0;0,10800;@0,21600;21600,10800" o:connectangles="270,180,90,0" textboxrect="0,@1,@6,@2"/>
+                <v:handles>
+                  <v:h position="#0,#1" xrange="0,21600" yrange="0,10800"/>
+                </v:handles>
+              </v:shapetype>
+              <v:shape id="Arrow: Right 63" o:spid="_x0000_s1026" type="#_x0000_t13" style="position:absolute;margin-left:175.4pt;margin-top:637.95pt;width:36pt;height:12.85pt;z-index:251732992;visibility:visible;mso-wrap-style:square;mso-height-percent:0;mso-wrap-distance-left:9pt;mso-wrap-distance-top:0;mso-wrap-distance-right:9pt;mso-wrap-distance-bottom:0;mso-position-horizontal:absolute;mso-position-horizontal-relative:text;mso-position-vertical:absolute;mso-position-vertical-relative:text;mso-height-percent:0;mso-height-relative:margin;v-text-anchor:middle" o:gfxdata="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" adj="17743" fillcolor="black [3213]" strokecolor="black [3213]" strokeweight="1.5pt"/>
+            </w:pict>
+          </mc:Fallback>
+        </mc:AlternateContent>
+      </w:r>
+      <w:r>
+        <w:rPr>
+          <w:noProof/>
+        </w:rPr>
+        <mc:AlternateContent>
+          <mc:Choice Requires="wps">
+            <w:drawing>
+              <wp:anchor distT="45720" distB="45720" distL="114300" distR="114300" simplePos="0" relativeHeight="251757568" behindDoc="0" locked="0" layoutInCell="1" allowOverlap="1" wp14:anchorId="249DF02E" wp14:editId="5A13CCC2">
+                <wp:simplePos x="0" y="0"/>
+                <wp:positionH relativeFrom="column">
+                  <wp:posOffset>6285230</wp:posOffset>
+                </wp:positionH>
+                <wp:positionV relativeFrom="paragraph">
+                  <wp:posOffset>7692390</wp:posOffset>
+                </wp:positionV>
+                <wp:extent cx="622300" cy="311785"/>
+                <wp:effectExtent l="0" t="0" r="0" b="0"/>
+                <wp:wrapNone/>
+                <wp:docPr id="33" name="Text Box 2"/>
+                <wp:cNvGraphicFramePr>
+                  <a:graphicFrameLocks xmlns:a="http://schemas.openxmlformats.org/drawingml/2006/main"/>
+                </wp:cNvGraphicFramePr>
+                <a:graphic xmlns:a="http://schemas.openxmlformats.org/drawingml/2006/main">
+                  <a:graphicData uri="http://schemas.microsoft.com/office/word/2010/wordprocessingShape">
+                    <wps:wsp>
+                      <wps:cNvSpPr txBox="1">
+                        <a:spLocks noChangeArrowheads="1"/>
+                      </wps:cNvSpPr>
+                      <wps:spPr bwMode="auto">
+                        <a:xfrm>
+                          <a:off x="0" y="0"/>
+                          <a:ext cx="622300" cy="311785"/>
+                        </a:xfrm>
+                        <a:prstGeom prst="rect">
+                          <a:avLst/>
+                        </a:prstGeom>
+                        <a:noFill/>
+                        <a:ln w="9525">
+                          <a:noFill/>
+                          <a:miter lim="800000"/>
+                          <a:headEnd/>
+                          <a:tailEnd/>
+                        </a:ln>
+                      </wps:spPr>
+                      <wps:txbx>
+                        <w:txbxContent>
+                          <w:p>
+                            <w:r>
+                              <w:t>MLRA</w:t>
+                            </w:r>
+                          </w:p>
+                        </w:txbxContent>
+                      </wps:txbx>
+                      <wps:bodyPr rot="0" vert="horz" wrap="square" lIns="91440" tIns="45720" rIns="91440" bIns="45720" anchor="t" anchorCtr="0">
+                        <a:noAutofit/>
+                      </wps:bodyPr>
+                    </wps:wsp>
+                  </a:graphicData>
+                </a:graphic>
+                <wp14:sizeRelH relativeFrom="margin">
+                  <wp14:pctWidth>0</wp14:pctWidth>
+                </wp14:sizeRelH>
+                <wp14:sizeRelV relativeFrom="margin">
+                  <wp14:pctHeight>0</wp14:pctHeight>
+                </wp14:sizeRelV>
+              </wp:anchor>
+            </w:drawing>
+          </mc:Choice>
+          <mc:Fallback>
+            <w:pict>
+              <v:shape w14:anchorId="249DF02E" id="_x0000_s1053" type="#_x0000_t202" style="position:absolute;margin-left:494.9pt;margin-top:605.7pt;width:49pt;height:24.55pt;z-index:251757568;visibility:visible;mso-wrap-style:square;mso-width-percent:0;mso-height-percent:0;mso-wrap-distance-left:9pt;mso-wrap-distance-top:3.6pt;mso-wrap-distance-right:9pt;mso-wrap-distance-bottom:3.6pt;mso-position-horizontal:absolute;mso-position-horizontal-relative:text;mso-position-vertical:absolute;mso-position-vertical-relative:text;mso-width-percent:0;mso-height-percent:0;mso-width-relative:margin;mso-height-relative:margin;v-text-anchor:top" o:gfxdata="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" filled="f" stroked="f">
+                <v:textbox>
+                  <w:txbxContent>
+                    <w:p>
+                      <w:r>
+                        <w:t>MLRA</w:t>
+                      </w:r>
+                    </w:p>
+                  </w:txbxContent>
+                </v:textbox>
+              </v:shape>
+            </w:pict>
+          </mc:Fallback>
+        </mc:AlternateContent>
+      </w:r>
+      <w:r>
+        <w:rPr>
+          <w:noProof/>
+        </w:rPr>
+        <w:drawing>
+          <wp:anchor distT="0" distB="0" distL="114300" distR="114300" simplePos="0" relativeHeight="251749376" behindDoc="0" locked="0" layoutInCell="1" allowOverlap="1" wp14:anchorId="2A6C6707">
+            <wp:simplePos x="0" y="0"/>
+            <wp:positionH relativeFrom="column">
+              <wp:posOffset>5915299</wp:posOffset>
+            </wp:positionH>
+            <wp:positionV relativeFrom="paragraph">
+              <wp:posOffset>7463790</wp:posOffset>
+            </wp:positionV>
+            <wp:extent cx="1066800" cy="1453889"/>
+            <wp:effectExtent l="0" t="0" r="0" b="0"/>
+            <wp:wrapNone/>
+            <wp:docPr id="29" name="Picture 29"/>
+            <wp:cNvGraphicFramePr>
+              <a:graphicFrameLocks xmlns:a="http://schemas.openxmlformats.org/drawingml/2006/main" noChangeAspect="1"/>
+            </wp:cNvGraphicFramePr>
+            <a:graphic xmlns:a="http://schemas.openxmlformats.org/drawingml/2006/main">
+              <a:graphicData uri="http://schemas.openxmlformats.org/drawingml/2006/picture">
+                <pic:pic xmlns:pic="http://schemas.openxmlformats.org/drawingml/2006/picture">
+                  <pic:nvPicPr>
+                    <pic:cNvPr id="1" name=""/>
+                    <pic:cNvPicPr/>
+                  </pic:nvPicPr>
+                  <pic:blipFill>
+                    <a:blip r:embed="rId17" cstate="print">
+                      <a:extLst>
+                        <a:ext uri="{BEBA8EAE-BF5A-486C-A8C5-ECC9F3942E4B}">
+                          <a14:imgProps xmlns:a14="http://schemas.microsoft.com/office/drawing/2010/main">
+                            <a14:imgLayer r:embed="rId18">
+                              <a14:imgEffect>
+                                <a14:backgroundRemoval t="7132" b="91601" l="9719" r="89849">
+                                  <a14:foregroundMark x1="19870" y1="7290" x2="19870" y2="7290"/>
+                                  <a14:foregroundMark x1="80346" y1="79715" x2="80346" y2="79715"/>
+                                  <a14:foregroundMark x1="86177" y1="80666" x2="86177" y2="80666"/>
+                                  <a14:foregroundMark x1="73218" y1="78764" x2="73218" y2="78764"/>
+                                  <a14:foregroundMark x1="69978" y1="77655" x2="69978" y2="77655"/>
+                                  <a14:foregroundMark x1="65011" y1="82250" x2="65011" y2="82250"/>
+                                  <a14:foregroundMark x1="75810" y1="91601" x2="75810" y2="91601"/>
+                                  <a14:foregroundMark x1="66148" y1="87143" x2="66148" y2="87143"/>
+                                </a14:backgroundRemoval>
+                              </a14:imgEffect>
+                            </a14:imgLayer>
+                          </a14:imgProps>
+                        </a:ext>
+                        <a:ext uri="{28A0092B-C50C-407E-A947-70E740481C1C}">
+                          <a14:useLocalDpi xmlns:a14="http://schemas.microsoft.com/office/drawing/2010/main" val="0"/>
+                        </a:ext>
+                      </a:extLst>
+                    </a:blip>
+                    <a:stretch>
+                      <a:fillRect/>
+                    </a:stretch>
+                  </pic:blipFill>
+                  <pic:spPr>
+                    <a:xfrm>
+                      <a:off x="0" y="0"/>
+                      <a:ext cx="1066800" cy="1453889"/>
+                    </a:xfrm>
+                    <a:prstGeom prst="rect">
+                      <a:avLst/>
+                    </a:prstGeom>
+                  </pic:spPr>
+                </pic:pic>
+              </a:graphicData>
+            </a:graphic>
+            <wp14:sizeRelH relativeFrom="margin">
+              <wp14:pctWidth>0</wp14:pctWidth>
+            </wp14:sizeRelH>
+            <wp14:sizeRelV relativeFrom="margin">
+              <wp14:pctHeight>0</wp14:pctHeight>
+            </wp14:sizeRelV>
+          </wp:anchor>
+        </w:drawing>
+      </w:r>
+      <w:r>
+        <w:rPr>
+          <w:noProof/>
+        </w:rPr>
+        <mc:AlternateContent>
+          <mc:Choice Requires="wps">
+            <w:drawing>
+              <wp:anchor distT="45720" distB="45720" distL="114300" distR="114300" simplePos="0" relativeHeight="251753472" behindDoc="0" locked="0" layoutInCell="1" allowOverlap="1" wp14:anchorId="06385E9E" wp14:editId="3B927BDC">
+                <wp:simplePos x="0" y="0"/>
+                <wp:positionH relativeFrom="column">
+                  <wp:posOffset>2598420</wp:posOffset>
+                </wp:positionH>
+                <wp:positionV relativeFrom="paragraph">
+                  <wp:posOffset>7823835</wp:posOffset>
+                </wp:positionV>
+                <wp:extent cx="647700" cy="311785"/>
+                <wp:effectExtent l="0" t="0" r="0" b="0"/>
+                <wp:wrapNone/>
+                <wp:docPr id="31" name="Text Box 2"/>
+                <wp:cNvGraphicFramePr>
+                  <a:graphicFrameLocks xmlns:a="http://schemas.openxmlformats.org/drawingml/2006/main"/>
+                </wp:cNvGraphicFramePr>
+                <a:graphic xmlns:a="http://schemas.openxmlformats.org/drawingml/2006/main">
+                  <a:graphicData uri="http://schemas.microsoft.com/office/word/2010/wordprocessingShape">
+                    <wps:wsp>
+                      <wps:cNvSpPr txBox="1">
+                        <a:spLocks noChangeArrowheads="1"/>
+                      </wps:cNvSpPr>
+                      <wps:spPr bwMode="auto">
+                        <a:xfrm>
+                          <a:off x="0" y="0"/>
+                          <a:ext cx="647700" cy="311785"/>
+                        </a:xfrm>
+                        <a:prstGeom prst="rect">
+                          <a:avLst/>
+                        </a:prstGeom>
+                        <a:noFill/>
+                        <a:ln w="9525">
+                          <a:noFill/>
+                          <a:miter lim="800000"/>
+                          <a:headEnd/>
+                          <a:tailEnd/>
+                        </a:ln>
+                      </wps:spPr>
+                      <wps:txbx>
+                        <w:txbxContent>
+                          <w:p>
+                            <w:r>
+                              <w:t>HUC12</w:t>
+                            </w:r>
+                          </w:p>
+                        </w:txbxContent>
+                      </wps:txbx>
+                      <wps:bodyPr rot="0" vert="horz" wrap="square" lIns="91440" tIns="45720" rIns="91440" bIns="45720" anchor="t" anchorCtr="0">
+                        <a:noAutofit/>
+                      </wps:bodyPr>
+                    </wps:wsp>
+                  </a:graphicData>
+                </a:graphic>
+                <wp14:sizeRelH relativeFrom="margin">
+                  <wp14:pctWidth>0</wp14:pctWidth>
+                </wp14:sizeRelH>
+                <wp14:sizeRelV relativeFrom="margin">
+                  <wp14:pctHeight>0</wp14:pctHeight>
+                </wp14:sizeRelV>
+              </wp:anchor>
+            </w:drawing>
+          </mc:Choice>
+          <mc:Fallback>
+            <w:pict>
+              <v:shape w14:anchorId="06385E9E" id="_x0000_s1054" type="#_x0000_t202" style="position:absolute;margin-left:204.6pt;margin-top:616.05pt;width:51pt;height:24.55pt;z-index:251753472;visibility:visible;mso-wrap-style:square;mso-width-percent:0;mso-height-percent:0;mso-wrap-distance-left:9pt;mso-wrap-distance-top:3.6pt;mso-wrap-distance-right:9pt;mso-wrap-distance-bottom:3.6pt;mso-position-horizontal:absolute;mso-position-horizontal-relative:text;mso-position-vertical:absolute;mso-position-vertical-relative:text;mso-width-percent:0;mso-height-percent:0;mso-width-relative:margin;mso-height-relative:margin;v-text-anchor:top" o:gfxdata="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" filled="f" stroked="f">
+                <v:textbox>
+                  <w:txbxContent>
+                    <w:p>
+                      <w:r>
+                        <w:t>HUC12</w:t>
+                      </w:r>
+                    </w:p>
+                  </w:txbxContent>
+                </v:textbox>
+              </v:shape>
+            </w:pict>
+          </mc:Fallback>
+        </mc:AlternateContent>
+      </w:r>
+      <w:r>
+        <w:rPr>
+          <w:noProof/>
+        </w:rPr>
+        <mc:AlternateContent>
+          <mc:Choice Requires="wps">
+            <w:drawing>
+              <wp:anchor distT="45720" distB="45720" distL="114300" distR="114300" simplePos="0" relativeHeight="251755520" behindDoc="0" locked="0" layoutInCell="1" allowOverlap="1" wp14:anchorId="128074CC" wp14:editId="650D6563">
+                <wp:simplePos x="0" y="0"/>
+                <wp:positionH relativeFrom="column">
+                  <wp:posOffset>4347845</wp:posOffset>
+                </wp:positionH>
+                <wp:positionV relativeFrom="paragraph">
+                  <wp:posOffset>8463915</wp:posOffset>
+                </wp:positionV>
+                <wp:extent cx="869315" cy="311785"/>
+                <wp:effectExtent l="0" t="0" r="0" b="0"/>
+                <wp:wrapNone/>
+                <wp:docPr id="32" name="Text Box 2"/>
+                <wp:cNvGraphicFramePr>
+                  <a:graphicFrameLocks xmlns:a="http://schemas.openxmlformats.org/drawingml/2006/main"/>
+                </wp:cNvGraphicFramePr>
+                <a:graphic xmlns:a="http://schemas.openxmlformats.org/drawingml/2006/main">
+                  <a:graphicData uri="http://schemas.microsoft.com/office/word/2010/wordprocessingShape">
+                    <wps:wsp>
+                      <wps:cNvSpPr txBox="1">
+                        <a:spLocks noChangeArrowheads="1"/>
+                      </wps:cNvSpPr>
+                      <wps:spPr bwMode="auto">
+                        <a:xfrm>
+                          <a:off x="0" y="0"/>
+                          <a:ext cx="869315" cy="311785"/>
+                        </a:xfrm>
+                        <a:prstGeom prst="rect">
+                          <a:avLst/>
+                        </a:prstGeom>
+                        <a:noFill/>
+                        <a:ln w="9525">
+                          <a:noFill/>
+                          <a:miter lim="800000"/>
+                          <a:headEnd/>
+                          <a:tailEnd/>
+                        </a:ln>
+                      </wps:spPr>
+                      <wps:txbx>
+                        <w:txbxContent>
+                          <w:p>
+                            <w:proofErr w:type="spellStart"/>
+                            <w:r>
+                              <w:t>Supplyshed</w:t>
+                            </w:r>
+                            <w:proofErr w:type="spellEnd"/>
+                          </w:p>
+                        </w:txbxContent>
+                      </wps:txbx>
+                      <wps:bodyPr rot="0" vert="horz" wrap="square" lIns="91440" tIns="45720" rIns="91440" bIns="45720" anchor="t" anchorCtr="0">
+                        <a:noAutofit/>
+                      </wps:bodyPr>
+                    </wps:wsp>
+                  </a:graphicData>
+                </a:graphic>
+                <wp14:sizeRelH relativeFrom="margin">
+                  <wp14:pctWidth>0</wp14:pctWidth>
+                </wp14:sizeRelH>
+                <wp14:sizeRelV relativeFrom="margin">
+                  <wp14:pctHeight>0</wp14:pctHeight>
+                </wp14:sizeRelV>
+              </wp:anchor>
+            </w:drawing>
+          </mc:Choice>
+          <mc:Fallback>
+            <w:pict>
+              <v:shape w14:anchorId="128074CC" id="_x0000_s1055" type="#_x0000_t202" style="position:absolute;margin-left:342.35pt;margin-top:666.45pt;width:68.45pt;height:24.55pt;z-index:251755520;visibility:visible;mso-wrap-style:square;mso-width-percent:0;mso-height-percent:0;mso-wrap-distance-left:9pt;mso-wrap-distance-top:3.6pt;mso-wrap-distance-right:9pt;mso-wrap-distance-bottom:3.6pt;mso-position-horizontal:absolute;mso-position-horizontal-relative:text;mso-position-vertical:absolute;mso-position-vertical-relative:text;mso-width-percent:0;mso-height-percent:0;mso-width-relative:margin;mso-height-relative:margin;v-text-anchor:top" o:gfxdata="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" filled="f" stroked="f">
+                <v:textbox>
+                  <w:txbxContent>
+                    <w:p>
+                      <w:proofErr w:type="spellStart"/>
+                      <w:r>
+                        <w:t>Supplyshed</w:t>
+                      </w:r>
+                      <w:proofErr w:type="spellEnd"/>
+                    </w:p>
+                  </w:txbxContent>
+                </v:textbox>
+              </v:shape>
+            </w:pict>
+          </mc:Fallback>
+        </mc:AlternateContent>
+      </w:r>
+      <w:r>
+        <w:rPr>
+          <w:noProof/>
+        </w:rPr>
+        <w:drawing>
+          <wp:anchor distT="0" distB="0" distL="114300" distR="114300" simplePos="0" relativeHeight="251748352" behindDoc="0" locked="0" layoutInCell="1" allowOverlap="1" wp14:anchorId="0D115158">
+            <wp:simplePos x="0" y="0"/>
+            <wp:positionH relativeFrom="column">
+              <wp:posOffset>4136845</wp:posOffset>
+            </wp:positionH>
+            <wp:positionV relativeFrom="paragraph">
+              <wp:posOffset>7512685</wp:posOffset>
+            </wp:positionV>
+            <wp:extent cx="1205120" cy="1059167"/>
+            <wp:effectExtent l="0" t="0" r="0" b="8255"/>
+            <wp:wrapNone/>
+            <wp:docPr id="28" name="Picture 28"/>
+            <wp:cNvGraphicFramePr>
+              <a:graphicFrameLocks xmlns:a="http://schemas.openxmlformats.org/drawingml/2006/main" noChangeAspect="1"/>
+            </wp:cNvGraphicFramePr>
+            <a:graphic xmlns:a="http://schemas.openxmlformats.org/drawingml/2006/main">
+              <a:graphicData uri="http://schemas.openxmlformats.org/drawingml/2006/picture">
+                <pic:pic xmlns:pic="http://schemas.openxmlformats.org/drawingml/2006/picture">
+                  <pic:nvPicPr>
+                    <pic:cNvPr id="1" name=""/>
+                    <pic:cNvPicPr/>
+                  </pic:nvPicPr>
+                  <pic:blipFill>
+                    <a:blip r:embed="rId19" cstate="print">
+                      <a:extLst>
+                        <a:ext uri="{28A0092B-C50C-407E-A947-70E740481C1C}">
+                          <a14:useLocalDpi xmlns:a14="http://schemas.microsoft.com/office/drawing/2010/main" val="0"/>
+                        </a:ext>
+                      </a:extLst>
+                    </a:blip>
+                    <a:stretch>
+                      <a:fillRect/>
+                    </a:stretch>
+                  </pic:blipFill>
+                  <pic:spPr>
+                    <a:xfrm>
+                      <a:off x="0" y="0"/>
+                      <a:ext cx="1205120" cy="1059167"/>
+                    </a:xfrm>
+                    <a:prstGeom prst="ellipse">
+                      <a:avLst/>
+                    </a:prstGeom>
+                    <a:ln>
+                      <a:noFill/>
+                    </a:ln>
+                    <a:effectLst>
+                      <a:softEdge rad="112500"/>
+                    </a:effectLst>
+                  </pic:spPr>
+                </pic:pic>
+              </a:graphicData>
+            </a:graphic>
+            <wp14:sizeRelH relativeFrom="margin">
+              <wp14:pctWidth>0</wp14:pctWidth>
+            </wp14:sizeRelH>
+            <wp14:sizeRelV relativeFrom="margin">
+              <wp14:pctHeight>0</wp14:pctHeight>
+            </wp14:sizeRelV>
+          </wp:anchor>
+        </w:drawing>
+      </w:r>
+      <w:r>
+        <w:rPr>
+          <w:noProof/>
+        </w:rPr>
+        <w:drawing>
+          <wp:anchor distT="0" distB="0" distL="114300" distR="114300" simplePos="0" relativeHeight="251747328" behindDoc="0" locked="0" layoutInCell="1" allowOverlap="1" wp14:anchorId="76346955">
+            <wp:simplePos x="0" y="0"/>
+            <wp:positionH relativeFrom="column">
+              <wp:posOffset>2908300</wp:posOffset>
+            </wp:positionH>
+            <wp:positionV relativeFrom="paragraph">
+              <wp:posOffset>7628255</wp:posOffset>
+            </wp:positionV>
+            <wp:extent cx="726260" cy="1018324"/>
+            <wp:effectExtent l="0" t="0" r="0" b="0"/>
+            <wp:wrapNone/>
+            <wp:docPr id="27" name="Picture 27"/>
+            <wp:cNvGraphicFramePr>
+              <a:graphicFrameLocks xmlns:a="http://schemas.openxmlformats.org/drawingml/2006/main" noChangeAspect="1"/>
+            </wp:cNvGraphicFramePr>
+            <a:graphic xmlns:a="http://schemas.openxmlformats.org/drawingml/2006/main">
+              <a:graphicData uri="http://schemas.openxmlformats.org/drawingml/2006/picture">
+                <pic:pic xmlns:pic="http://schemas.openxmlformats.org/drawingml/2006/picture">
+                  <pic:nvPicPr>
+                    <pic:cNvPr id="1" name=""/>
+                    <pic:cNvPicPr/>
+                  </pic:nvPicPr>
+                  <pic:blipFill>
+                    <a:blip r:embed="rId20" cstate="print">
+                      <a:extLst>
+                        <a:ext uri="{BEBA8EAE-BF5A-486C-A8C5-ECC9F3942E4B}">
+                          <a14:imgProps xmlns:a14="http://schemas.microsoft.com/office/drawing/2010/main">
+                            <a14:imgLayer r:embed="rId21">
+                              <a14:imgEffect>
+                                <a14:backgroundRemoval t="4755" b="95859" l="9032" r="90968">
+                                  <a14:foregroundMark x1="28387" y1="8282" x2="28387" y2="8282"/>
+                                  <a14:foregroundMark x1="32473" y1="4755" x2="32473" y2="4755"/>
+                                  <a14:foregroundMark x1="62151" y1="92638" x2="62151" y2="92638"/>
+                                  <a14:foregroundMark x1="73548" y1="95859" x2="73548" y2="95859"/>
+                                  <a14:foregroundMark x1="90968" y1="83589" x2="90968" y2="83589"/>
+                                </a14:backgroundRemoval>
+                              </a14:imgEffect>
+                            </a14:imgLayer>
+                          </a14:imgProps>
+                        </a:ext>
+                        <a:ext uri="{28A0092B-C50C-407E-A947-70E740481C1C}">
+                          <a14:useLocalDpi xmlns:a14="http://schemas.microsoft.com/office/drawing/2010/main" val="0"/>
+                        </a:ext>
+                      </a:extLst>
+                    </a:blip>
+                    <a:stretch>
+                      <a:fillRect/>
+                    </a:stretch>
+                  </pic:blipFill>
+                  <pic:spPr>
+                    <a:xfrm>
+                      <a:off x="0" y="0"/>
+                      <a:ext cx="726260" cy="1018324"/>
+                    </a:xfrm>
+                    <a:prstGeom prst="rect">
+                      <a:avLst/>
+                    </a:prstGeom>
+                  </pic:spPr>
+                </pic:pic>
+              </a:graphicData>
+            </a:graphic>
+            <wp14:sizeRelH relativeFrom="margin">
+              <wp14:pctWidth>0</wp14:pctWidth>
+            </wp14:sizeRelH>
+            <wp14:sizeRelV relativeFrom="margin">
+              <wp14:pctHeight>0</wp14:pctHeight>
+            </wp14:sizeRelV>
+          </wp:anchor>
+        </w:drawing>
+      </w:r>
+      <w:r>
+        <w:rPr>
+          <w:noProof/>
+        </w:rPr>
+        <mc:AlternateContent>
+          <mc:Choice Requires="wps">
+            <w:drawing>
+              <wp:anchor distT="45720" distB="45720" distL="114300" distR="114300" simplePos="0" relativeHeight="251751424" behindDoc="0" locked="0" layoutInCell="1" allowOverlap="1">
+                <wp:simplePos x="0" y="0"/>
+                <wp:positionH relativeFrom="column">
+                  <wp:posOffset>1645920</wp:posOffset>
+                </wp:positionH>
+                <wp:positionV relativeFrom="paragraph">
+                  <wp:posOffset>8385810</wp:posOffset>
+                </wp:positionV>
+                <wp:extent cx="472440" cy="311785"/>
+                <wp:effectExtent l="0" t="0" r="0" b="0"/>
+                <wp:wrapNone/>
+                <wp:docPr id="30" name="Text Box 2"/>
+                <wp:cNvGraphicFramePr>
+                  <a:graphicFrameLocks xmlns:a="http://schemas.openxmlformats.org/drawingml/2006/main"/>
+                </wp:cNvGraphicFramePr>
+                <a:graphic xmlns:a="http://schemas.openxmlformats.org/drawingml/2006/main">
+                  <a:graphicData uri="http://schemas.microsoft.com/office/word/2010/wordprocessingShape">
+                    <wps:wsp>
+                      <wps:cNvSpPr txBox="1">
+                        <a:spLocks noChangeArrowheads="1"/>
+                      </wps:cNvSpPr>
+                      <wps:spPr bwMode="auto">
+                        <a:xfrm>
+                          <a:off x="0" y="0"/>
+                          <a:ext cx="472440" cy="311785"/>
+                        </a:xfrm>
+                        <a:prstGeom prst="rect">
+                          <a:avLst/>
+                        </a:prstGeom>
+                        <a:noFill/>
+                        <a:ln w="9525">
+                          <a:noFill/>
+                          <a:miter lim="800000"/>
+                          <a:headEnd/>
+                          <a:tailEnd/>
+                        </a:ln>
+                      </wps:spPr>
+                      <wps:txbx>
+                        <w:txbxContent>
+                          <w:p>
+                            <w:r>
+                              <w:t>Field</w:t>
+                            </w:r>
+                          </w:p>
+                        </w:txbxContent>
+                      </wps:txbx>
+                      <wps:bodyPr rot="0" vert="horz" wrap="square" lIns="91440" tIns="45720" rIns="91440" bIns="45720" anchor="t" anchorCtr="0">
+                        <a:noAutofit/>
+                      </wps:bodyPr>
+                    </wps:wsp>
+                  </a:graphicData>
+                </a:graphic>
+                <wp14:sizeRelH relativeFrom="margin">
+                  <wp14:pctWidth>0</wp14:pctWidth>
+                </wp14:sizeRelH>
+                <wp14:sizeRelV relativeFrom="margin">
+                  <wp14:pctHeight>0</wp14:pctHeight>
+                </wp14:sizeRelV>
+              </wp:anchor>
+            </w:drawing>
+          </mc:Choice>
+          <mc:Fallback>
+            <w:pict>
+              <v:shape id="_x0000_s1056" type="#_x0000_t202" style="position:absolute;margin-left:129.6pt;margin-top:660.3pt;width:37.2pt;height:24.55pt;z-index:251751424;visibility:visible;mso-wrap-style:square;mso-width-percent:0;mso-height-percent:0;mso-wrap-distance-left:9pt;mso-wrap-distance-top:3.6pt;mso-wrap-distance-right:9pt;mso-wrap-distance-bottom:3.6pt;mso-position-horizontal:absolute;mso-position-horizontal-relative:text;mso-position-vertical:absolute;mso-position-vertical-relative:text;mso-width-percent:0;mso-height-percent:0;mso-width-relative:margin;mso-height-relative:margin;v-text-anchor:top" o:gfxdata="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" filled="f" stroked="f">
+                <v:textbox>
+                  <w:txbxContent>
+                    <w:p>
+                      <w:r>
+                        <w:t>Field</w:t>
+                      </w:r>
+                    </w:p>
+                  </w:txbxContent>
+                </v:textbox>
+              </v:shape>
+            </w:pict>
+          </mc:Fallback>
+        </mc:AlternateContent>
+      </w:r>
+      <w:r>
+        <w:rPr>
+          <w:noProof/>
+        </w:rPr>
+        <w:drawing>
+          <wp:anchor distT="0" distB="0" distL="114300" distR="114300" simplePos="0" relativeHeight="251746304" behindDoc="0" locked="0" layoutInCell="1" allowOverlap="1" wp14:anchorId="606F88C1">
+            <wp:simplePos x="0" y="0"/>
+            <wp:positionH relativeFrom="column">
+              <wp:posOffset>1699895</wp:posOffset>
+            </wp:positionH>
+            <wp:positionV relativeFrom="paragraph">
+              <wp:posOffset>7958455</wp:posOffset>
+            </wp:positionV>
+            <wp:extent cx="367030" cy="371475"/>
+            <wp:effectExtent l="0" t="0" r="0" b="0"/>
+            <wp:wrapNone/>
+            <wp:docPr id="26" name="Picture 26"/>
+            <wp:cNvGraphicFramePr>
+              <a:graphicFrameLocks xmlns:a="http://schemas.openxmlformats.org/drawingml/2006/main" noChangeAspect="1"/>
+            </wp:cNvGraphicFramePr>
+            <a:graphic xmlns:a="http://schemas.openxmlformats.org/drawingml/2006/main">
+              <a:graphicData uri="http://schemas.openxmlformats.org/drawingml/2006/picture">
+                <pic:pic xmlns:pic="http://schemas.openxmlformats.org/drawingml/2006/picture">
+                  <pic:nvPicPr>
+                    <pic:cNvPr id="1" name=""/>
+                    <pic:cNvPicPr/>
+                  </pic:nvPicPr>
+                  <pic:blipFill>
+                    <a:blip r:embed="rId22" cstate="print">
+                      <a:extLst>
+                        <a:ext uri="{28A0092B-C50C-407E-A947-70E740481C1C}">
+                          <a14:useLocalDpi xmlns:a14="http://schemas.microsoft.com/office/drawing/2010/main" val="0"/>
+                        </a:ext>
+                      </a:extLst>
+                    </a:blip>
+                    <a:stretch>
+                      <a:fillRect/>
+                    </a:stretch>
+                  </pic:blipFill>
+                  <pic:spPr>
+                    <a:xfrm>
+                      <a:off x="0" y="0"/>
+                      <a:ext cx="367030" cy="371475"/>
+                    </a:xfrm>
+                    <a:prstGeom prst="rect">
+                      <a:avLst/>
+                    </a:prstGeom>
+                  </pic:spPr>
+                </pic:pic>
+              </a:graphicData>
+            </a:graphic>
+            <wp14:sizeRelH relativeFrom="margin">
+              <wp14:pctWidth>0</wp14:pctWidth>
+            </wp14:sizeRelH>
+            <wp14:sizeRelV relativeFrom="margin">
+              <wp14:pctHeight>0</wp14:pctHeight>
+            </wp14:sizeRelV>
+          </wp:anchor>
+        </w:drawing>
+      </w:r>
+      <w:r>
+        <w:rPr>
+          <w:noProof/>
+        </w:rPr>
+        <mc:AlternateContent>
+          <mc:Choice Requires="wps">
+            <w:drawing>
+              <wp:anchor distT="45720" distB="45720" distL="114300" distR="114300" simplePos="0" relativeHeight="251704320" behindDoc="0" locked="0" layoutInCell="1" allowOverlap="1" wp14:anchorId="1C448921" wp14:editId="0C4D8524">
+                <wp:simplePos x="0" y="0"/>
+                <wp:positionH relativeFrom="column">
+                  <wp:posOffset>7620</wp:posOffset>
+                </wp:positionH>
+                <wp:positionV relativeFrom="paragraph">
+                  <wp:posOffset>7582535</wp:posOffset>
+                </wp:positionV>
+                <wp:extent cx="1635760" cy="1208405"/>
+                <wp:effectExtent l="0" t="0" r="0" b="0"/>
+                <wp:wrapSquare wrapText="bothSides"/>
+                <wp:docPr id="38" name="Text Box 2"/>
+                <wp:cNvGraphicFramePr>
+                  <a:graphicFrameLocks xmlns:a="http://schemas.openxmlformats.org/drawingml/2006/main"/>
+                </wp:cNvGraphicFramePr>
+                <a:graphic xmlns:a="http://schemas.openxmlformats.org/drawingml/2006/main">
+                  <a:graphicData uri="http://schemas.microsoft.com/office/word/2010/wordprocessingShape">
+                    <wps:wsp>
+                      <wps:cNvSpPr txBox="1">
+                        <a:spLocks noChangeArrowheads="1"/>
+                      </wps:cNvSpPr>
+                      <wps:spPr bwMode="auto">
+                        <a:xfrm>
+                          <a:off x="0" y="0"/>
+                          <a:ext cx="1635760" cy="1208405"/>
+                        </a:xfrm>
+                        <a:prstGeom prst="rect">
+                          <a:avLst/>
+                        </a:prstGeom>
+                        <a:noFill/>
+                        <a:ln w="9525">
+                          <a:noFill/>
+                          <a:miter lim="800000"/>
+                          <a:headEnd/>
+                          <a:tailEnd/>
+                        </a:ln>
+                      </wps:spPr>
+                      <wps:txbx>
+                        <w:txbxContent>
+                          <w:p>
+                            <w:pPr>
+                              <w:rPr>
+                                <w:rFonts w:ascii="Times New Roman" w:hAnsi="Times New Roman" w:cs="Times New Roman"/>
+                                <w:sz w:val="28"/>
+                                <w:szCs w:val="40"/>
+                              </w:rPr>
+                            </w:pPr>
+                            <w:r>
+                              <w:rPr>
+                                <w:rFonts w:ascii="Times New Roman" w:hAnsi="Times New Roman" w:cs="Times New Roman"/>
+                                <w:sz w:val="28"/>
+                                <w:szCs w:val="40"/>
+                              </w:rPr>
+                              <w:t>Aggregate outcomes to public and private planning scales</w:t>
+                            </w:r>
+                          </w:p>
+                        </w:txbxContent>
+                      </wps:txbx>
+                      <wps:bodyPr rot="0" vert="horz" wrap="square" lIns="91440" tIns="45720" rIns="91440" bIns="45720" anchor="t" anchorCtr="0">
+                        <a:noAutofit/>
+                      </wps:bodyPr>
+                    </wps:wsp>
+                  </a:graphicData>
+                </a:graphic>
+                <wp14:sizeRelH relativeFrom="margin">
+                  <wp14:pctWidth>0</wp14:pctWidth>
+                </wp14:sizeRelH>
+                <wp14:sizeRelV relativeFrom="margin">
+                  <wp14:pctHeight>0</wp14:pctHeight>
+                </wp14:sizeRelV>
+              </wp:anchor>
+            </w:drawing>
+          </mc:Choice>
+          <mc:Fallback>
+            <w:pict>
+              <v:shape w14:anchorId="1C448921" id="_x0000_s1057" type="#_x0000_t202" style="position:absolute;margin-left:.6pt;margin-top:597.05pt;width:128.8pt;height:95.15pt;z-index:251704320;visibility:visible;mso-wrap-style:square;mso-width-percent:0;mso-height-percent:0;mso-wrap-distance-left:9pt;mso-wrap-distance-top:3.6pt;mso-wrap-distance-right:9pt;mso-wrap-distance-bottom:3.6pt;mso-position-horizontal:absolute;mso-position-horizontal-relative:text;mso-position-vertical:absolute;mso-position-vertical-relative:text;mso-width-percent:0;mso-height-percent:0;mso-width-relative:margin;mso-height-relative:margin;v-text-anchor:top" o:gfxdata="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" filled="f" stroked="f">
+                <v:textbox>
+                  <w:txbxContent>
+                    <w:p>
+                      <w:pPr>
+                        <w:rPr>
+                          <w:rFonts w:ascii="Times New Roman" w:hAnsi="Times New Roman" w:cs="Times New Roman"/>
+                          <w:sz w:val="28"/>
+                          <w:szCs w:val="40"/>
+                        </w:rPr>
+                      </w:pPr>
+                      <w:r>
+                        <w:rPr>
+                          <w:rFonts w:ascii="Times New Roman" w:hAnsi="Times New Roman" w:cs="Times New Roman"/>
+                          <w:sz w:val="28"/>
+                          <w:szCs w:val="40"/>
+                        </w:rPr>
+                        <w:t>Aggregate outcomes to public and private planning scales</w:t>
                       </w:r>
                     </w:p>
                   </w:txbxContent>
@@ -2865,13 +5633,167 @@
         <mc:AlternateContent>
           <mc:Choice Requires="wps">
             <w:drawing>
+              <wp:anchor distT="0" distB="0" distL="114300" distR="114300" simplePos="0" relativeHeight="251735040" behindDoc="0" locked="0" layoutInCell="1" allowOverlap="1" wp14:anchorId="73EE5C71" wp14:editId="1A5D5D94">
+                <wp:simplePos x="0" y="0"/>
+                <wp:positionH relativeFrom="column">
+                  <wp:posOffset>3636010</wp:posOffset>
+                </wp:positionH>
+                <wp:positionV relativeFrom="paragraph">
+                  <wp:posOffset>8119745</wp:posOffset>
+                </wp:positionV>
+                <wp:extent cx="457200" cy="163286"/>
+                <wp:effectExtent l="0" t="19050" r="38100" b="46355"/>
+                <wp:wrapNone/>
+                <wp:docPr id="192" name="Arrow: Right 192"/>
+                <wp:cNvGraphicFramePr/>
+                <a:graphic xmlns:a="http://schemas.openxmlformats.org/drawingml/2006/main">
+                  <a:graphicData uri="http://schemas.microsoft.com/office/word/2010/wordprocessingShape">
+                    <wps:wsp>
+                      <wps:cNvSpPr/>
+                      <wps:spPr>
+                        <a:xfrm>
+                          <a:off x="0" y="0"/>
+                          <a:ext cx="457200" cy="163286"/>
+                        </a:xfrm>
+                        <a:prstGeom prst="rightArrow">
+                          <a:avLst/>
+                        </a:prstGeom>
+                        <a:solidFill>
+                          <a:schemeClr val="tx1"/>
+                        </a:solidFill>
+                        <a:ln>
+                          <a:solidFill>
+                            <a:schemeClr val="tx1"/>
+                          </a:solidFill>
+                        </a:ln>
+                      </wps:spPr>
+                      <wps:style>
+                        <a:lnRef idx="3">
+                          <a:schemeClr val="lt1"/>
+                        </a:lnRef>
+                        <a:fillRef idx="1">
+                          <a:schemeClr val="accent4"/>
+                        </a:fillRef>
+                        <a:effectRef idx="1">
+                          <a:schemeClr val="accent4"/>
+                        </a:effectRef>
+                        <a:fontRef idx="minor">
+                          <a:schemeClr val="lt1"/>
+                        </a:fontRef>
+                      </wps:style>
+                      <wps:bodyPr rot="0" spcFirstLastPara="0" vertOverflow="overflow" horzOverflow="overflow" vert="horz" wrap="square" lIns="91440" tIns="45720" rIns="91440" bIns="45720" numCol="1" spcCol="0" rtlCol="0" fromWordArt="0" anchor="ctr" anchorCtr="0" forceAA="0" compatLnSpc="1">
+                        <a:prstTxWarp prst="textNoShape">
+                          <a:avLst/>
+                        </a:prstTxWarp>
+                        <a:noAutofit/>
+                      </wps:bodyPr>
+                    </wps:wsp>
+                  </a:graphicData>
+                </a:graphic>
+                <wp14:sizeRelV relativeFrom="margin">
+                  <wp14:pctHeight>0</wp14:pctHeight>
+                </wp14:sizeRelV>
+              </wp:anchor>
+            </w:drawing>
+          </mc:Choice>
+          <mc:Fallback>
+            <w:pict>
+              <v:shape w14:anchorId="76C417A3" id="Arrow: Right 192" o:spid="_x0000_s1026" type="#_x0000_t13" style="position:absolute;margin-left:286.3pt;margin-top:639.35pt;width:36pt;height:12.85pt;z-index:251735040;visibility:visible;mso-wrap-style:square;mso-height-percent:0;mso-wrap-distance-left:9pt;mso-wrap-distance-top:0;mso-wrap-distance-right:9pt;mso-wrap-distance-bottom:0;mso-position-horizontal:absolute;mso-position-horizontal-relative:text;mso-position-vertical:absolute;mso-position-vertical-relative:text;mso-height-percent:0;mso-height-relative:margin;v-text-anchor:middle" o:gfxdata="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" adj="17743" fillcolor="black [3213]" strokecolor="black [3213]" strokeweight="1.5pt"/>
+            </w:pict>
+          </mc:Fallback>
+        </mc:AlternateContent>
+      </w:r>
+      <w:r>
+        <w:rPr>
+          <w:noProof/>
+        </w:rPr>
+        <mc:AlternateContent>
+          <mc:Choice Requires="wps">
+            <w:drawing>
+              <wp:anchor distT="0" distB="0" distL="114300" distR="114300" simplePos="0" relativeHeight="251737088" behindDoc="0" locked="0" layoutInCell="1" allowOverlap="1" wp14:anchorId="73EE5C71" wp14:editId="1A5D5D94">
+                <wp:simplePos x="0" y="0"/>
+                <wp:positionH relativeFrom="column">
+                  <wp:posOffset>5397794</wp:posOffset>
+                </wp:positionH>
+                <wp:positionV relativeFrom="paragraph">
+                  <wp:posOffset>8132445</wp:posOffset>
+                </wp:positionV>
+                <wp:extent cx="457200" cy="163286"/>
+                <wp:effectExtent l="0" t="19050" r="38100" b="46355"/>
+                <wp:wrapNone/>
+                <wp:docPr id="193" name="Arrow: Right 193"/>
+                <wp:cNvGraphicFramePr/>
+                <a:graphic xmlns:a="http://schemas.openxmlformats.org/drawingml/2006/main">
+                  <a:graphicData uri="http://schemas.microsoft.com/office/word/2010/wordprocessingShape">
+                    <wps:wsp>
+                      <wps:cNvSpPr/>
+                      <wps:spPr>
+                        <a:xfrm>
+                          <a:off x="0" y="0"/>
+                          <a:ext cx="457200" cy="163286"/>
+                        </a:xfrm>
+                        <a:prstGeom prst="rightArrow">
+                          <a:avLst/>
+                        </a:prstGeom>
+                        <a:solidFill>
+                          <a:schemeClr val="tx1"/>
+                        </a:solidFill>
+                        <a:ln>
+                          <a:solidFill>
+                            <a:schemeClr val="tx1"/>
+                          </a:solidFill>
+                        </a:ln>
+                      </wps:spPr>
+                      <wps:style>
+                        <a:lnRef idx="3">
+                          <a:schemeClr val="lt1"/>
+                        </a:lnRef>
+                        <a:fillRef idx="1">
+                          <a:schemeClr val="accent4"/>
+                        </a:fillRef>
+                        <a:effectRef idx="1">
+                          <a:schemeClr val="accent4"/>
+                        </a:effectRef>
+                        <a:fontRef idx="minor">
+                          <a:schemeClr val="lt1"/>
+                        </a:fontRef>
+                      </wps:style>
+                      <wps:bodyPr rot="0" spcFirstLastPara="0" vertOverflow="overflow" horzOverflow="overflow" vert="horz" wrap="square" lIns="91440" tIns="45720" rIns="91440" bIns="45720" numCol="1" spcCol="0" rtlCol="0" fromWordArt="0" anchor="ctr" anchorCtr="0" forceAA="0" compatLnSpc="1">
+                        <a:prstTxWarp prst="textNoShape">
+                          <a:avLst/>
+                        </a:prstTxWarp>
+                        <a:noAutofit/>
+                      </wps:bodyPr>
+                    </wps:wsp>
+                  </a:graphicData>
+                </a:graphic>
+                <wp14:sizeRelV relativeFrom="margin">
+                  <wp14:pctHeight>0</wp14:pctHeight>
+                </wp14:sizeRelV>
+              </wp:anchor>
+            </w:drawing>
+          </mc:Choice>
+          <mc:Fallback>
+            <w:pict>
+              <v:shape w14:anchorId="3E05F629" id="Arrow: Right 193" o:spid="_x0000_s1026" type="#_x0000_t13" style="position:absolute;margin-left:425pt;margin-top:640.35pt;width:36pt;height:12.85pt;z-index:251737088;visibility:visible;mso-wrap-style:square;mso-height-percent:0;mso-wrap-distance-left:9pt;mso-wrap-distance-top:0;mso-wrap-distance-right:9pt;mso-wrap-distance-bottom:0;mso-position-horizontal:absolute;mso-position-horizontal-relative:text;mso-position-vertical:absolute;mso-position-vertical-relative:text;mso-height-percent:0;mso-height-relative:margin;v-text-anchor:middle" o:gfxdata="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" adj="17743" fillcolor="black [3213]" strokecolor="black [3213]" strokeweight="1.5pt"/>
+            </w:pict>
+          </mc:Fallback>
+        </mc:AlternateContent>
+      </w:r>
+      <w:r>
+        <w:rPr>
+          <w:noProof/>
+        </w:rPr>
+        <mc:AlternateContent>
+          <mc:Choice Requires="wps">
+            <w:drawing>
               <wp:anchor distT="0" distB="0" distL="114300" distR="114300" simplePos="0" relativeHeight="251718656" behindDoc="0" locked="0" layoutInCell="1" allowOverlap="1" wp14:anchorId="0608C1E1" wp14:editId="19028B83">
                 <wp:simplePos x="0" y="0"/>
                 <wp:positionH relativeFrom="column">
                   <wp:posOffset>-437515</wp:posOffset>
                 </wp:positionH>
                 <wp:positionV relativeFrom="paragraph">
-                  <wp:posOffset>7747000</wp:posOffset>
+                  <wp:posOffset>7489825</wp:posOffset>
                 </wp:positionV>
                 <wp:extent cx="7696200" cy="16510"/>
                 <wp:effectExtent l="19050" t="19050" r="0" b="21590"/>
@@ -2929,7 +5851,7 @@
           </mc:Choice>
           <mc:Fallback>
             <w:pict>
-              <v:line w14:anchorId="23B9979A" id="Straight Connector 47" o:spid="_x0000_s1026" style="position:absolute;z-index:251718656;visibility:visible;mso-wrap-style:square;mso-width-percent:0;mso-height-percent:0;mso-wrap-distance-left:9pt;mso-wrap-distance-top:0;mso-wrap-distance-right:9pt;mso-wrap-distance-bottom:0;mso-position-horizontal:absolute;mso-position-horizontal-relative:text;mso-position-vertical:absolute;mso-position-vertical-relative:text;mso-width-percent:0;mso-height-percent:0;mso-width-relative:margin;mso-height-relative:margin" from="-34.45pt,610pt" to="571.55pt,611.3pt" o:gfxdata="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" strokecolor="black [3200]" strokeweight="2.25pt">
+              <v:line w14:anchorId="6FCCD6DA" id="Straight Connector 47" o:spid="_x0000_s1026" style="position:absolute;z-index:251718656;visibility:visible;mso-wrap-style:square;mso-width-percent:0;mso-height-percent:0;mso-wrap-distance-left:9pt;mso-wrap-distance-top:0;mso-wrap-distance-right:9pt;mso-wrap-distance-bottom:0;mso-position-horizontal:absolute;mso-position-horizontal-relative:text;mso-position-vertical:absolute;mso-position-vertical-relative:text;mso-width-percent:0;mso-height-percent:0;mso-width-relative:margin;mso-height-relative:margin" from="-34.45pt,589.75pt" to="571.55pt,591.05pt" o:gfxdata="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" strokecolor="black [3200]" strokeweight="2.25pt">
                 <v:stroke dashstyle="dash"/>
               </v:line>
             </w:pict>
@@ -2949,10 +5871,10 @@
                   <wp:posOffset>-438150</wp:posOffset>
                 </wp:positionH>
                 <wp:positionV relativeFrom="paragraph">
-                  <wp:posOffset>7762875</wp:posOffset>
+                  <wp:posOffset>7486650</wp:posOffset>
                 </wp:positionV>
-                <wp:extent cx="7835900" cy="1064260"/>
-                <wp:effectExtent l="0" t="0" r="0" b="2540"/>
+                <wp:extent cx="7835900" cy="1340485"/>
+                <wp:effectExtent l="0" t="0" r="0" b="0"/>
                 <wp:wrapNone/>
                 <wp:docPr id="49" name="Rectangle 49"/>
                 <wp:cNvGraphicFramePr/>
@@ -2963,7 +5885,7 @@
                       <wps:spPr>
                         <a:xfrm>
                           <a:off x="0" y="0"/>
-                          <a:ext cx="7835900" cy="1064260"/>
+                          <a:ext cx="7835900" cy="1340485"/>
                         </a:xfrm>
                         <a:prstGeom prst="rect">
                           <a:avLst/>
@@ -3013,920 +5935,10 @@
           </mc:Choice>
           <mc:Fallback>
             <w:pict>
-              <v:rect w14:anchorId="7562A5EA" id="Rectangle 49" o:spid="_x0000_s1026" style="position:absolute;margin-left:-34.5pt;margin-top:611.25pt;width:617pt;height:83.8pt;z-index:-251594752;visibility:visible;mso-wrap-style:square;mso-width-percent:0;mso-height-percent:0;mso-wrap-distance-left:9pt;mso-wrap-distance-top:0;mso-wrap-distance-right:9pt;mso-wrap-distance-bottom:0;mso-position-horizontal:absolute;mso-position-horizontal-relative:text;mso-position-vertical:absolute;mso-position-vertical-relative:text;mso-width-percent:0;mso-height-percent:0;mso-width-relative:margin;mso-height-relative:margin;v-text-anchor:middle" o:gfxdata="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" fillcolor="#aeaaaa [2414]" stroked="f" strokeweight="1pt"/>
+              <v:rect w14:anchorId="039E74BC" id="Rectangle 49" o:spid="_x0000_s1026" style="position:absolute;margin-left:-34.5pt;margin-top:589.5pt;width:617pt;height:105.55pt;z-index:-251594752;visibility:visible;mso-wrap-style:square;mso-width-percent:0;mso-height-percent:0;mso-wrap-distance-left:9pt;mso-wrap-distance-top:0;mso-wrap-distance-right:9pt;mso-wrap-distance-bottom:0;mso-position-horizontal:absolute;mso-position-horizontal-relative:text;mso-position-vertical:absolute;mso-position-vertical-relative:text;mso-width-percent:0;mso-height-percent:0;mso-width-relative:margin;mso-height-relative:margin;v-text-anchor:middle" o:gfxdata="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" fillcolor="#aeaaaa [2414]" stroked="f" strokeweight="1pt"/>
             </w:pict>
           </mc:Fallback>
         </mc:AlternateContent>
-      </w:r>
-      <w:r>
-        <w:rPr>
-          <w:noProof/>
-        </w:rPr>
-        <mc:AlternateContent>
-          <mc:Choice Requires="wps">
-            <w:drawing>
-              <wp:anchor distT="45720" distB="45720" distL="114300" distR="114300" simplePos="0" relativeHeight="251704320" behindDoc="0" locked="0" layoutInCell="1" allowOverlap="1" wp14:anchorId="1C448921" wp14:editId="0C4D8524">
-                <wp:simplePos x="0" y="0"/>
-                <wp:positionH relativeFrom="column">
-                  <wp:posOffset>9525</wp:posOffset>
-                </wp:positionH>
-                <wp:positionV relativeFrom="paragraph">
-                  <wp:posOffset>7953375</wp:posOffset>
-                </wp:positionV>
-                <wp:extent cx="2733675" cy="581025"/>
-                <wp:effectExtent l="0" t="0" r="0" b="0"/>
-                <wp:wrapSquare wrapText="bothSides"/>
-                <wp:docPr id="38" name="Text Box 2"/>
-                <wp:cNvGraphicFramePr>
-                  <a:graphicFrameLocks xmlns:a="http://schemas.openxmlformats.org/drawingml/2006/main"/>
-                </wp:cNvGraphicFramePr>
-                <a:graphic xmlns:a="http://schemas.openxmlformats.org/drawingml/2006/main">
-                  <a:graphicData uri="http://schemas.microsoft.com/office/word/2010/wordprocessingShape">
-                    <wps:wsp>
-                      <wps:cNvSpPr txBox="1">
-                        <a:spLocks noChangeArrowheads="1"/>
-                      </wps:cNvSpPr>
-                      <wps:spPr bwMode="auto">
-                        <a:xfrm>
-                          <a:off x="0" y="0"/>
-                          <a:ext cx="2733675" cy="581025"/>
-                        </a:xfrm>
-                        <a:prstGeom prst="rect">
-                          <a:avLst/>
-                        </a:prstGeom>
-                        <a:noFill/>
-                        <a:ln w="9525">
-                          <a:noFill/>
-                          <a:miter lim="800000"/>
-                          <a:headEnd/>
-                          <a:tailEnd/>
-                        </a:ln>
-                      </wps:spPr>
-                      <wps:txbx>
-                        <w:txbxContent>
-                          <w:p>
-                            <w:pPr>
-                              <w:rPr>
-                                <w:rFonts w:ascii="Times New Roman" w:hAnsi="Times New Roman" w:cs="Times New Roman"/>
-                                <w:sz w:val="28"/>
-                                <w:szCs w:val="40"/>
-                              </w:rPr>
-                            </w:pPr>
-                            <w:r>
-                              <w:rPr>
-                                <w:rFonts w:ascii="Times New Roman" w:hAnsi="Times New Roman" w:cs="Times New Roman"/>
-                                <w:sz w:val="28"/>
-                                <w:szCs w:val="40"/>
-                              </w:rPr>
-                              <w:t>Aggregate outcomes to public and private planning scales</w:t>
-                            </w:r>
-                          </w:p>
-                        </w:txbxContent>
-                      </wps:txbx>
-                      <wps:bodyPr rot="0" vert="horz" wrap="square" lIns="91440" tIns="45720" rIns="91440" bIns="45720" anchor="t" anchorCtr="0">
-                        <a:noAutofit/>
-                      </wps:bodyPr>
-                    </wps:wsp>
-                  </a:graphicData>
-                </a:graphic>
-                <wp14:sizeRelH relativeFrom="margin">
-                  <wp14:pctWidth>0</wp14:pctWidth>
-                </wp14:sizeRelH>
-                <wp14:sizeRelV relativeFrom="margin">
-                  <wp14:pctHeight>0</wp14:pctHeight>
-                </wp14:sizeRelV>
-              </wp:anchor>
-            </w:drawing>
-          </mc:Choice>
-          <mc:Fallback>
-            <w:pict>
-              <v:shape w14:anchorId="1C448921" id="_x0000_s1036" type="#_x0000_t202" style="position:absolute;margin-left:.75pt;margin-top:626.25pt;width:215.25pt;height:45.75pt;z-index:251704320;visibility:visible;mso-wrap-style:square;mso-width-percent:0;mso-height-percent:0;mso-wrap-distance-left:9pt;mso-wrap-distance-top:3.6pt;mso-wrap-distance-right:9pt;mso-wrap-distance-bottom:3.6pt;mso-position-horizontal:absolute;mso-position-horizontal-relative:text;mso-position-vertical:absolute;mso-position-vertical-relative:text;mso-width-percent:0;mso-height-percent:0;mso-width-relative:margin;mso-height-relative:margin;v-text-anchor:top" o:gfxdata="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" filled="f" stroked="f">
-                <v:textbox>
-                  <w:txbxContent>
-                    <w:p>
-                      <w:pPr>
-                        <w:rPr>
-                          <w:rFonts w:ascii="Times New Roman" w:hAnsi="Times New Roman" w:cs="Times New Roman"/>
-                          <w:sz w:val="28"/>
-                          <w:szCs w:val="40"/>
-                        </w:rPr>
-                      </w:pPr>
-                      <w:r>
-                        <w:rPr>
-                          <w:rFonts w:ascii="Times New Roman" w:hAnsi="Times New Roman" w:cs="Times New Roman"/>
-                          <w:sz w:val="28"/>
-                          <w:szCs w:val="40"/>
-                        </w:rPr>
-                        <w:t>Aggregate outcomes to public and private planning scales</w:t>
-                      </w:r>
-                    </w:p>
-                  </w:txbxContent>
-                </v:textbox>
-                <w10:wrap type="square"/>
-              </v:shape>
-            </w:pict>
-          </mc:Fallback>
-        </mc:AlternateContent>
-      </w:r>
-      <w:r>
-        <w:rPr>
-          <w:noProof/>
-        </w:rPr>
-        <mc:AlternateContent>
-          <mc:Choice Requires="wps">
-            <w:drawing>
-              <wp:anchor distT="0" distB="0" distL="114300" distR="114300" simplePos="0" relativeHeight="251726847" behindDoc="0" locked="0" layoutInCell="1" allowOverlap="1" wp14:anchorId="03542030" wp14:editId="4D6391CD">
-                <wp:simplePos x="0" y="0"/>
-                <wp:positionH relativeFrom="column">
-                  <wp:posOffset>5657850</wp:posOffset>
-                </wp:positionH>
-                <wp:positionV relativeFrom="paragraph">
-                  <wp:posOffset>1828800</wp:posOffset>
-                </wp:positionV>
-                <wp:extent cx="45719" cy="409575"/>
-                <wp:effectExtent l="95250" t="0" r="107315" b="47625"/>
-                <wp:wrapNone/>
-                <wp:docPr id="196" name="Straight Arrow Connector 196"/>
-                <wp:cNvGraphicFramePr/>
-                <a:graphic xmlns:a="http://schemas.openxmlformats.org/drawingml/2006/main">
-                  <a:graphicData uri="http://schemas.microsoft.com/office/word/2010/wordprocessingShape">
-                    <wps:wsp>
-                      <wps:cNvCnPr/>
-                      <wps:spPr>
-                        <a:xfrm>
-                          <a:off x="0" y="0"/>
-                          <a:ext cx="45719" cy="409575"/>
-                        </a:xfrm>
-                        <a:prstGeom prst="straightConnector1">
-                          <a:avLst/>
-                        </a:prstGeom>
-                        <a:ln w="57150">
-                          <a:solidFill>
-                            <a:schemeClr val="bg2">
-                              <a:lumMod val="90000"/>
-                            </a:schemeClr>
-                          </a:solidFill>
-                          <a:tailEnd type="triangle"/>
-                        </a:ln>
-                      </wps:spPr>
-                      <wps:style>
-                        <a:lnRef idx="1">
-                          <a:schemeClr val="accent2"/>
-                        </a:lnRef>
-                        <a:fillRef idx="0">
-                          <a:schemeClr val="accent2"/>
-                        </a:fillRef>
-                        <a:effectRef idx="0">
-                          <a:schemeClr val="accent2"/>
-                        </a:effectRef>
-                        <a:fontRef idx="minor">
-                          <a:schemeClr val="tx1"/>
-                        </a:fontRef>
-                      </wps:style>
-                      <wps:bodyPr/>
-                    </wps:wsp>
-                  </a:graphicData>
-                </a:graphic>
-                <wp14:sizeRelH relativeFrom="margin">
-                  <wp14:pctWidth>0</wp14:pctWidth>
-                </wp14:sizeRelH>
-                <wp14:sizeRelV relativeFrom="margin">
-                  <wp14:pctHeight>0</wp14:pctHeight>
-                </wp14:sizeRelV>
-              </wp:anchor>
-            </w:drawing>
-          </mc:Choice>
-          <mc:Fallback>
-            <w:pict>
-              <v:shapetype w14:anchorId="71F4899B" id="_x0000_t32" coordsize="21600,21600" o:spt="32" o:oned="t" path="m,l21600,21600e" filled="f">
-                <v:path arrowok="t" fillok="f" o:connecttype="none"/>
-                <o:lock v:ext="edit" shapetype="t"/>
-              </v:shapetype>
-              <v:shape id="Straight Arrow Connector 196" o:spid="_x0000_s1026" type="#_x0000_t32" style="position:absolute;margin-left:445.5pt;margin-top:2in;width:3.6pt;height:32.25pt;z-index:251726847;visibility:visible;mso-wrap-style:square;mso-width-percent:0;mso-height-percent:0;mso-wrap-distance-left:9pt;mso-wrap-distance-top:0;mso-wrap-distance-right:9pt;mso-wrap-distance-bottom:0;mso-position-horizontal:absolute;mso-position-horizontal-relative:text;mso-position-vertical:absolute;mso-position-vertical-relative:text;mso-width-percent:0;mso-height-percent:0;mso-width-relative:margin;mso-height-relative:margin" o:gfxdata="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" strokecolor="#cfcdcd [2894]" strokeweight="4.5pt">
-                <v:stroke endarrow="block" joinstyle="miter"/>
-              </v:shape>
-            </w:pict>
-          </mc:Fallback>
-        </mc:AlternateContent>
-      </w:r>
-      <w:r>
-        <w:rPr>
-          <w:noProof/>
-        </w:rPr>
-        <mc:AlternateContent>
-          <mc:Choice Requires="wps">
-            <w:drawing>
-              <wp:anchor distT="0" distB="0" distL="114300" distR="114300" simplePos="0" relativeHeight="251729407" behindDoc="0" locked="0" layoutInCell="1" allowOverlap="1" wp14:anchorId="174B4DA8" wp14:editId="3EEEDC34">
-                <wp:simplePos x="0" y="0"/>
-                <wp:positionH relativeFrom="column">
-                  <wp:posOffset>6131560</wp:posOffset>
-                </wp:positionH>
-                <wp:positionV relativeFrom="paragraph">
-                  <wp:posOffset>2046605</wp:posOffset>
-                </wp:positionV>
-                <wp:extent cx="175260" cy="495300"/>
-                <wp:effectExtent l="57150" t="0" r="53340" b="57150"/>
-                <wp:wrapNone/>
-                <wp:docPr id="197" name="Straight Arrow Connector 197"/>
-                <wp:cNvGraphicFramePr/>
-                <a:graphic xmlns:a="http://schemas.openxmlformats.org/drawingml/2006/main">
-                  <a:graphicData uri="http://schemas.microsoft.com/office/word/2010/wordprocessingShape">
-                    <wps:wsp>
-                      <wps:cNvCnPr/>
-                      <wps:spPr>
-                        <a:xfrm flipH="1">
-                          <a:off x="0" y="0"/>
-                          <a:ext cx="175260" cy="495300"/>
-                        </a:xfrm>
-                        <a:prstGeom prst="straightConnector1">
-                          <a:avLst/>
-                        </a:prstGeom>
-                        <a:ln w="57150">
-                          <a:solidFill>
-                            <a:schemeClr val="accent6">
-                              <a:lumMod val="60000"/>
-                              <a:lumOff val="40000"/>
-                            </a:schemeClr>
-                          </a:solidFill>
-                          <a:tailEnd type="triangle"/>
-                        </a:ln>
-                      </wps:spPr>
-                      <wps:style>
-                        <a:lnRef idx="1">
-                          <a:schemeClr val="accent2"/>
-                        </a:lnRef>
-                        <a:fillRef idx="0">
-                          <a:schemeClr val="accent2"/>
-                        </a:fillRef>
-                        <a:effectRef idx="0">
-                          <a:schemeClr val="accent2"/>
-                        </a:effectRef>
-                        <a:fontRef idx="minor">
-                          <a:schemeClr val="tx1"/>
-                        </a:fontRef>
-                      </wps:style>
-                      <wps:bodyPr/>
-                    </wps:wsp>
-                  </a:graphicData>
-                </a:graphic>
-                <wp14:sizeRelH relativeFrom="margin">
-                  <wp14:pctWidth>0</wp14:pctWidth>
-                </wp14:sizeRelH>
-                <wp14:sizeRelV relativeFrom="margin">
-                  <wp14:pctHeight>0</wp14:pctHeight>
-                </wp14:sizeRelV>
-              </wp:anchor>
-            </w:drawing>
-          </mc:Choice>
-          <mc:Fallback>
-            <w:pict>
-              <v:shape w14:anchorId="5BF9526B" id="Straight Arrow Connector 197" o:spid="_x0000_s1026" type="#_x0000_t32" style="position:absolute;margin-left:482.8pt;margin-top:161.15pt;width:13.8pt;height:39pt;flip:x;z-index:251729407;visibility:visible;mso-wrap-style:square;mso-width-percent:0;mso-height-percent:0;mso-wrap-distance-left:9pt;mso-wrap-distance-top:0;mso-wrap-distance-right:9pt;mso-wrap-distance-bottom:0;mso-position-horizontal:absolute;mso-position-horizontal-relative:text;mso-position-vertical:absolute;mso-position-vertical-relative:text;mso-width-percent:0;mso-height-percent:0;mso-width-relative:margin;mso-height-relative:margin" o:gfxdata="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" strokecolor="#a8d08d [1945]" strokeweight="4.5pt">
-                <v:stroke endarrow="block" joinstyle="miter"/>
-              </v:shape>
-            </w:pict>
-          </mc:Fallback>
-        </mc:AlternateContent>
-      </w:r>
-      <w:r>
-        <w:rPr>
-          <w:noProof/>
-        </w:rPr>
-        <mc:AlternateContent>
-          <mc:Choice Requires="wpg">
-            <w:drawing>
-              <wp:anchor distT="0" distB="0" distL="114300" distR="114300" simplePos="0" relativeHeight="251696128" behindDoc="1" locked="0" layoutInCell="1" allowOverlap="1">
-                <wp:simplePos x="0" y="0"/>
-                <wp:positionH relativeFrom="column">
-                  <wp:posOffset>5739496</wp:posOffset>
-                </wp:positionH>
-                <wp:positionV relativeFrom="paragraph">
-                  <wp:posOffset>1505585</wp:posOffset>
-                </wp:positionV>
-                <wp:extent cx="1306286" cy="635000"/>
-                <wp:effectExtent l="0" t="0" r="0" b="12700"/>
-                <wp:wrapNone/>
-                <wp:docPr id="21" name="Group 21"/>
-                <wp:cNvGraphicFramePr/>
-                <a:graphic xmlns:a="http://schemas.openxmlformats.org/drawingml/2006/main">
-                  <a:graphicData uri="http://schemas.microsoft.com/office/word/2010/wordprocessingGroup">
-                    <wpg:wgp>
-                      <wpg:cNvGrpSpPr/>
-                      <wpg:grpSpPr>
-                        <a:xfrm>
-                          <a:off x="0" y="0"/>
-                          <a:ext cx="1306286" cy="635000"/>
-                          <a:chOff x="200297" y="45720"/>
-                          <a:chExt cx="1306286" cy="635000"/>
-                        </a:xfrm>
-                      </wpg:grpSpPr>
-                      <wps:wsp>
-                        <wps:cNvPr id="6" name="Oval 6"/>
-                        <wps:cNvSpPr/>
-                        <wps:spPr>
-                          <a:xfrm>
-                            <a:off x="518160" y="45720"/>
-                            <a:ext cx="635000" cy="635000"/>
-                          </a:xfrm>
-                          <a:prstGeom prst="ellipse">
-                            <a:avLst/>
-                          </a:prstGeom>
-                          <a:solidFill>
-                            <a:schemeClr val="accent6">
-                              <a:lumMod val="60000"/>
-                              <a:lumOff val="40000"/>
-                            </a:schemeClr>
-                          </a:solidFill>
-                          <a:ln>
-                            <a:solidFill>
-                              <a:schemeClr val="accent2">
-                                <a:lumMod val="50000"/>
-                              </a:schemeClr>
-                            </a:solidFill>
-                          </a:ln>
-                        </wps:spPr>
-                        <wps:style>
-                          <a:lnRef idx="2">
-                            <a:schemeClr val="accent1">
-                              <a:shade val="50000"/>
-                            </a:schemeClr>
-                          </a:lnRef>
-                          <a:fillRef idx="1">
-                            <a:schemeClr val="accent1"/>
-                          </a:fillRef>
-                          <a:effectRef idx="0">
-                            <a:schemeClr val="accent1"/>
-                          </a:effectRef>
-                          <a:fontRef idx="minor">
-                            <a:schemeClr val="lt1"/>
-                          </a:fontRef>
-                        </wps:style>
-                        <wps:bodyPr rot="0" spcFirstLastPara="0" vertOverflow="overflow" horzOverflow="overflow" vert="horz" wrap="square" lIns="91440" tIns="45720" rIns="91440" bIns="45720" numCol="1" spcCol="0" rtlCol="0" fromWordArt="0" anchor="ctr" anchorCtr="0" forceAA="0" compatLnSpc="1">
-                          <a:prstTxWarp prst="textNoShape">
-                            <a:avLst/>
-                          </a:prstTxWarp>
-                          <a:noAutofit/>
-                        </wps:bodyPr>
-                      </wps:wsp>
-                      <wps:wsp>
-                        <wps:cNvPr id="7" name="Text Box 2"/>
-                        <wps:cNvSpPr txBox="1">
-                          <a:spLocks noChangeArrowheads="1"/>
-                        </wps:cNvSpPr>
-                        <wps:spPr bwMode="auto">
-                          <a:xfrm>
-                            <a:off x="200297" y="228600"/>
-                            <a:ext cx="1306286" cy="398418"/>
-                          </a:xfrm>
-                          <a:prstGeom prst="rect">
-                            <a:avLst/>
-                          </a:prstGeom>
-                          <a:noFill/>
-                          <a:ln w="9525">
-                            <a:noFill/>
-                            <a:miter lim="800000"/>
-                            <a:headEnd/>
-                            <a:tailEnd/>
-                          </a:ln>
-                        </wps:spPr>
-                        <wps:txbx>
-                          <w:txbxContent>
-                            <w:p>
-                              <w:pPr>
-                                <w:jc w:val="center"/>
-                                <w:rPr>
-                                  <w:rFonts w:ascii="Times New Roman" w:hAnsi="Times New Roman" w:cs="Times New Roman"/>
-                                  <w:b/>
-                                  <w:sz w:val="32"/>
-                                </w:rPr>
-                              </w:pPr>
-                              <w:r>
-                                <w:rPr>
-                                  <w:rFonts w:ascii="Times New Roman" w:hAnsi="Times New Roman" w:cs="Times New Roman"/>
-                                  <w:b/>
-                                  <w:sz w:val="32"/>
-                                </w:rPr>
-                                <w:t>El</w:t>
-                              </w:r>
-                              <w:bookmarkStart w:id="0" w:name="_GoBack"/>
-                              <w:r>
-                                <w:rPr>
-                                  <w:rFonts w:ascii="Times New Roman" w:hAnsi="Times New Roman" w:cs="Times New Roman"/>
-                                  <w:b/>
-                                  <w:sz w:val="32"/>
-                                </w:rPr>
-                                <w:t>evation</w:t>
-                              </w:r>
-                              <w:bookmarkEnd w:id="0"/>
-                            </w:p>
-                          </w:txbxContent>
-                        </wps:txbx>
-                        <wps:bodyPr rot="0" vert="horz" wrap="square" lIns="91440" tIns="45720" rIns="91440" bIns="45720" anchor="t" anchorCtr="0">
-                          <a:noAutofit/>
-                        </wps:bodyPr>
-                      </wps:wsp>
-                    </wpg:wgp>
-                  </a:graphicData>
-                </a:graphic>
-                <wp14:sizeRelH relativeFrom="margin">
-                  <wp14:pctWidth>0</wp14:pctWidth>
-                </wp14:sizeRelH>
-                <wp14:sizeRelV relativeFrom="margin">
-                  <wp14:pctHeight>0</wp14:pctHeight>
-                </wp14:sizeRelV>
-              </wp:anchor>
-            </w:drawing>
-          </mc:Choice>
-          <mc:Fallback>
-            <w:pict>
-              <v:group id="Group 21" o:spid="_x0000_s1038" style="position:absolute;margin-left:451.95pt;margin-top:118.55pt;width:102.85pt;height:50pt;z-index:-251620352;mso-width-relative:margin;mso-height-relative:margin" coordorigin="2002,457" coordsize="13062,6350" o:gfxdata="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">
-                <v:oval id="Oval 6" o:spid="_x0000_s1039" style="position:absolute;left:5181;top:457;width:6350;height:6350;visibility:visible;mso-wrap-style:square;v-text-anchor:middle" o:gfxdata="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" fillcolor="#a8d08d [1945]" strokecolor="#823b0b [1605]" strokeweight="1pt">
-                  <v:stroke joinstyle="miter"/>
-                </v:oval>
-                <v:shape id="_x0000_s1040" type="#_x0000_t202" style="position:absolute;left:2002;top:2286;width:13063;height:3984;visibility:visible;mso-wrap-style:square;v-text-anchor:top" o:gfxdata="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" filled="f" stroked="f">
-                  <v:textbox>
-                    <w:txbxContent>
-                      <w:p>
-                        <w:pPr>
-                          <w:jc w:val="center"/>
-                          <w:rPr>
-                            <w:rFonts w:ascii="Times New Roman" w:hAnsi="Times New Roman" w:cs="Times New Roman"/>
-                            <w:b/>
-                            <w:sz w:val="32"/>
-                          </w:rPr>
-                        </w:pPr>
-                        <w:r>
-                          <w:rPr>
-                            <w:rFonts w:ascii="Times New Roman" w:hAnsi="Times New Roman" w:cs="Times New Roman"/>
-                            <w:b/>
-                            <w:sz w:val="32"/>
-                          </w:rPr>
-                          <w:t>El</w:t>
-                        </w:r>
-                        <w:bookmarkStart w:id="1" w:name="_GoBack"/>
-                        <w:r>
-                          <w:rPr>
-                            <w:rFonts w:ascii="Times New Roman" w:hAnsi="Times New Roman" w:cs="Times New Roman"/>
-                            <w:b/>
-                            <w:sz w:val="32"/>
-                          </w:rPr>
-                          <w:t>evation</w:t>
-                        </w:r>
-                        <w:bookmarkEnd w:id="1"/>
-                      </w:p>
-                    </w:txbxContent>
-                  </v:textbox>
-                </v:shape>
-              </v:group>
-            </w:pict>
-          </mc:Fallback>
-        </mc:AlternateContent>
-      </w:r>
-      <w:r>
-        <w:rPr>
-          <w:noProof/>
-        </w:rPr>
-        <mc:AlternateContent>
-          <mc:Choice Requires="wpg">
-            <w:drawing>
-              <wp:anchor distT="0" distB="0" distL="114300" distR="114300" simplePos="0" relativeHeight="251685888" behindDoc="0" locked="0" layoutInCell="1" allowOverlap="1" wp14:anchorId="34C2A88C" wp14:editId="2AC8D4C2">
-                <wp:simplePos x="0" y="0"/>
-                <wp:positionH relativeFrom="column">
-                  <wp:posOffset>5040944</wp:posOffset>
-                </wp:positionH>
-                <wp:positionV relativeFrom="paragraph">
-                  <wp:posOffset>1184526</wp:posOffset>
-                </wp:positionV>
-                <wp:extent cx="1158850" cy="635000"/>
-                <wp:effectExtent l="0" t="0" r="0" b="12700"/>
-                <wp:wrapNone/>
-                <wp:docPr id="23" name="Group 23"/>
-                <wp:cNvGraphicFramePr/>
-                <a:graphic xmlns:a="http://schemas.openxmlformats.org/drawingml/2006/main">
-                  <a:graphicData uri="http://schemas.microsoft.com/office/word/2010/wordprocessingGroup">
-                    <wpg:wgp>
-                      <wpg:cNvGrpSpPr/>
-                      <wpg:grpSpPr>
-                        <a:xfrm>
-                          <a:off x="0" y="0"/>
-                          <a:ext cx="1158850" cy="635000"/>
-                          <a:chOff x="237027" y="0"/>
-                          <a:chExt cx="1158978" cy="635000"/>
-                        </a:xfrm>
-                      </wpg:grpSpPr>
-                      <wps:wsp>
-                        <wps:cNvPr id="24" name="Oval 24"/>
-                        <wps:cNvSpPr/>
-                        <wps:spPr>
-                          <a:xfrm>
-                            <a:off x="502920" y="0"/>
-                            <a:ext cx="635000" cy="635000"/>
-                          </a:xfrm>
-                          <a:prstGeom prst="ellipse">
-                            <a:avLst/>
-                          </a:prstGeom>
-                          <a:solidFill>
-                            <a:schemeClr val="accent3">
-                              <a:lumMod val="20000"/>
-                              <a:lumOff val="80000"/>
-                            </a:schemeClr>
-                          </a:solidFill>
-                          <a:ln>
-                            <a:solidFill>
-                              <a:schemeClr val="accent2">
-                                <a:lumMod val="50000"/>
-                              </a:schemeClr>
-                            </a:solidFill>
-                          </a:ln>
-                        </wps:spPr>
-                        <wps:style>
-                          <a:lnRef idx="2">
-                            <a:schemeClr val="accent1">
-                              <a:shade val="50000"/>
-                            </a:schemeClr>
-                          </a:lnRef>
-                          <a:fillRef idx="1">
-                            <a:schemeClr val="accent1"/>
-                          </a:fillRef>
-                          <a:effectRef idx="0">
-                            <a:schemeClr val="accent1"/>
-                          </a:effectRef>
-                          <a:fontRef idx="minor">
-                            <a:schemeClr val="lt1"/>
-                          </a:fontRef>
-                        </wps:style>
-                        <wps:bodyPr rot="0" spcFirstLastPara="0" vertOverflow="overflow" horzOverflow="overflow" vert="horz" wrap="square" lIns="91440" tIns="45720" rIns="91440" bIns="45720" numCol="1" spcCol="0" rtlCol="0" fromWordArt="0" anchor="ctr" anchorCtr="0" forceAA="0" compatLnSpc="1">
-                          <a:prstTxWarp prst="textNoShape">
-                            <a:avLst/>
-                          </a:prstTxWarp>
-                          <a:noAutofit/>
-                        </wps:bodyPr>
-                      </wps:wsp>
-                      <wps:wsp>
-                        <wps:cNvPr id="25" name="Text Box 2"/>
-                        <wps:cNvSpPr txBox="1">
-                          <a:spLocks noChangeArrowheads="1"/>
-                        </wps:cNvSpPr>
-                        <wps:spPr bwMode="auto">
-                          <a:xfrm>
-                            <a:off x="237027" y="167640"/>
-                            <a:ext cx="1158978" cy="400776"/>
-                          </a:xfrm>
-                          <a:prstGeom prst="rect">
-                            <a:avLst/>
-                          </a:prstGeom>
-                          <a:noFill/>
-                          <a:ln w="9525">
-                            <a:noFill/>
-                            <a:miter lim="800000"/>
-                            <a:headEnd/>
-                            <a:tailEnd/>
-                          </a:ln>
-                        </wps:spPr>
-                        <wps:txbx>
-                          <w:txbxContent>
-                            <w:p>
-                              <w:pPr>
-                                <w:jc w:val="center"/>
-                                <w:rPr>
-                                  <w:rFonts w:ascii="Times New Roman" w:hAnsi="Times New Roman" w:cs="Times New Roman"/>
-                                  <w:b/>
-                                  <w:sz w:val="32"/>
-                                </w:rPr>
-                              </w:pPr>
-                              <w:r>
-                                <w:rPr>
-                                  <w:rFonts w:ascii="Times New Roman" w:hAnsi="Times New Roman" w:cs="Times New Roman"/>
-                                  <w:b/>
-                                  <w:sz w:val="32"/>
-                                </w:rPr>
-                                <w:t>Land Use</w:t>
-                              </w:r>
-                            </w:p>
-                          </w:txbxContent>
-                        </wps:txbx>
-                        <wps:bodyPr rot="0" vert="horz" wrap="square" lIns="91440" tIns="45720" rIns="91440" bIns="45720" anchor="t" anchorCtr="0">
-                          <a:noAutofit/>
-                        </wps:bodyPr>
-                      </wps:wsp>
-                    </wpg:wgp>
-                  </a:graphicData>
-                </a:graphic>
-                <wp14:sizeRelH relativeFrom="margin">
-                  <wp14:pctWidth>0</wp14:pctWidth>
-                </wp14:sizeRelH>
-                <wp14:sizeRelV relativeFrom="margin">
-                  <wp14:pctHeight>0</wp14:pctHeight>
-                </wp14:sizeRelV>
-              </wp:anchor>
-            </w:drawing>
-          </mc:Choice>
-          <mc:Fallback>
-            <w:pict>
-              <v:group w14:anchorId="34C2A88C" id="Group 23" o:spid="_x0000_s1040" style="position:absolute;margin-left:396.9pt;margin-top:93.25pt;width:91.25pt;height:50pt;z-index:251685888;mso-width-relative:margin;mso-height-relative:margin" coordorigin="2370" coordsize="11589,6350" o:gfxdata="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">
-                <v:oval id="Oval 24" o:spid="_x0000_s1041" style="position:absolute;left:5029;width:6350;height:6350;visibility:visible;mso-wrap-style:square;v-text-anchor:middle" o:gfxdata="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" fillcolor="#ededed [662]" strokecolor="#823b0b [1605]" strokeweight="1pt">
-                  <v:stroke joinstyle="miter"/>
-                </v:oval>
-                <v:shape id="_x0000_s1042" type="#_x0000_t202" style="position:absolute;left:2370;top:1676;width:11590;height:4008;visibility:visible;mso-wrap-style:square;v-text-anchor:top" o:gfxdata="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" filled="f" stroked="f">
-                  <v:textbox>
-                    <w:txbxContent>
-                      <w:p>
-                        <w:pPr>
-                          <w:jc w:val="center"/>
-                          <w:rPr>
-                            <w:rFonts w:ascii="Times New Roman" w:hAnsi="Times New Roman" w:cs="Times New Roman"/>
-                            <w:b/>
-                            <w:sz w:val="32"/>
-                          </w:rPr>
-                        </w:pPr>
-                        <w:r>
-                          <w:rPr>
-                            <w:rFonts w:ascii="Times New Roman" w:hAnsi="Times New Roman" w:cs="Times New Roman"/>
-                            <w:b/>
-                            <w:sz w:val="32"/>
-                          </w:rPr>
-                          <w:t>Land Use</w:t>
-                        </w:r>
-                      </w:p>
-                    </w:txbxContent>
-                  </v:textbox>
-                </v:shape>
-              </v:group>
-            </w:pict>
-          </mc:Fallback>
-        </mc:AlternateContent>
-      </w:r>
-      <w:r>
-        <w:rPr>
-          <w:noProof/>
-        </w:rPr>
-        <mc:AlternateContent>
-          <mc:Choice Requires="wpg">
-            <w:drawing>
-              <wp:anchor distT="0" distB="0" distL="114300" distR="114300" simplePos="0" relativeHeight="251647995" behindDoc="1" locked="0" layoutInCell="1" allowOverlap="1">
-                <wp:simplePos x="0" y="0"/>
-                <wp:positionH relativeFrom="column">
-                  <wp:posOffset>4388485</wp:posOffset>
-                </wp:positionH>
-                <wp:positionV relativeFrom="paragraph">
-                  <wp:posOffset>1967865</wp:posOffset>
-                </wp:positionV>
-                <wp:extent cx="1828800" cy="635000"/>
-                <wp:effectExtent l="0" t="0" r="0" b="12700"/>
-                <wp:wrapNone/>
-                <wp:docPr id="22" name="Group 22"/>
-                <wp:cNvGraphicFramePr/>
-                <a:graphic xmlns:a="http://schemas.openxmlformats.org/drawingml/2006/main">
-                  <a:graphicData uri="http://schemas.microsoft.com/office/word/2010/wordprocessingGroup">
-                    <wpg:wgp>
-                      <wpg:cNvGrpSpPr/>
-                      <wpg:grpSpPr>
-                        <a:xfrm>
-                          <a:off x="0" y="0"/>
-                          <a:ext cx="1828800" cy="635000"/>
-                          <a:chOff x="0" y="0"/>
-                          <a:chExt cx="1828800" cy="635000"/>
-                        </a:xfrm>
-                      </wpg:grpSpPr>
-                      <wps:wsp>
-                        <wps:cNvPr id="8" name="Oval 8"/>
-                        <wps:cNvSpPr/>
-                        <wps:spPr>
-                          <a:xfrm>
-                            <a:off x="502920" y="0"/>
-                            <a:ext cx="635000" cy="635000"/>
-                          </a:xfrm>
-                          <a:prstGeom prst="ellipse">
-                            <a:avLst/>
-                          </a:prstGeom>
-                          <a:solidFill>
-                            <a:schemeClr val="accent1">
-                              <a:lumMod val="40000"/>
-                              <a:lumOff val="60000"/>
-                            </a:schemeClr>
-                          </a:solidFill>
-                          <a:ln>
-                            <a:solidFill>
-                              <a:schemeClr val="accent2">
-                                <a:lumMod val="50000"/>
-                              </a:schemeClr>
-                            </a:solidFill>
-                          </a:ln>
-                        </wps:spPr>
-                        <wps:style>
-                          <a:lnRef idx="2">
-                            <a:schemeClr val="accent1">
-                              <a:shade val="50000"/>
-                            </a:schemeClr>
-                          </a:lnRef>
-                          <a:fillRef idx="1">
-                            <a:schemeClr val="accent1"/>
-                          </a:fillRef>
-                          <a:effectRef idx="0">
-                            <a:schemeClr val="accent1"/>
-                          </a:effectRef>
-                          <a:fontRef idx="minor">
-                            <a:schemeClr val="lt1"/>
-                          </a:fontRef>
-                        </wps:style>
-                        <wps:bodyPr rot="0" spcFirstLastPara="0" vertOverflow="overflow" horzOverflow="overflow" vert="horz" wrap="square" lIns="91440" tIns="45720" rIns="91440" bIns="45720" numCol="1" spcCol="0" rtlCol="0" fromWordArt="0" anchor="ctr" anchorCtr="0" forceAA="0" compatLnSpc="1">
-                          <a:prstTxWarp prst="textNoShape">
-                            <a:avLst/>
-                          </a:prstTxWarp>
-                          <a:noAutofit/>
-                        </wps:bodyPr>
-                      </wps:wsp>
-                      <wps:wsp>
-                        <wps:cNvPr id="9" name="Text Box 2"/>
-                        <wps:cNvSpPr txBox="1">
-                          <a:spLocks noChangeArrowheads="1"/>
-                        </wps:cNvSpPr>
-                        <wps:spPr bwMode="auto">
-                          <a:xfrm>
-                            <a:off x="0" y="167640"/>
-                            <a:ext cx="1828800" cy="402590"/>
-                          </a:xfrm>
-                          <a:prstGeom prst="rect">
-                            <a:avLst/>
-                          </a:prstGeom>
-                          <a:noFill/>
-                          <a:ln w="9525">
-                            <a:noFill/>
-                            <a:miter lim="800000"/>
-                            <a:headEnd/>
-                            <a:tailEnd/>
-                          </a:ln>
-                        </wps:spPr>
-                        <wps:txbx>
-                          <w:txbxContent>
-                            <w:p>
-                              <w:pPr>
-                                <w:jc w:val="center"/>
-                                <w:rPr>
-                                  <w:rFonts w:ascii="Times New Roman" w:hAnsi="Times New Roman" w:cs="Times New Roman"/>
-                                  <w:b/>
-                                  <w:sz w:val="32"/>
-                                </w:rPr>
-                              </w:pPr>
-                              <w:r>
-                                <w:rPr>
-                                  <w:rFonts w:ascii="Times New Roman" w:hAnsi="Times New Roman" w:cs="Times New Roman"/>
-                                  <w:b/>
-                                  <w:sz w:val="32"/>
-                                </w:rPr>
-                                <w:t>Hydrography</w:t>
-                              </w:r>
-                            </w:p>
-                          </w:txbxContent>
-                        </wps:txbx>
-                        <wps:bodyPr rot="0" vert="horz" wrap="square" lIns="91440" tIns="45720" rIns="91440" bIns="45720" anchor="t" anchorCtr="0">
-                          <a:noAutofit/>
-                        </wps:bodyPr>
-                      </wps:wsp>
-                    </wpg:wgp>
-                  </a:graphicData>
-                </a:graphic>
-                <wp14:sizeRelV relativeFrom="margin">
-                  <wp14:pctHeight>0</wp14:pctHeight>
-                </wp14:sizeRelV>
-              </wp:anchor>
-            </w:drawing>
-          </mc:Choice>
-          <mc:Fallback>
-            <w:pict>
-              <v:group id="Group 22" o:spid="_x0000_s1043" style="position:absolute;margin-left:345.55pt;margin-top:154.95pt;width:2in;height:50pt;z-index:-251668485;mso-height-relative:margin" coordsize="18288,6350" o:gfxdata="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">
-                <v:oval id="Oval 8" o:spid="_x0000_s1044" style="position:absolute;left:5029;width:6350;height:6350;visibility:visible;mso-wrap-style:square;v-text-anchor:middle" o:gfxdata="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" fillcolor="#b4c6e7 [1300]" strokecolor="#823b0b [1605]" strokeweight="1pt">
-                  <v:stroke joinstyle="miter"/>
-                </v:oval>
-                <v:shape id="_x0000_s1045" type="#_x0000_t202" style="position:absolute;top:1676;width:18288;height:4026;visibility:visible;mso-wrap-style:square;v-text-anchor:top" o:gfxdata="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" filled="f" stroked="f">
-                  <v:textbox>
-                    <w:txbxContent>
-                      <w:p>
-                        <w:pPr>
-                          <w:jc w:val="center"/>
-                          <w:rPr>
-                            <w:rFonts w:ascii="Times New Roman" w:hAnsi="Times New Roman" w:cs="Times New Roman"/>
-                            <w:b/>
-                            <w:sz w:val="32"/>
-                          </w:rPr>
-                        </w:pPr>
-                        <w:r>
-                          <w:rPr>
-                            <w:rFonts w:ascii="Times New Roman" w:hAnsi="Times New Roman" w:cs="Times New Roman"/>
-                            <w:b/>
-                            <w:sz w:val="32"/>
-                          </w:rPr>
-                          <w:t>Hydrography</w:t>
-                        </w:r>
-                      </w:p>
-                    </w:txbxContent>
-                  </v:textbox>
-                </v:shape>
-              </v:group>
-            </w:pict>
-          </mc:Fallback>
-        </mc:AlternateContent>
-      </w:r>
-      <w:r>
-        <w:rPr>
-          <w:noProof/>
-        </w:rPr>
-        <w:drawing>
-          <wp:anchor distT="0" distB="0" distL="114300" distR="114300" simplePos="0" relativeHeight="251649020" behindDoc="1" locked="0" layoutInCell="1" allowOverlap="1" wp14:anchorId="224C9134">
-            <wp:simplePos x="0" y="0"/>
-            <wp:positionH relativeFrom="column">
-              <wp:posOffset>4363451</wp:posOffset>
-            </wp:positionH>
-            <wp:positionV relativeFrom="paragraph">
-              <wp:posOffset>1363345</wp:posOffset>
-            </wp:positionV>
-            <wp:extent cx="2470150" cy="4206875"/>
-            <wp:effectExtent l="76200" t="0" r="101600" b="98425"/>
-            <wp:wrapNone/>
-            <wp:docPr id="1" name="Picture 1"/>
-            <wp:cNvGraphicFramePr>
-              <a:graphicFrameLocks xmlns:a="http://schemas.openxmlformats.org/drawingml/2006/main" noChangeAspect="1"/>
-            </wp:cNvGraphicFramePr>
-            <a:graphic xmlns:a="http://schemas.openxmlformats.org/drawingml/2006/main">
-              <a:graphicData uri="http://schemas.openxmlformats.org/drawingml/2006/picture">
-                <pic:pic xmlns:pic="http://schemas.openxmlformats.org/drawingml/2006/picture">
-                  <pic:nvPicPr>
-                    <pic:cNvPr id="0" name="Picture 2"/>
-                    <pic:cNvPicPr>
-                      <a:picLocks noChangeAspect="1" noChangeArrowheads="1"/>
-                    </pic:cNvPicPr>
-                  </pic:nvPicPr>
-                  <pic:blipFill rotWithShape="1">
-                    <a:blip r:embed="rId15">
-                      <a:duotone>
-                        <a:schemeClr val="accent3">
-                          <a:shade val="45000"/>
-                          <a:satMod val="135000"/>
-                        </a:schemeClr>
-                        <a:prstClr val="white"/>
-                      </a:duotone>
-                      <a:extLst>
-                        <a:ext uri="{BEBA8EAE-BF5A-486C-A8C5-ECC9F3942E4B}">
-                          <a14:imgProps xmlns:a14="http://schemas.microsoft.com/office/drawing/2010/main">
-                            <a14:imgLayer r:embed="rId16">
-                              <a14:imgEffect>
-                                <a14:backgroundRemoval t="9910" b="89640" l="29048" r="70476">
-                                  <a14:foregroundMark x1="31071" y1="26126" x2="31071" y2="26126"/>
-                                  <a14:foregroundMark x1="29048" y1="19820" x2="29048" y2="19820"/>
-                                  <a14:foregroundMark x1="69167" y1="25225" x2="69167" y2="25225"/>
-                                  <a14:foregroundMark x1="45714" y1="87613" x2="45714" y2="87613"/>
-                                  <a14:foregroundMark x1="49881" y1="89640" x2="49881" y2="89640"/>
-                                  <a14:foregroundMark x1="48214" y1="10135" x2="48214" y2="10135"/>
-                                  <a14:foregroundMark x1="70476" y1="18919" x2="70476" y2="18919"/>
-                                </a14:backgroundRemoval>
-                              </a14:imgEffect>
-                            </a14:imgLayer>
-                          </a14:imgProps>
-                        </a:ext>
-                        <a:ext uri="{28A0092B-C50C-407E-A947-70E740481C1C}">
-                          <a14:useLocalDpi xmlns:a14="http://schemas.microsoft.com/office/drawing/2010/main" val="0"/>
-                        </a:ext>
-                      </a:extLst>
-                    </a:blip>
-                    <a:srcRect l="27143" t="4505" r="27738" b="6980"/>
-                    <a:stretch/>
-                  </pic:blipFill>
-                  <pic:spPr bwMode="auto">
-                    <a:xfrm>
-                      <a:off x="0" y="0"/>
-                      <a:ext cx="2470150" cy="4206875"/>
-                    </a:xfrm>
-                    <a:prstGeom prst="rect">
-                      <a:avLst/>
-                    </a:prstGeom>
-                    <a:noFill/>
-                    <a:ln>
-                      <a:noFill/>
-                    </a:ln>
-                    <a:effectLst>
-                      <a:outerShdw blurRad="190500" dist="50800" dir="5400000" algn="ctr" rotWithShape="0">
-                        <a:srgbClr val="000000">
-                          <a:alpha val="32000"/>
-                        </a:srgbClr>
-                      </a:outerShdw>
-                      <a:reflection stA="0" endPos="65000" dist="50800" dir="5400000" sy="-100000" algn="bl" rotWithShape="0"/>
-                    </a:effectLst>
-                    <a:extLst>
-                      <a:ext uri="{53640926-AAD7-44D8-BBD7-CCE9431645EC}">
-                        <a14:shadowObscured xmlns:a14="http://schemas.microsoft.com/office/drawing/2010/main"/>
-                      </a:ext>
-                    </a:extLst>
-                  </pic:spPr>
-                </pic:pic>
-              </a:graphicData>
-            </a:graphic>
-            <wp14:sizeRelH relativeFrom="margin">
-              <wp14:pctWidth>0</wp14:pctWidth>
-            </wp14:sizeRelH>
-            <wp14:sizeRelV relativeFrom="margin">
-              <wp14:pctHeight>0</wp14:pctHeight>
-            </wp14:sizeRelV>
-          </wp:anchor>
-        </w:drawing>
       </w:r>
       <w:r>
         <w:rPr>
@@ -4021,7 +6033,7 @@
           </mc:Choice>
           <mc:Fallback>
             <w:pict>
-              <v:shape w14:anchorId="79817BF0" id="_x0000_s1047" type="#_x0000_t202" style="position:absolute;margin-left:347.65pt;margin-top:296.55pt;width:177.75pt;height:37.7pt;z-index:251714560;visibility:visible;mso-wrap-style:square;mso-width-percent:0;mso-height-percent:0;mso-wrap-distance-left:9pt;mso-wrap-distance-top:3.6pt;mso-wrap-distance-right:9pt;mso-wrap-distance-bottom:3.6pt;mso-position-horizontal:absolute;mso-position-horizontal-relative:text;mso-position-vertical:absolute;mso-position-vertical-relative:text;mso-width-percent:0;mso-height-percent:0;mso-width-relative:margin;mso-height-relative:margin;v-text-anchor:top" o:gfxdata="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" filled="f" stroked="f">
+              <v:shape w14:anchorId="79817BF0" id="_x0000_s1058" type="#_x0000_t202" style="position:absolute;margin-left:347.65pt;margin-top:296.55pt;width:177.75pt;height:37.7pt;z-index:251714560;visibility:visible;mso-wrap-style:square;mso-width-percent:0;mso-height-percent:0;mso-wrap-distance-left:9pt;mso-wrap-distance-top:3.6pt;mso-wrap-distance-right:9pt;mso-wrap-distance-bottom:3.6pt;mso-position-horizontal:absolute;mso-position-horizontal-relative:text;mso-position-vertical:absolute;mso-position-vertical-relative:text;mso-width-percent:0;mso-height-percent:0;mso-width-relative:margin;mso-height-relative:margin;v-text-anchor:top" o:gfxdata="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" filled="f" stroked="f">
                 <v:textbox>
                   <w:txbxContent>
                     <w:p>
@@ -4050,1507 +6062,6 @@
                           <w:szCs w:val="40"/>
                         </w:rPr>
                         <w:t xml:space="preserve"> + OFE</w:t>
-                      </w:r>
-                    </w:p>
-                  </w:txbxContent>
-                </v:textbox>
-                <w10:wrap type="square"/>
-              </v:shape>
-            </w:pict>
-          </mc:Fallback>
-        </mc:AlternateContent>
-      </w:r>
-      <w:r>
-        <w:rPr>
-          <w:noProof/>
-        </w:rPr>
-        <mc:AlternateContent>
-          <mc:Choice Requires="wps">
-            <w:drawing>
-              <wp:anchor distT="0" distB="0" distL="114300" distR="114300" simplePos="0" relativeHeight="251645945" behindDoc="1" locked="0" layoutInCell="1" allowOverlap="1">
-                <wp:simplePos x="0" y="0"/>
-                <wp:positionH relativeFrom="column">
-                  <wp:posOffset>5286375</wp:posOffset>
-                </wp:positionH>
-                <wp:positionV relativeFrom="paragraph">
-                  <wp:posOffset>5286375</wp:posOffset>
-                </wp:positionV>
-                <wp:extent cx="609600" cy="704850"/>
-                <wp:effectExtent l="19050" t="0" r="19050" b="38100"/>
-                <wp:wrapNone/>
-                <wp:docPr id="200" name="Arrow: Down 200"/>
-                <wp:cNvGraphicFramePr/>
-                <a:graphic xmlns:a="http://schemas.openxmlformats.org/drawingml/2006/main">
-                  <a:graphicData uri="http://schemas.microsoft.com/office/word/2010/wordprocessingShape">
-                    <wps:wsp>
-                      <wps:cNvSpPr/>
-                      <wps:spPr>
-                        <a:xfrm>
-                          <a:off x="0" y="0"/>
-                          <a:ext cx="609600" cy="704850"/>
-                        </a:xfrm>
-                        <a:prstGeom prst="downArrow">
-                          <a:avLst/>
-                        </a:prstGeom>
-                        <a:solidFill>
-                          <a:schemeClr val="bg2">
-                            <a:lumMod val="90000"/>
-                          </a:schemeClr>
-                        </a:solidFill>
-                      </wps:spPr>
-                      <wps:style>
-                        <a:lnRef idx="2">
-                          <a:schemeClr val="accent1">
-                            <a:shade val="50000"/>
-                          </a:schemeClr>
-                        </a:lnRef>
-                        <a:fillRef idx="1">
-                          <a:schemeClr val="accent1"/>
-                        </a:fillRef>
-                        <a:effectRef idx="0">
-                          <a:schemeClr val="accent1"/>
-                        </a:effectRef>
-                        <a:fontRef idx="minor">
-                          <a:schemeClr val="lt1"/>
-                        </a:fontRef>
-                      </wps:style>
-                      <wps:bodyPr rot="0" spcFirstLastPara="0" vertOverflow="overflow" horzOverflow="overflow" vert="horz" wrap="square" lIns="91440" tIns="45720" rIns="91440" bIns="45720" numCol="1" spcCol="0" rtlCol="0" fromWordArt="0" anchor="ctr" anchorCtr="0" forceAA="0" compatLnSpc="1">
-                        <a:prstTxWarp prst="textNoShape">
-                          <a:avLst/>
-                        </a:prstTxWarp>
-                        <a:noAutofit/>
-                      </wps:bodyPr>
-                    </wps:wsp>
-                  </a:graphicData>
-                </a:graphic>
-                <wp14:sizeRelH relativeFrom="margin">
-                  <wp14:pctWidth>0</wp14:pctWidth>
-                </wp14:sizeRelH>
-                <wp14:sizeRelV relativeFrom="margin">
-                  <wp14:pctHeight>0</wp14:pctHeight>
-                </wp14:sizeRelV>
-              </wp:anchor>
-            </w:drawing>
-          </mc:Choice>
-          <mc:Fallback>
-            <w:pict>
-              <v:shapetype w14:anchorId="4C83A517" id="_x0000_t67" coordsize="21600,21600" o:spt="67" adj="16200,5400" path="m0@0l@1@0@1,0@2,0@2@0,21600@0,10800,21600xe">
-                <v:stroke joinstyle="miter"/>
-                <v:formulas>
-                  <v:f eqn="val #0"/>
-                  <v:f eqn="val #1"/>
-                  <v:f eqn="sum height 0 #1"/>
-                  <v:f eqn="sum 10800 0 #1"/>
-                  <v:f eqn="sum width 0 #0"/>
-                  <v:f eqn="prod @4 @3 10800"/>
-                  <v:f eqn="sum width 0 @5"/>
-                </v:formulas>
-                <v:path o:connecttype="custom" o:connectlocs="10800,0;0,@0;10800,21600;21600,@0" o:connectangles="270,180,90,0" textboxrect="@1,0,@2,@6"/>
-                <v:handles>
-                  <v:h position="#1,#0" xrange="0,10800" yrange="0,21600"/>
-                </v:handles>
-              </v:shapetype>
-              <v:shape id="Arrow: Down 200" o:spid="_x0000_s1026" type="#_x0000_t67" style="position:absolute;margin-left:416.25pt;margin-top:416.25pt;width:48pt;height:55.5pt;z-index:-251670535;visibility:visible;mso-wrap-style:square;mso-width-percent:0;mso-height-percent:0;mso-wrap-distance-left:9pt;mso-wrap-distance-top:0;mso-wrap-distance-right:9pt;mso-wrap-distance-bottom:0;mso-position-horizontal:absolute;mso-position-horizontal-relative:text;mso-position-vertical:absolute;mso-position-vertical-relative:text;mso-width-percent:0;mso-height-percent:0;mso-width-relative:margin;mso-height-relative:margin;v-text-anchor:middle" o:gfxdata="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" adj="12259" fillcolor="#cfcdcd [2894]" strokecolor="#1f3763 [1604]" strokeweight="1pt"/>
-            </w:pict>
-          </mc:Fallback>
-        </mc:AlternateContent>
-      </w:r>
-      <w:r>
-        <w:rPr>
-          <w:noProof/>
-        </w:rPr>
-        <mc:AlternateContent>
-          <mc:Choice Requires="wps">
-            <w:drawing>
-              <wp:anchor distT="0" distB="0" distL="114300" distR="114300" simplePos="0" relativeHeight="251742208" behindDoc="1" locked="0" layoutInCell="1" allowOverlap="1" wp14:anchorId="6C02D17D" wp14:editId="432B8A57">
-                <wp:simplePos x="0" y="0"/>
-                <wp:positionH relativeFrom="column">
-                  <wp:posOffset>6210300</wp:posOffset>
-                </wp:positionH>
-                <wp:positionV relativeFrom="paragraph">
-                  <wp:posOffset>6134100</wp:posOffset>
-                </wp:positionV>
-                <wp:extent cx="467360" cy="485775"/>
-                <wp:effectExtent l="38100" t="19050" r="46990" b="47625"/>
-                <wp:wrapNone/>
-                <wp:docPr id="199" name="Straight Arrow Connector 199"/>
-                <wp:cNvGraphicFramePr/>
-                <a:graphic xmlns:a="http://schemas.openxmlformats.org/drawingml/2006/main">
-                  <a:graphicData uri="http://schemas.microsoft.com/office/word/2010/wordprocessingShape">
-                    <wps:wsp>
-                      <wps:cNvCnPr/>
-                      <wps:spPr>
-                        <a:xfrm flipH="1">
-                          <a:off x="0" y="0"/>
-                          <a:ext cx="467360" cy="485775"/>
-                        </a:xfrm>
-                        <a:prstGeom prst="straightConnector1">
-                          <a:avLst/>
-                        </a:prstGeom>
-                        <a:ln w="57150">
-                          <a:solidFill>
-                            <a:schemeClr val="accent4">
-                              <a:lumMod val="60000"/>
-                              <a:lumOff val="40000"/>
-                            </a:schemeClr>
-                          </a:solidFill>
-                          <a:tailEnd type="triangle"/>
-                        </a:ln>
-                      </wps:spPr>
-                      <wps:style>
-                        <a:lnRef idx="1">
-                          <a:schemeClr val="accent2"/>
-                        </a:lnRef>
-                        <a:fillRef idx="0">
-                          <a:schemeClr val="accent2"/>
-                        </a:fillRef>
-                        <a:effectRef idx="0">
-                          <a:schemeClr val="accent2"/>
-                        </a:effectRef>
-                        <a:fontRef idx="minor">
-                          <a:schemeClr val="tx1"/>
-                        </a:fontRef>
-                      </wps:style>
-                      <wps:bodyPr/>
-                    </wps:wsp>
-                  </a:graphicData>
-                </a:graphic>
-                <wp14:sizeRelH relativeFrom="margin">
-                  <wp14:pctWidth>0</wp14:pctWidth>
-                </wp14:sizeRelH>
-                <wp14:sizeRelV relativeFrom="margin">
-                  <wp14:pctHeight>0</wp14:pctHeight>
-                </wp14:sizeRelV>
-              </wp:anchor>
-            </w:drawing>
-          </mc:Choice>
-          <mc:Fallback>
-            <w:pict>
-              <v:shape w14:anchorId="7F3A908D" id="Straight Arrow Connector 199" o:spid="_x0000_s1026" type="#_x0000_t32" style="position:absolute;margin-left:489pt;margin-top:483pt;width:36.8pt;height:38.25pt;flip:x;z-index:-251574272;visibility:visible;mso-wrap-style:square;mso-width-percent:0;mso-height-percent:0;mso-wrap-distance-left:9pt;mso-wrap-distance-top:0;mso-wrap-distance-right:9pt;mso-wrap-distance-bottom:0;mso-position-horizontal:absolute;mso-position-horizontal-relative:text;mso-position-vertical:absolute;mso-position-vertical-relative:text;mso-width-percent:0;mso-height-percent:0;mso-width-relative:margin;mso-height-relative:margin" o:gfxdata="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" strokecolor="#ffd966 [1943]" strokeweight="4.5pt">
-                <v:stroke endarrow="block" joinstyle="miter"/>
-              </v:shape>
-            </w:pict>
-          </mc:Fallback>
-        </mc:AlternateContent>
-      </w:r>
-      <w:r>
-        <w:rPr>
-          <w:noProof/>
-        </w:rPr>
-        <mc:AlternateContent>
-          <mc:Choice Requires="wps">
-            <w:drawing>
-              <wp:anchor distT="0" distB="0" distL="114300" distR="114300" simplePos="0" relativeHeight="251724799" behindDoc="1" locked="0" layoutInCell="1" allowOverlap="1" wp14:anchorId="0E42D75D" wp14:editId="354CB33F">
-                <wp:simplePos x="0" y="0"/>
-                <wp:positionH relativeFrom="column">
-                  <wp:posOffset>4676775</wp:posOffset>
-                </wp:positionH>
-                <wp:positionV relativeFrom="paragraph">
-                  <wp:posOffset>5835651</wp:posOffset>
-                </wp:positionV>
-                <wp:extent cx="447040" cy="701040"/>
-                <wp:effectExtent l="19050" t="19050" r="67310" b="60960"/>
-                <wp:wrapNone/>
-                <wp:docPr id="198" name="Straight Arrow Connector 198"/>
-                <wp:cNvGraphicFramePr/>
-                <a:graphic xmlns:a="http://schemas.openxmlformats.org/drawingml/2006/main">
-                  <a:graphicData uri="http://schemas.microsoft.com/office/word/2010/wordprocessingShape">
-                    <wps:wsp>
-                      <wps:cNvCnPr/>
-                      <wps:spPr>
-                        <a:xfrm>
-                          <a:off x="0" y="0"/>
-                          <a:ext cx="447040" cy="701040"/>
-                        </a:xfrm>
-                        <a:prstGeom prst="straightConnector1">
-                          <a:avLst/>
-                        </a:prstGeom>
-                        <a:ln w="57150">
-                          <a:solidFill>
-                            <a:schemeClr val="accent4">
-                              <a:lumMod val="60000"/>
-                              <a:lumOff val="40000"/>
-                            </a:schemeClr>
-                          </a:solidFill>
-                          <a:tailEnd type="triangle"/>
-                        </a:ln>
-                      </wps:spPr>
-                      <wps:style>
-                        <a:lnRef idx="1">
-                          <a:schemeClr val="accent2"/>
-                        </a:lnRef>
-                        <a:fillRef idx="0">
-                          <a:schemeClr val="accent2"/>
-                        </a:fillRef>
-                        <a:effectRef idx="0">
-                          <a:schemeClr val="accent2"/>
-                        </a:effectRef>
-                        <a:fontRef idx="minor">
-                          <a:schemeClr val="tx1"/>
-                        </a:fontRef>
-                      </wps:style>
-                      <wps:bodyPr/>
-                    </wps:wsp>
-                  </a:graphicData>
-                </a:graphic>
-                <wp14:sizeRelH relativeFrom="margin">
-                  <wp14:pctWidth>0</wp14:pctWidth>
-                </wp14:sizeRelH>
-                <wp14:sizeRelV relativeFrom="margin">
-                  <wp14:pctHeight>0</wp14:pctHeight>
-                </wp14:sizeRelV>
-              </wp:anchor>
-            </w:drawing>
-          </mc:Choice>
-          <mc:Fallback>
-            <w:pict>
-              <v:shape w14:anchorId="39193BEB" id="Straight Arrow Connector 198" o:spid="_x0000_s1026" type="#_x0000_t32" style="position:absolute;margin-left:368.25pt;margin-top:459.5pt;width:35.2pt;height:55.2pt;z-index:-251591681;visibility:visible;mso-wrap-style:square;mso-width-percent:0;mso-height-percent:0;mso-wrap-distance-left:9pt;mso-wrap-distance-top:0;mso-wrap-distance-right:9pt;mso-wrap-distance-bottom:0;mso-position-horizontal:absolute;mso-position-horizontal-relative:text;mso-position-vertical:absolute;mso-position-vertical-relative:text;mso-width-percent:0;mso-height-percent:0;mso-width-relative:margin;mso-height-relative:margin" o:gfxdata="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" strokecolor="#ffd966 [1943]" strokeweight="4.5pt">
-                <v:stroke endarrow="block" joinstyle="miter"/>
-              </v:shape>
-            </w:pict>
-          </mc:Fallback>
-        </mc:AlternateContent>
-      </w:r>
-      <w:r>
-        <w:rPr>
-          <w:noProof/>
-        </w:rPr>
-        <mc:AlternateContent>
-          <mc:Choice Requires="wps">
-            <w:drawing>
-              <wp:anchor distT="0" distB="0" distL="114300" distR="114300" simplePos="0" relativeHeight="251738112" behindDoc="0" locked="0" layoutInCell="1" allowOverlap="1">
-                <wp:simplePos x="0" y="0"/>
-                <wp:positionH relativeFrom="column">
-                  <wp:posOffset>4781550</wp:posOffset>
-                </wp:positionH>
-                <wp:positionV relativeFrom="paragraph">
-                  <wp:posOffset>1724025</wp:posOffset>
-                </wp:positionV>
-                <wp:extent cx="104775" cy="514350"/>
-                <wp:effectExtent l="57150" t="0" r="66675" b="57150"/>
-                <wp:wrapNone/>
-                <wp:docPr id="195" name="Straight Arrow Connector 195"/>
-                <wp:cNvGraphicFramePr/>
-                <a:graphic xmlns:a="http://schemas.openxmlformats.org/drawingml/2006/main">
-                  <a:graphicData uri="http://schemas.microsoft.com/office/word/2010/wordprocessingShape">
-                    <wps:wsp>
-                      <wps:cNvCnPr/>
-                      <wps:spPr>
-                        <a:xfrm>
-                          <a:off x="0" y="0"/>
-                          <a:ext cx="104775" cy="514350"/>
-                        </a:xfrm>
-                        <a:prstGeom prst="straightConnector1">
-                          <a:avLst/>
-                        </a:prstGeom>
-                        <a:ln w="57150">
-                          <a:solidFill>
-                            <a:schemeClr val="accent2">
-                              <a:lumMod val="60000"/>
-                              <a:lumOff val="40000"/>
-                            </a:schemeClr>
-                          </a:solidFill>
-                          <a:tailEnd type="triangle"/>
-                        </a:ln>
-                      </wps:spPr>
-                      <wps:style>
-                        <a:lnRef idx="1">
-                          <a:schemeClr val="accent2"/>
-                        </a:lnRef>
-                        <a:fillRef idx="0">
-                          <a:schemeClr val="accent2"/>
-                        </a:fillRef>
-                        <a:effectRef idx="0">
-                          <a:schemeClr val="accent2"/>
-                        </a:effectRef>
-                        <a:fontRef idx="minor">
-                          <a:schemeClr val="tx1"/>
-                        </a:fontRef>
-                      </wps:style>
-                      <wps:bodyPr/>
-                    </wps:wsp>
-                  </a:graphicData>
-                </a:graphic>
-                <wp14:sizeRelH relativeFrom="margin">
-                  <wp14:pctWidth>0</wp14:pctWidth>
-                </wp14:sizeRelH>
-                <wp14:sizeRelV relativeFrom="margin">
-                  <wp14:pctHeight>0</wp14:pctHeight>
-                </wp14:sizeRelV>
-              </wp:anchor>
-            </w:drawing>
-          </mc:Choice>
-          <mc:Fallback>
-            <w:pict>
-              <v:shape w14:anchorId="5B72E7D2" id="Straight Arrow Connector 195" o:spid="_x0000_s1026" type="#_x0000_t32" style="position:absolute;margin-left:376.5pt;margin-top:135.75pt;width:8.25pt;height:40.5pt;z-index:251738112;visibility:visible;mso-wrap-style:square;mso-width-percent:0;mso-height-percent:0;mso-wrap-distance-left:9pt;mso-wrap-distance-top:0;mso-wrap-distance-right:9pt;mso-wrap-distance-bottom:0;mso-position-horizontal:absolute;mso-position-horizontal-relative:text;mso-position-vertical:absolute;mso-position-vertical-relative:text;mso-width-percent:0;mso-height-percent:0;mso-width-relative:margin;mso-height-relative:margin" o:gfxdata="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" strokecolor="#f4b083 [1941]" strokeweight="4.5pt">
-                <v:stroke endarrow="block" joinstyle="miter"/>
-              </v:shape>
-            </w:pict>
-          </mc:Fallback>
-        </mc:AlternateContent>
-      </w:r>
-      <w:r>
-        <w:rPr>
-          <w:noProof/>
-        </w:rPr>
-        <mc:AlternateContent>
-          <mc:Choice Requires="wps">
-            <w:drawing>
-              <wp:anchor distT="0" distB="0" distL="114300" distR="114300" simplePos="0" relativeHeight="251737088" behindDoc="0" locked="0" layoutInCell="1" allowOverlap="1" wp14:anchorId="73EE5C71" wp14:editId="1A5D5D94">
-                <wp:simplePos x="0" y="0"/>
-                <wp:positionH relativeFrom="column">
-                  <wp:posOffset>5606052</wp:posOffset>
-                </wp:positionH>
-                <wp:positionV relativeFrom="paragraph">
-                  <wp:posOffset>8128635</wp:posOffset>
-                </wp:positionV>
-                <wp:extent cx="457200" cy="163286"/>
-                <wp:effectExtent l="0" t="19050" r="38100" b="46355"/>
-                <wp:wrapNone/>
-                <wp:docPr id="193" name="Arrow: Right 193"/>
-                <wp:cNvGraphicFramePr/>
-                <a:graphic xmlns:a="http://schemas.openxmlformats.org/drawingml/2006/main">
-                  <a:graphicData uri="http://schemas.microsoft.com/office/word/2010/wordprocessingShape">
-                    <wps:wsp>
-                      <wps:cNvSpPr/>
-                      <wps:spPr>
-                        <a:xfrm>
-                          <a:off x="0" y="0"/>
-                          <a:ext cx="457200" cy="163286"/>
-                        </a:xfrm>
-                        <a:prstGeom prst="rightArrow">
-                          <a:avLst/>
-                        </a:prstGeom>
-                      </wps:spPr>
-                      <wps:style>
-                        <a:lnRef idx="3">
-                          <a:schemeClr val="lt1"/>
-                        </a:lnRef>
-                        <a:fillRef idx="1">
-                          <a:schemeClr val="accent4"/>
-                        </a:fillRef>
-                        <a:effectRef idx="1">
-                          <a:schemeClr val="accent4"/>
-                        </a:effectRef>
-                        <a:fontRef idx="minor">
-                          <a:schemeClr val="lt1"/>
-                        </a:fontRef>
-                      </wps:style>
-                      <wps:bodyPr rot="0" spcFirstLastPara="0" vertOverflow="overflow" horzOverflow="overflow" vert="horz" wrap="square" lIns="91440" tIns="45720" rIns="91440" bIns="45720" numCol="1" spcCol="0" rtlCol="0" fromWordArt="0" anchor="ctr" anchorCtr="0" forceAA="0" compatLnSpc="1">
-                        <a:prstTxWarp prst="textNoShape">
-                          <a:avLst/>
-                        </a:prstTxWarp>
-                        <a:noAutofit/>
-                      </wps:bodyPr>
-                    </wps:wsp>
-                  </a:graphicData>
-                </a:graphic>
-                <wp14:sizeRelV relativeFrom="margin">
-                  <wp14:pctHeight>0</wp14:pctHeight>
-                </wp14:sizeRelV>
-              </wp:anchor>
-            </w:drawing>
-          </mc:Choice>
-          <mc:Fallback>
-            <w:pict>
-              <v:shapetype w14:anchorId="313A1EE5" id="_x0000_t13" coordsize="21600,21600" o:spt="13" adj="16200,5400" path="m@0,l@0@1,0@1,0@2@0@2@0,21600,21600,10800xe">
-                <v:stroke joinstyle="miter"/>
-                <v:formulas>
-                  <v:f eqn="val #0"/>
-                  <v:f eqn="val #1"/>
-                  <v:f eqn="sum height 0 #1"/>
-                  <v:f eqn="sum 10800 0 #1"/>
-                  <v:f eqn="sum width 0 #0"/>
-                  <v:f eqn="prod @4 @3 10800"/>
-                  <v:f eqn="sum width 0 @5"/>
-                </v:formulas>
-                <v:path o:connecttype="custom" o:connectlocs="@0,0;0,10800;@0,21600;21600,10800" o:connectangles="270,180,90,0" textboxrect="0,@1,@6,@2"/>
-                <v:handles>
-                  <v:h position="#0,#1" xrange="0,21600" yrange="0,10800"/>
-                </v:handles>
-              </v:shapetype>
-              <v:shape id="Arrow: Right 193" o:spid="_x0000_s1026" type="#_x0000_t13" style="position:absolute;margin-left:441.4pt;margin-top:640.05pt;width:36pt;height:12.85pt;z-index:251737088;visibility:visible;mso-wrap-style:square;mso-height-percent:0;mso-wrap-distance-left:9pt;mso-wrap-distance-top:0;mso-wrap-distance-right:9pt;mso-wrap-distance-bottom:0;mso-position-horizontal:absolute;mso-position-horizontal-relative:text;mso-position-vertical:absolute;mso-position-vertical-relative:text;mso-height-percent:0;mso-height-relative:margin;v-text-anchor:middle" o:gfxdata="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" adj="17743" fillcolor="#ffc000 [3207]" strokecolor="white [3201]" strokeweight="1.5pt"/>
-            </w:pict>
-          </mc:Fallback>
-        </mc:AlternateContent>
-      </w:r>
-      <w:r>
-        <w:rPr>
-          <w:noProof/>
-        </w:rPr>
-        <mc:AlternateContent>
-          <mc:Choice Requires="wps">
-            <w:drawing>
-              <wp:anchor distT="0" distB="0" distL="114300" distR="114300" simplePos="0" relativeHeight="251735040" behindDoc="0" locked="0" layoutInCell="1" allowOverlap="1" wp14:anchorId="73EE5C71" wp14:editId="1A5D5D94">
-                <wp:simplePos x="0" y="0"/>
-                <wp:positionH relativeFrom="column">
-                  <wp:posOffset>4430395</wp:posOffset>
-                </wp:positionH>
-                <wp:positionV relativeFrom="paragraph">
-                  <wp:posOffset>8117840</wp:posOffset>
-                </wp:positionV>
-                <wp:extent cx="457200" cy="163286"/>
-                <wp:effectExtent l="0" t="19050" r="38100" b="46355"/>
-                <wp:wrapNone/>
-                <wp:docPr id="192" name="Arrow: Right 192"/>
-                <wp:cNvGraphicFramePr/>
-                <a:graphic xmlns:a="http://schemas.openxmlformats.org/drawingml/2006/main">
-                  <a:graphicData uri="http://schemas.microsoft.com/office/word/2010/wordprocessingShape">
-                    <wps:wsp>
-                      <wps:cNvSpPr/>
-                      <wps:spPr>
-                        <a:xfrm>
-                          <a:off x="0" y="0"/>
-                          <a:ext cx="457200" cy="163286"/>
-                        </a:xfrm>
-                        <a:prstGeom prst="rightArrow">
-                          <a:avLst/>
-                        </a:prstGeom>
-                      </wps:spPr>
-                      <wps:style>
-                        <a:lnRef idx="3">
-                          <a:schemeClr val="lt1"/>
-                        </a:lnRef>
-                        <a:fillRef idx="1">
-                          <a:schemeClr val="accent4"/>
-                        </a:fillRef>
-                        <a:effectRef idx="1">
-                          <a:schemeClr val="accent4"/>
-                        </a:effectRef>
-                        <a:fontRef idx="minor">
-                          <a:schemeClr val="lt1"/>
-                        </a:fontRef>
-                      </wps:style>
-                      <wps:bodyPr rot="0" spcFirstLastPara="0" vertOverflow="overflow" horzOverflow="overflow" vert="horz" wrap="square" lIns="91440" tIns="45720" rIns="91440" bIns="45720" numCol="1" spcCol="0" rtlCol="0" fromWordArt="0" anchor="ctr" anchorCtr="0" forceAA="0" compatLnSpc="1">
-                        <a:prstTxWarp prst="textNoShape">
-                          <a:avLst/>
-                        </a:prstTxWarp>
-                        <a:noAutofit/>
-                      </wps:bodyPr>
-                    </wps:wsp>
-                  </a:graphicData>
-                </a:graphic>
-                <wp14:sizeRelV relativeFrom="margin">
-                  <wp14:pctHeight>0</wp14:pctHeight>
-                </wp14:sizeRelV>
-              </wp:anchor>
-            </w:drawing>
-          </mc:Choice>
-          <mc:Fallback>
-            <w:pict>
-              <v:shape w14:anchorId="194F1AEF" id="Arrow: Right 192" o:spid="_x0000_s1026" type="#_x0000_t13" style="position:absolute;margin-left:348.85pt;margin-top:639.2pt;width:36pt;height:12.85pt;z-index:251735040;visibility:visible;mso-wrap-style:square;mso-height-percent:0;mso-wrap-distance-left:9pt;mso-wrap-distance-top:0;mso-wrap-distance-right:9pt;mso-wrap-distance-bottom:0;mso-position-horizontal:absolute;mso-position-horizontal-relative:text;mso-position-vertical:absolute;mso-position-vertical-relative:text;mso-height-percent:0;mso-height-relative:margin;v-text-anchor:middle" o:gfxdata="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" adj="17743" fillcolor="#ffc000 [3207]" strokecolor="white [3201]" strokeweight="1.5pt"/>
-            </w:pict>
-          </mc:Fallback>
-        </mc:AlternateContent>
-      </w:r>
-      <w:r>
-        <w:rPr>
-          <w:noProof/>
-        </w:rPr>
-        <mc:AlternateContent>
-          <mc:Choice Requires="wps">
-            <w:drawing>
-              <wp:anchor distT="0" distB="0" distL="114300" distR="114300" simplePos="0" relativeHeight="251732992" behindDoc="0" locked="0" layoutInCell="1" allowOverlap="1">
-                <wp:simplePos x="0" y="0"/>
-                <wp:positionH relativeFrom="column">
-                  <wp:posOffset>3211286</wp:posOffset>
-                </wp:positionH>
-                <wp:positionV relativeFrom="paragraph">
-                  <wp:posOffset>8118022</wp:posOffset>
-                </wp:positionV>
-                <wp:extent cx="457200" cy="163286"/>
-                <wp:effectExtent l="0" t="19050" r="38100" b="46355"/>
-                <wp:wrapNone/>
-                <wp:docPr id="63" name="Arrow: Right 63"/>
-                <wp:cNvGraphicFramePr/>
-                <a:graphic xmlns:a="http://schemas.openxmlformats.org/drawingml/2006/main">
-                  <a:graphicData uri="http://schemas.microsoft.com/office/word/2010/wordprocessingShape">
-                    <wps:wsp>
-                      <wps:cNvSpPr/>
-                      <wps:spPr>
-                        <a:xfrm>
-                          <a:off x="0" y="0"/>
-                          <a:ext cx="457200" cy="163286"/>
-                        </a:xfrm>
-                        <a:prstGeom prst="rightArrow">
-                          <a:avLst/>
-                        </a:prstGeom>
-                      </wps:spPr>
-                      <wps:style>
-                        <a:lnRef idx="3">
-                          <a:schemeClr val="lt1"/>
-                        </a:lnRef>
-                        <a:fillRef idx="1">
-                          <a:schemeClr val="accent4"/>
-                        </a:fillRef>
-                        <a:effectRef idx="1">
-                          <a:schemeClr val="accent4"/>
-                        </a:effectRef>
-                        <a:fontRef idx="minor">
-                          <a:schemeClr val="lt1"/>
-                        </a:fontRef>
-                      </wps:style>
-                      <wps:bodyPr rot="0" spcFirstLastPara="0" vertOverflow="overflow" horzOverflow="overflow" vert="horz" wrap="square" lIns="91440" tIns="45720" rIns="91440" bIns="45720" numCol="1" spcCol="0" rtlCol="0" fromWordArt="0" anchor="ctr" anchorCtr="0" forceAA="0" compatLnSpc="1">
-                        <a:prstTxWarp prst="textNoShape">
-                          <a:avLst/>
-                        </a:prstTxWarp>
-                        <a:noAutofit/>
-                      </wps:bodyPr>
-                    </wps:wsp>
-                  </a:graphicData>
-                </a:graphic>
-                <wp14:sizeRelV relativeFrom="margin">
-                  <wp14:pctHeight>0</wp14:pctHeight>
-                </wp14:sizeRelV>
-              </wp:anchor>
-            </w:drawing>
-          </mc:Choice>
-          <mc:Fallback>
-            <w:pict>
-              <v:shape w14:anchorId="545CB6C2" id="Arrow: Right 63" o:spid="_x0000_s1026" type="#_x0000_t13" style="position:absolute;margin-left:252.85pt;margin-top:639.2pt;width:36pt;height:12.85pt;z-index:251732992;visibility:visible;mso-wrap-style:square;mso-height-percent:0;mso-wrap-distance-left:9pt;mso-wrap-distance-top:0;mso-wrap-distance-right:9pt;mso-wrap-distance-bottom:0;mso-position-horizontal:absolute;mso-position-horizontal-relative:text;mso-position-vertical:absolute;mso-position-vertical-relative:text;mso-height-percent:0;mso-height-relative:margin;v-text-anchor:middle" o:gfxdata="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" adj="17743" fillcolor="#ffc000 [3207]" strokecolor="white [3201]" strokeweight="1.5pt"/>
-            </w:pict>
-          </mc:Fallback>
-        </mc:AlternateContent>
-      </w:r>
-      <w:r>
-        <w:rPr>
-          <w:noProof/>
-        </w:rPr>
-        <mc:AlternateContent>
-          <mc:Choice Requires="wps">
-            <w:drawing>
-              <wp:anchor distT="0" distB="0" distL="114300" distR="114300" simplePos="0" relativeHeight="251728896" behindDoc="0" locked="0" layoutInCell="1" allowOverlap="1">
-                <wp:simplePos x="0" y="0"/>
-                <wp:positionH relativeFrom="column">
-                  <wp:posOffset>2677341</wp:posOffset>
-                </wp:positionH>
-                <wp:positionV relativeFrom="paragraph">
-                  <wp:posOffset>7997644</wp:posOffset>
-                </wp:positionV>
-                <wp:extent cx="533400" cy="466997"/>
-                <wp:effectExtent l="0" t="0" r="19050" b="28575"/>
-                <wp:wrapNone/>
-                <wp:docPr id="56" name="Rectangle 56"/>
-                <wp:cNvGraphicFramePr/>
-                <a:graphic xmlns:a="http://schemas.openxmlformats.org/drawingml/2006/main">
-                  <a:graphicData uri="http://schemas.microsoft.com/office/word/2010/wordprocessingShape">
-                    <wps:wsp>
-                      <wps:cNvSpPr/>
-                      <wps:spPr>
-                        <a:xfrm>
-                          <a:off x="0" y="0"/>
-                          <a:ext cx="533400" cy="466997"/>
-                        </a:xfrm>
-                        <a:prstGeom prst="rect">
-                          <a:avLst/>
-                        </a:prstGeom>
-                      </wps:spPr>
-                      <wps:style>
-                        <a:lnRef idx="2">
-                          <a:schemeClr val="accent1">
-                            <a:shade val="50000"/>
-                          </a:schemeClr>
-                        </a:lnRef>
-                        <a:fillRef idx="1">
-                          <a:schemeClr val="accent1"/>
-                        </a:fillRef>
-                        <a:effectRef idx="0">
-                          <a:schemeClr val="accent1"/>
-                        </a:effectRef>
-                        <a:fontRef idx="minor">
-                          <a:schemeClr val="lt1"/>
-                        </a:fontRef>
-                      </wps:style>
-                      <wps:txbx>
-                        <w:txbxContent>
-                          <w:p>
-                            <w:pPr>
-                              <w:jc w:val="center"/>
-                            </w:pPr>
-                            <w:r>
-                              <w:t>Field</w:t>
-                            </w:r>
-                          </w:p>
-                        </w:txbxContent>
-                      </wps:txbx>
-                      <wps:bodyPr rot="0" spcFirstLastPara="0" vertOverflow="overflow" horzOverflow="overflow" vert="horz" wrap="square" lIns="91440" tIns="45720" rIns="91440" bIns="45720" numCol="1" spcCol="0" rtlCol="0" fromWordArt="0" anchor="ctr" anchorCtr="0" forceAA="0" compatLnSpc="1">
-                        <a:prstTxWarp prst="textNoShape">
-                          <a:avLst/>
-                        </a:prstTxWarp>
-                        <a:noAutofit/>
-                      </wps:bodyPr>
-                    </wps:wsp>
-                  </a:graphicData>
-                </a:graphic>
-                <wp14:sizeRelH relativeFrom="margin">
-                  <wp14:pctWidth>0</wp14:pctWidth>
-                </wp14:sizeRelH>
-                <wp14:sizeRelV relativeFrom="margin">
-                  <wp14:pctHeight>0</wp14:pctHeight>
-                </wp14:sizeRelV>
-              </wp:anchor>
-            </w:drawing>
-          </mc:Choice>
-          <mc:Fallback>
-            <w:pict>
-              <v:rect id="Rectangle 56" o:spid="_x0000_s1048" style="position:absolute;margin-left:210.8pt;margin-top:629.75pt;width:42pt;height:36.75pt;z-index:251728896;visibility:visible;mso-wrap-style:square;mso-width-percent:0;mso-height-percent:0;mso-wrap-distance-left:9pt;mso-wrap-distance-top:0;mso-wrap-distance-right:9pt;mso-wrap-distance-bottom:0;mso-position-horizontal:absolute;mso-position-horizontal-relative:text;mso-position-vertical:absolute;mso-position-vertical-relative:text;mso-width-percent:0;mso-height-percent:0;mso-width-relative:margin;mso-height-relative:margin;v-text-anchor:middle" o:gfxdata="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" fillcolor="#4472c4 [3204]" strokecolor="#1f3763 [1604]" strokeweight="1pt">
-                <v:textbox>
-                  <w:txbxContent>
-                    <w:p>
-                      <w:pPr>
-                        <w:jc w:val="center"/>
-                      </w:pPr>
-                      <w:r>
-                        <w:t>Field</w:t>
-                      </w:r>
-                    </w:p>
-                  </w:txbxContent>
-                </v:textbox>
-              </v:rect>
-            </w:pict>
-          </mc:Fallback>
-        </mc:AlternateContent>
-      </w:r>
-      <w:r>
-        <w:rPr>
-          <w:noProof/>
-        </w:rPr>
-        <mc:AlternateContent>
-          <mc:Choice Requires="wps">
-            <w:drawing>
-              <wp:anchor distT="0" distB="0" distL="114300" distR="114300" simplePos="0" relativeHeight="251730944" behindDoc="0" locked="0" layoutInCell="1" allowOverlap="1">
-                <wp:simplePos x="0" y="0"/>
-                <wp:positionH relativeFrom="column">
-                  <wp:posOffset>3670300</wp:posOffset>
-                </wp:positionH>
-                <wp:positionV relativeFrom="paragraph">
-                  <wp:posOffset>7941310</wp:posOffset>
-                </wp:positionV>
-                <wp:extent cx="946785" cy="663575"/>
-                <wp:effectExtent l="19050" t="0" r="43815" b="41275"/>
-                <wp:wrapNone/>
-                <wp:docPr id="61" name="Cloud 61"/>
-                <wp:cNvGraphicFramePr/>
-                <a:graphic xmlns:a="http://schemas.openxmlformats.org/drawingml/2006/main">
-                  <a:graphicData uri="http://schemas.microsoft.com/office/word/2010/wordprocessingShape">
-                    <wps:wsp>
-                      <wps:cNvSpPr/>
-                      <wps:spPr>
-                        <a:xfrm>
-                          <a:off x="0" y="0"/>
-                          <a:ext cx="946785" cy="663575"/>
-                        </a:xfrm>
-                        <a:prstGeom prst="cloud">
-                          <a:avLst/>
-                        </a:prstGeom>
-                      </wps:spPr>
-                      <wps:style>
-                        <a:lnRef idx="2">
-                          <a:schemeClr val="accent1">
-                            <a:shade val="50000"/>
-                          </a:schemeClr>
-                        </a:lnRef>
-                        <a:fillRef idx="1">
-                          <a:schemeClr val="accent1"/>
-                        </a:fillRef>
-                        <a:effectRef idx="0">
-                          <a:schemeClr val="accent1"/>
-                        </a:effectRef>
-                        <a:fontRef idx="minor">
-                          <a:schemeClr val="lt1"/>
-                        </a:fontRef>
-                      </wps:style>
-                      <wps:txbx>
-                        <w:txbxContent>
-                          <w:p>
-                            <w:pPr>
-                              <w:jc w:val="center"/>
-                            </w:pPr>
-                            <w:r>
-                              <w:t>HUC12</w:t>
-                            </w:r>
-                          </w:p>
-                        </w:txbxContent>
-                      </wps:txbx>
-                      <wps:bodyPr rot="0" spcFirstLastPara="0" vertOverflow="overflow" horzOverflow="overflow" vert="horz" wrap="square" lIns="91440" tIns="45720" rIns="91440" bIns="45720" numCol="1" spcCol="0" rtlCol="0" fromWordArt="0" anchor="ctr" anchorCtr="0" forceAA="0" compatLnSpc="1">
-                        <a:prstTxWarp prst="textNoShape">
-                          <a:avLst/>
-                        </a:prstTxWarp>
-                        <a:noAutofit/>
-                      </wps:bodyPr>
-                    </wps:wsp>
-                  </a:graphicData>
-                </a:graphic>
-                <wp14:sizeRelH relativeFrom="margin">
-                  <wp14:pctWidth>0</wp14:pctWidth>
-                </wp14:sizeRelH>
-                <wp14:sizeRelV relativeFrom="margin">
-                  <wp14:pctHeight>0</wp14:pctHeight>
-                </wp14:sizeRelV>
-              </wp:anchor>
-            </w:drawing>
-          </mc:Choice>
-          <mc:Fallback>
-            <w:pict>
-              <v:shape id="Cloud 61" o:spid="_x0000_s1049" style="position:absolute;margin-left:289pt;margin-top:625.3pt;width:74.55pt;height:52.25pt;z-index:251730944;visibility:visible;mso-wrap-style:square;mso-width-percent:0;mso-height-percent:0;mso-wrap-distance-left:9pt;mso-wrap-distance-top:0;mso-wrap-distance-right:9pt;mso-wrap-distance-bottom:0;mso-position-horizontal:absolute;mso-position-horizontal-relative:text;mso-position-vertical:absolute;mso-position-vertical-relative:text;mso-width-percent:0;mso-height-percent:0;mso-width-relative:margin;mso-height-relative:margin;v-text-anchor:middle" coordsize="43200,43200" o:spt="100" o:gfxdata="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" adj="-11796480,,5400" path="m3900,14370c3629,11657,4261,8921,5623,6907,7775,3726,11264,3017,14005,5202,15678,909,19914,22,22456,3432,23097,1683,24328,474,25749,200v1564,-302,3126,570,4084,2281c31215,267,33501,-460,35463,690v1495,876,2567,2710,2855,4886c40046,6218,41422,7998,41982,10318v407,1684,349,3513,-164,5142c43079,17694,43520,20590,43016,23322v-670,3632,-2888,6352,-5612,6882c37391,32471,36658,34621,35395,36101v-1919,2249,-4691,2538,-6840,714c27860,39948,25999,42343,23667,43106v-2748,899,-5616,-633,-7187,-3840c12772,42310,7956,40599,5804,35472,3690,35809,1705,34024,1110,31250,679,29243,1060,27077,2113,25551,619,24354,-213,22057,-5,19704,239,16949,1845,14791,3863,14507v12,-46,25,-91,37,-137xem4693,26177nfc3809,26271,2925,25993,2160,25380t4768,9519nfc6573,35092,6200,35220,5820,35280t10658,3810nfc16211,38544,15987,37961,15810,37350m28827,34751nfc28788,35398,28698,36038,28560,36660m34129,22954nfc36133,24282,37398,27058,37380,30090m41798,15354nfc41473,16386,40978,17302,40350,18030m38324,5426nfc38379,5843,38405,6266,38400,6690m29078,3952nfc29267,3369,29516,2826,29820,2340m22141,4720nfc22218,4238,22339,3771,22500,3330m14000,5192nfc14472,5568,14908,6021,15300,6540m4127,15789nfc4024,15325,3948,14851,3900,14370e" fillcolor="#4472c4 [3204]" strokecolor="#1f3763 [1604]" strokeweight="1pt">
-                <v:stroke joinstyle="miter"/>
-                <v:formulas/>
-                <v:path arrowok="t" o:connecttype="custom" o:connectlocs="102853,402093;47339,389850;151836,536067;127553,541920;361137,600443;346497,573716;631782,533794;625930,563117;747982,352586;819232,462198;916058,235846;884323,276950;839921,83346;841587,102762;637283,60705;653545,35944;485249,72502;493117,51151;306828,79752;335320,100458;90449,242527;85474,220731" o:connectangles="0,0,0,0,0,0,0,0,0,0,0,0,0,0,0,0,0,0,0,0,0,0" textboxrect="0,0,43200,43200"/>
-                <v:textbox>
-                  <w:txbxContent>
-                    <w:p>
-                      <w:pPr>
-                        <w:jc w:val="center"/>
-                      </w:pPr>
-                      <w:r>
-                        <w:t>HUC12</w:t>
-                      </w:r>
-                    </w:p>
-                  </w:txbxContent>
-                </v:textbox>
-              </v:shape>
-            </w:pict>
-          </mc:Fallback>
-        </mc:AlternateContent>
-      </w:r>
-      <w:r>
-        <w:rPr>
-          <w:noProof/>
-        </w:rPr>
-        <mc:AlternateContent>
-          <mc:Choice Requires="wps">
-            <w:drawing>
-              <wp:anchor distT="0" distB="0" distL="114300" distR="114300" simplePos="0" relativeHeight="251729920" behindDoc="0" locked="0" layoutInCell="1" allowOverlap="1">
-                <wp:simplePos x="0" y="0"/>
-                <wp:positionH relativeFrom="column">
-                  <wp:posOffset>4790350</wp:posOffset>
-                </wp:positionH>
-                <wp:positionV relativeFrom="paragraph">
-                  <wp:posOffset>7766050</wp:posOffset>
-                </wp:positionV>
-                <wp:extent cx="962660" cy="924197"/>
-                <wp:effectExtent l="0" t="0" r="27940" b="28575"/>
-                <wp:wrapNone/>
-                <wp:docPr id="58" name="Wave 58"/>
-                <wp:cNvGraphicFramePr/>
-                <a:graphic xmlns:a="http://schemas.openxmlformats.org/drawingml/2006/main">
-                  <a:graphicData uri="http://schemas.microsoft.com/office/word/2010/wordprocessingShape">
-                    <wps:wsp>
-                      <wps:cNvSpPr/>
-                      <wps:spPr>
-                        <a:xfrm>
-                          <a:off x="0" y="0"/>
-                          <a:ext cx="962660" cy="924197"/>
-                        </a:xfrm>
-                        <a:prstGeom prst="wave">
-                          <a:avLst/>
-                        </a:prstGeom>
-                      </wps:spPr>
-                      <wps:style>
-                        <a:lnRef idx="2">
-                          <a:schemeClr val="accent1">
-                            <a:shade val="50000"/>
-                          </a:schemeClr>
-                        </a:lnRef>
-                        <a:fillRef idx="1">
-                          <a:schemeClr val="accent1"/>
-                        </a:fillRef>
-                        <a:effectRef idx="0">
-                          <a:schemeClr val="accent1"/>
-                        </a:effectRef>
-                        <a:fontRef idx="minor">
-                          <a:schemeClr val="lt1"/>
-                        </a:fontRef>
-                      </wps:style>
-                      <wps:txbx>
-                        <w:txbxContent>
-                          <w:p>
-                            <w:pPr>
-                              <w:jc w:val="center"/>
-                            </w:pPr>
-                            <w:r>
-                              <w:t>MLRA</w:t>
-                            </w:r>
-                          </w:p>
-                        </w:txbxContent>
-                      </wps:txbx>
-                      <wps:bodyPr rot="0" spcFirstLastPara="0" vertOverflow="overflow" horzOverflow="overflow" vert="horz" wrap="square" lIns="91440" tIns="45720" rIns="91440" bIns="45720" numCol="1" spcCol="0" rtlCol="0" fromWordArt="0" anchor="ctr" anchorCtr="0" forceAA="0" compatLnSpc="1">
-                        <a:prstTxWarp prst="textNoShape">
-                          <a:avLst/>
-                        </a:prstTxWarp>
-                        <a:noAutofit/>
-                      </wps:bodyPr>
-                    </wps:wsp>
-                  </a:graphicData>
-                </a:graphic>
-                <wp14:sizeRelH relativeFrom="margin">
-                  <wp14:pctWidth>0</wp14:pctWidth>
-                </wp14:sizeRelH>
-                <wp14:sizeRelV relativeFrom="margin">
-                  <wp14:pctHeight>0</wp14:pctHeight>
-                </wp14:sizeRelV>
-              </wp:anchor>
-            </w:drawing>
-          </mc:Choice>
-          <mc:Fallback>
-            <w:pict>
-              <v:shapetype id="_x0000_t64" coordsize="21600,21600" o:spt="64" adj="2809,10800" path="m@28@0c@27@1@26@3@25@0l@21@4c@22@5@23@6@24@4xe">
-                <v:formulas>
-                  <v:f eqn="val #0"/>
-                  <v:f eqn="prod @0 41 9"/>
-                  <v:f eqn="prod @0 23 9"/>
-                  <v:f eqn="sum 0 0 @2"/>
-                  <v:f eqn="sum 21600 0 #0"/>
-                  <v:f eqn="sum 21600 0 @1"/>
-                  <v:f eqn="sum 21600 0 @3"/>
-                  <v:f eqn="sum #1 0 10800"/>
-                  <v:f eqn="sum 21600 0 #1"/>
-                  <v:f eqn="prod @8 2 3"/>
-                  <v:f eqn="prod @8 4 3"/>
-                  <v:f eqn="prod @8 2 1"/>
-                  <v:f eqn="sum 21600 0 @9"/>
-                  <v:f eqn="sum 21600 0 @10"/>
-                  <v:f eqn="sum 21600 0 @11"/>
-                  <v:f eqn="prod #1 2 3"/>
-                  <v:f eqn="prod #1 4 3"/>
-                  <v:f eqn="prod #1 2 1"/>
-                  <v:f eqn="sum 21600 0 @15"/>
-                  <v:f eqn="sum 21600 0 @16"/>
-                  <v:f eqn="sum 21600 0 @17"/>
-                  <v:f eqn="if @7 @14 0"/>
-                  <v:f eqn="if @7 @13 @15"/>
-                  <v:f eqn="if @7 @12 @16"/>
-                  <v:f eqn="if @7 21600 @17"/>
-                  <v:f eqn="if @7 0 @20"/>
-                  <v:f eqn="if @7 @9 @19"/>
-                  <v:f eqn="if @7 @10 @18"/>
-                  <v:f eqn="if @7 @11 21600"/>
-                  <v:f eqn="sum @24 0 @21"/>
-                  <v:f eqn="sum @4 0 @0"/>
-                  <v:f eqn="max @21 @25"/>
-                  <v:f eqn="min @24 @28"/>
-                  <v:f eqn="prod @0 2 1"/>
-                  <v:f eqn="sum 21600 0 @33"/>
-                  <v:f eqn="mid @26 @27"/>
-                  <v:f eqn="mid @24 @28"/>
-                  <v:f eqn="mid @22 @23"/>
-                  <v:f eqn="mid @21 @25"/>
-                </v:formulas>
-                <v:path o:connecttype="custom" o:connectlocs="@35,@0;@38,10800;@37,@4;@36,10800" o:connectangles="270,180,90,0" textboxrect="@31,@33,@32,@34"/>
-                <v:handles>
-                  <v:h position="topLeft,#0" yrange="0,4459"/>
-                  <v:h position="#1,bottomRight" xrange="8640,12960"/>
-                </v:handles>
-              </v:shapetype>
-              <v:shape id="Wave 58" o:spid="_x0000_s1050" type="#_x0000_t64" style="position:absolute;margin-left:377.2pt;margin-top:611.5pt;width:75.8pt;height:72.75pt;z-index:251729920;visibility:visible;mso-wrap-style:square;mso-width-percent:0;mso-height-percent:0;mso-wrap-distance-left:9pt;mso-wrap-distance-top:0;mso-wrap-distance-right:9pt;mso-wrap-distance-bottom:0;mso-position-horizontal:absolute;mso-position-horizontal-relative:text;mso-position-vertical:absolute;mso-position-vertical-relative:text;mso-width-percent:0;mso-height-percent:0;mso-width-relative:margin;mso-height-relative:margin;v-text-anchor:middle" o:gfxdata="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" adj="2700" fillcolor="#4472c4 [3204]" strokecolor="#1f3763 [1604]" strokeweight="1pt">
-                <v:stroke joinstyle="miter"/>
-                <v:textbox>
-                  <w:txbxContent>
-                    <w:p>
-                      <w:pPr>
-                        <w:jc w:val="center"/>
-                      </w:pPr>
-                      <w:r>
-                        <w:t>MLRA</w:t>
-                      </w:r>
-                    </w:p>
-                  </w:txbxContent>
-                </v:textbox>
-              </v:shape>
-            </w:pict>
-          </mc:Fallback>
-        </mc:AlternateContent>
-      </w:r>
-      <w:r>
-        <w:rPr>
-          <w:noProof/>
-        </w:rPr>
-        <mc:AlternateContent>
-          <mc:Choice Requires="wps">
-            <w:drawing>
-              <wp:anchor distT="0" distB="0" distL="114300" distR="114300" simplePos="0" relativeHeight="251731968" behindDoc="0" locked="0" layoutInCell="1" allowOverlap="1">
-                <wp:simplePos x="0" y="0"/>
-                <wp:positionH relativeFrom="column">
-                  <wp:posOffset>5997575</wp:posOffset>
-                </wp:positionH>
-                <wp:positionV relativeFrom="paragraph">
-                  <wp:posOffset>7811135</wp:posOffset>
-                </wp:positionV>
-                <wp:extent cx="929367" cy="968738"/>
-                <wp:effectExtent l="0" t="0" r="23495" b="22225"/>
-                <wp:wrapNone/>
-                <wp:docPr id="62" name="Oval 62"/>
-                <wp:cNvGraphicFramePr/>
-                <a:graphic xmlns:a="http://schemas.openxmlformats.org/drawingml/2006/main">
-                  <a:graphicData uri="http://schemas.microsoft.com/office/word/2010/wordprocessingShape">
-                    <wps:wsp>
-                      <wps:cNvSpPr/>
-                      <wps:spPr>
-                        <a:xfrm>
-                          <a:off x="0" y="0"/>
-                          <a:ext cx="929367" cy="968738"/>
-                        </a:xfrm>
-                        <a:prstGeom prst="ellipse">
-                          <a:avLst/>
-                        </a:prstGeom>
-                      </wps:spPr>
-                      <wps:style>
-                        <a:lnRef idx="2">
-                          <a:schemeClr val="accent1">
-                            <a:shade val="50000"/>
-                          </a:schemeClr>
-                        </a:lnRef>
-                        <a:fillRef idx="1">
-                          <a:schemeClr val="accent1"/>
-                        </a:fillRef>
-                        <a:effectRef idx="0">
-                          <a:schemeClr val="accent1"/>
-                        </a:effectRef>
-                        <a:fontRef idx="minor">
-                          <a:schemeClr val="lt1"/>
-                        </a:fontRef>
-                      </wps:style>
-                      <wps:txbx>
-                        <w:txbxContent>
-                          <w:p>
-                            <w:pPr>
-                              <w:jc w:val="center"/>
-                            </w:pPr>
-                            <w:proofErr w:type="spellStart"/>
-                            <w:r>
-                              <w:t>supplyshed</w:t>
-                            </w:r>
-                            <w:proofErr w:type="spellEnd"/>
-                          </w:p>
-                        </w:txbxContent>
-                      </wps:txbx>
-                      <wps:bodyPr rot="0" spcFirstLastPara="0" vertOverflow="overflow" horzOverflow="overflow" vert="horz" wrap="square" lIns="91440" tIns="45720" rIns="91440" bIns="45720" numCol="1" spcCol="0" rtlCol="0" fromWordArt="0" anchor="ctr" anchorCtr="0" forceAA="0" compatLnSpc="1">
-                        <a:prstTxWarp prst="textNoShape">
-                          <a:avLst/>
-                        </a:prstTxWarp>
-                        <a:noAutofit/>
-                      </wps:bodyPr>
-                    </wps:wsp>
-                  </a:graphicData>
-                </a:graphic>
-                <wp14:sizeRelH relativeFrom="margin">
-                  <wp14:pctWidth>0</wp14:pctWidth>
-                </wp14:sizeRelH>
-                <wp14:sizeRelV relativeFrom="margin">
-                  <wp14:pctHeight>0</wp14:pctHeight>
-                </wp14:sizeRelV>
-              </wp:anchor>
-            </w:drawing>
-          </mc:Choice>
-          <mc:Fallback>
-            <w:pict>
-              <v:oval id="Oval 62" o:spid="_x0000_s1051" style="position:absolute;margin-left:472.25pt;margin-top:615.05pt;width:73.2pt;height:76.3pt;z-index:251731968;visibility:visible;mso-wrap-style:square;mso-width-percent:0;mso-height-percent:0;mso-wrap-distance-left:9pt;mso-wrap-distance-top:0;mso-wrap-distance-right:9pt;mso-wrap-distance-bottom:0;mso-position-horizontal:absolute;mso-position-horizontal-relative:text;mso-position-vertical:absolute;mso-position-vertical-relative:text;mso-width-percent:0;mso-height-percent:0;mso-width-relative:margin;mso-height-relative:margin;v-text-anchor:middle" o:gfxdata="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" fillcolor="#4472c4 [3204]" strokecolor="#1f3763 [1604]" strokeweight="1pt">
-                <v:stroke joinstyle="miter"/>
-                <v:textbox>
-                  <w:txbxContent>
-                    <w:p>
-                      <w:pPr>
-                        <w:jc w:val="center"/>
-                      </w:pPr>
-                      <w:proofErr w:type="spellStart"/>
-                      <w:r>
-                        <w:t>supplyshed</w:t>
-                      </w:r>
-                      <w:proofErr w:type="spellEnd"/>
-                    </w:p>
-                  </w:txbxContent>
-                </v:textbox>
-              </v:oval>
-            </w:pict>
-          </mc:Fallback>
-        </mc:AlternateContent>
-      </w:r>
-      <w:r>
-        <w:rPr>
-          <w:noProof/>
-        </w:rPr>
-        <mc:AlternateContent>
-          <mc:Choice Requires="wpg">
-            <w:drawing>
-              <wp:anchor distT="0" distB="0" distL="114300" distR="114300" simplePos="0" relativeHeight="251727872" behindDoc="0" locked="0" layoutInCell="1" allowOverlap="1" wp14:anchorId="1E61DABE" wp14:editId="2B115B6E">
-                <wp:simplePos x="0" y="0"/>
-                <wp:positionH relativeFrom="column">
-                  <wp:posOffset>6062527</wp:posOffset>
-                </wp:positionH>
-                <wp:positionV relativeFrom="paragraph">
-                  <wp:posOffset>5498737</wp:posOffset>
-                </wp:positionV>
-                <wp:extent cx="1188720" cy="635000"/>
-                <wp:effectExtent l="0" t="0" r="0" b="12700"/>
-                <wp:wrapNone/>
-                <wp:docPr id="52" name="Group 52"/>
-                <wp:cNvGraphicFramePr/>
-                <a:graphic xmlns:a="http://schemas.openxmlformats.org/drawingml/2006/main">
-                  <a:graphicData uri="http://schemas.microsoft.com/office/word/2010/wordprocessingGroup">
-                    <wpg:wgp>
-                      <wpg:cNvGrpSpPr/>
-                      <wpg:grpSpPr>
-                        <a:xfrm>
-                          <a:off x="0" y="0"/>
-                          <a:ext cx="1188720" cy="635000"/>
-                          <a:chOff x="207914" y="45720"/>
-                          <a:chExt cx="1188720" cy="635000"/>
-                        </a:xfrm>
-                      </wpg:grpSpPr>
-                      <wps:wsp>
-                        <wps:cNvPr id="53" name="Oval 53"/>
-                        <wps:cNvSpPr/>
-                        <wps:spPr>
-                          <a:xfrm>
-                            <a:off x="518160" y="45720"/>
-                            <a:ext cx="635000" cy="635000"/>
-                          </a:xfrm>
-                          <a:prstGeom prst="ellipse">
-                            <a:avLst/>
-                          </a:prstGeom>
-                          <a:solidFill>
-                            <a:schemeClr val="accent4">
-                              <a:lumMod val="20000"/>
-                              <a:lumOff val="80000"/>
-                            </a:schemeClr>
-                          </a:solidFill>
-                          <a:ln>
-                            <a:solidFill>
-                              <a:schemeClr val="accent2">
-                                <a:lumMod val="50000"/>
-                              </a:schemeClr>
-                            </a:solidFill>
-                          </a:ln>
-                        </wps:spPr>
-                        <wps:style>
-                          <a:lnRef idx="2">
-                            <a:schemeClr val="accent1">
-                              <a:shade val="50000"/>
-                            </a:schemeClr>
-                          </a:lnRef>
-                          <a:fillRef idx="1">
-                            <a:schemeClr val="accent1"/>
-                          </a:fillRef>
-                          <a:effectRef idx="0">
-                            <a:schemeClr val="accent1"/>
-                          </a:effectRef>
-                          <a:fontRef idx="minor">
-                            <a:schemeClr val="lt1"/>
-                          </a:fontRef>
-                        </wps:style>
-                        <wps:bodyPr rot="0" spcFirstLastPara="0" vertOverflow="overflow" horzOverflow="overflow" vert="horz" wrap="square" lIns="91440" tIns="45720" rIns="91440" bIns="45720" numCol="1" spcCol="0" rtlCol="0" fromWordArt="0" anchor="ctr" anchorCtr="0" forceAA="0" compatLnSpc="1">
-                          <a:prstTxWarp prst="textNoShape">
-                            <a:avLst/>
-                          </a:prstTxWarp>
-                          <a:noAutofit/>
-                        </wps:bodyPr>
-                      </wps:wsp>
-                      <wps:wsp>
-                        <wps:cNvPr id="54" name="Text Box 2"/>
-                        <wps:cNvSpPr txBox="1">
-                          <a:spLocks noChangeArrowheads="1"/>
-                        </wps:cNvSpPr>
-                        <wps:spPr bwMode="auto">
-                          <a:xfrm>
-                            <a:off x="207914" y="45720"/>
-                            <a:ext cx="1188720" cy="589280"/>
-                          </a:xfrm>
-                          <a:prstGeom prst="rect">
-                            <a:avLst/>
-                          </a:prstGeom>
-                          <a:noFill/>
-                          <a:ln w="9525">
-                            <a:noFill/>
-                            <a:miter lim="800000"/>
-                            <a:headEnd/>
-                            <a:tailEnd/>
-                          </a:ln>
-                        </wps:spPr>
-                        <wps:txbx>
-                          <w:txbxContent>
-                            <w:p>
-                              <w:pPr>
-                                <w:jc w:val="center"/>
-                                <w:rPr>
-                                  <w:rFonts w:ascii="Times New Roman" w:hAnsi="Times New Roman" w:cs="Times New Roman"/>
-                                  <w:b/>
-                                  <w:sz w:val="32"/>
-                                </w:rPr>
-                              </w:pPr>
-                              <w:r>
-                                <w:rPr>
-                                  <w:rFonts w:ascii="Times New Roman" w:hAnsi="Times New Roman" w:cs="Times New Roman"/>
-                                  <w:b/>
-                                  <w:sz w:val="32"/>
-                                </w:rPr>
-                                <w:t>Annual</w:t>
-                              </w:r>
-                              <w:r>
-                                <w:rPr>
-                                  <w:rFonts w:ascii="Times New Roman" w:hAnsi="Times New Roman" w:cs="Times New Roman"/>
-                                  <w:b/>
-                                  <w:sz w:val="32"/>
-                                </w:rPr>
-                                <w:br/>
-                                <w:t>Yield Data</w:t>
-                              </w:r>
-                            </w:p>
-                          </w:txbxContent>
-                        </wps:txbx>
-                        <wps:bodyPr rot="0" vert="horz" wrap="square" lIns="91440" tIns="45720" rIns="91440" bIns="45720" anchor="t" anchorCtr="0">
-                          <a:noAutofit/>
-                        </wps:bodyPr>
-                      </wps:wsp>
-                    </wpg:wgp>
-                  </a:graphicData>
-                </a:graphic>
-                <wp14:sizeRelH relativeFrom="margin">
-                  <wp14:pctWidth>0</wp14:pctWidth>
-                </wp14:sizeRelH>
-                <wp14:sizeRelV relativeFrom="margin">
-                  <wp14:pctHeight>0</wp14:pctHeight>
-                </wp14:sizeRelV>
-              </wp:anchor>
-            </w:drawing>
-          </mc:Choice>
-          <mc:Fallback>
-            <w:pict>
-              <v:group w14:anchorId="1E61DABE" id="Group 52" o:spid="_x0000_s1052" style="position:absolute;margin-left:477.35pt;margin-top:432.95pt;width:93.6pt;height:50pt;z-index:251727872;mso-width-relative:margin;mso-height-relative:margin" coordorigin="2079,457" coordsize="11887,6350" o:gfxdata="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">
-                <v:oval id="Oval 53" o:spid="_x0000_s1053" style="position:absolute;left:5181;top:457;width:6350;height:6350;visibility:visible;mso-wrap-style:square;v-text-anchor:middle" o:gfxdata="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" fillcolor="#fff2cc [663]" strokecolor="#823b0b [1605]" strokeweight="1pt">
-                  <v:stroke joinstyle="miter"/>
-                </v:oval>
-                <v:shape id="_x0000_s1054" type="#_x0000_t202" style="position:absolute;left:2079;top:457;width:11887;height:5893;visibility:visible;mso-wrap-style:square;v-text-anchor:top" o:gfxdata="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" filled="f" stroked="f">
-                  <v:textbox>
-                    <w:txbxContent>
-                      <w:p>
-                        <w:pPr>
-                          <w:jc w:val="center"/>
-                          <w:rPr>
-                            <w:rFonts w:ascii="Times New Roman" w:hAnsi="Times New Roman" w:cs="Times New Roman"/>
-                            <w:b/>
-                            <w:sz w:val="32"/>
-                          </w:rPr>
-                        </w:pPr>
-                        <w:r>
-                          <w:rPr>
-                            <w:rFonts w:ascii="Times New Roman" w:hAnsi="Times New Roman" w:cs="Times New Roman"/>
-                            <w:b/>
-                            <w:sz w:val="32"/>
-                          </w:rPr>
-                          <w:t>Annual</w:t>
-                        </w:r>
-                        <w:r>
-                          <w:rPr>
-                            <w:rFonts w:ascii="Times New Roman" w:hAnsi="Times New Roman" w:cs="Times New Roman"/>
-                            <w:b/>
-                            <w:sz w:val="32"/>
-                          </w:rPr>
-                          <w:br/>
-                          <w:t>Yield Data</w:t>
-                        </w:r>
-                      </w:p>
-                    </w:txbxContent>
-                  </v:textbox>
-                </v:shape>
-              </v:group>
-            </w:pict>
-          </mc:Fallback>
-        </mc:AlternateContent>
-      </w:r>
-      <w:r>
-        <w:rPr>
-          <w:noProof/>
-        </w:rPr>
-        <mc:AlternateContent>
-          <mc:Choice Requires="wpg">
-            <w:drawing>
-              <wp:anchor distT="0" distB="0" distL="114300" distR="114300" simplePos="0" relativeHeight="251719680" behindDoc="0" locked="0" layoutInCell="1" allowOverlap="1" wp14:anchorId="3A7144B8" wp14:editId="2666131F">
-                <wp:simplePos x="0" y="0"/>
-                <wp:positionH relativeFrom="column">
-                  <wp:posOffset>4095750</wp:posOffset>
-                </wp:positionH>
-                <wp:positionV relativeFrom="paragraph">
-                  <wp:posOffset>5191669</wp:posOffset>
-                </wp:positionV>
-                <wp:extent cx="1188720" cy="635000"/>
-                <wp:effectExtent l="0" t="0" r="0" b="22225"/>
-                <wp:wrapNone/>
-                <wp:docPr id="42" name="Group 42"/>
-                <wp:cNvGraphicFramePr/>
-                <a:graphic xmlns:a="http://schemas.openxmlformats.org/drawingml/2006/main">
-                  <a:graphicData uri="http://schemas.microsoft.com/office/word/2010/wordprocessingGroup">
-                    <wpg:wgp>
-                      <wpg:cNvGrpSpPr/>
-                      <wpg:grpSpPr>
-                        <a:xfrm>
-                          <a:off x="0" y="0"/>
-                          <a:ext cx="1188720" cy="635000"/>
-                          <a:chOff x="246014" y="45720"/>
-                          <a:chExt cx="1188720" cy="635000"/>
-                        </a:xfrm>
-                      </wpg:grpSpPr>
-                      <wps:wsp>
-                        <wps:cNvPr id="43" name="Oval 43"/>
-                        <wps:cNvSpPr/>
-                        <wps:spPr>
-                          <a:xfrm>
-                            <a:off x="518160" y="45720"/>
-                            <a:ext cx="635000" cy="635000"/>
-                          </a:xfrm>
-                          <a:prstGeom prst="ellipse">
-                            <a:avLst/>
-                          </a:prstGeom>
-                          <a:solidFill>
-                            <a:schemeClr val="accent4">
-                              <a:lumMod val="20000"/>
-                              <a:lumOff val="80000"/>
-                            </a:schemeClr>
-                          </a:solidFill>
-                          <a:ln>
-                            <a:solidFill>
-                              <a:schemeClr val="accent2">
-                                <a:lumMod val="50000"/>
-                              </a:schemeClr>
-                            </a:solidFill>
-                          </a:ln>
-                        </wps:spPr>
-                        <wps:style>
-                          <a:lnRef idx="2">
-                            <a:schemeClr val="accent1">
-                              <a:shade val="50000"/>
-                            </a:schemeClr>
-                          </a:lnRef>
-                          <a:fillRef idx="1">
-                            <a:schemeClr val="accent1"/>
-                          </a:fillRef>
-                          <a:effectRef idx="0">
-                            <a:schemeClr val="accent1"/>
-                          </a:effectRef>
-                          <a:fontRef idx="minor">
-                            <a:schemeClr val="lt1"/>
-                          </a:fontRef>
-                        </wps:style>
-                        <wps:bodyPr rot="0" spcFirstLastPara="0" vertOverflow="overflow" horzOverflow="overflow" vert="horz" wrap="square" lIns="91440" tIns="45720" rIns="91440" bIns="45720" numCol="1" spcCol="0" rtlCol="0" fromWordArt="0" anchor="ctr" anchorCtr="0" forceAA="0" compatLnSpc="1">
-                          <a:prstTxWarp prst="textNoShape">
-                            <a:avLst/>
-                          </a:prstTxWarp>
-                          <a:noAutofit/>
-                        </wps:bodyPr>
-                      </wps:wsp>
-                      <wps:wsp>
-                        <wps:cNvPr id="44" name="Text Box 2"/>
-                        <wps:cNvSpPr txBox="1">
-                          <a:spLocks noChangeArrowheads="1"/>
-                        </wps:cNvSpPr>
-                        <wps:spPr bwMode="auto">
-                          <a:xfrm>
-                            <a:off x="246014" y="45720"/>
-                            <a:ext cx="1188720" cy="589280"/>
-                          </a:xfrm>
-                          <a:prstGeom prst="rect">
-                            <a:avLst/>
-                          </a:prstGeom>
-                          <a:noFill/>
-                          <a:ln w="9525">
-                            <a:noFill/>
-                            <a:miter lim="800000"/>
-                            <a:headEnd/>
-                            <a:tailEnd/>
-                          </a:ln>
-                        </wps:spPr>
-                        <wps:txbx>
-                          <w:txbxContent>
-                            <w:p>
-                              <w:pPr>
-                                <w:jc w:val="center"/>
-                                <w:rPr>
-                                  <w:rFonts w:ascii="Times New Roman" w:hAnsi="Times New Roman" w:cs="Times New Roman"/>
-                                  <w:b/>
-                                  <w:sz w:val="32"/>
-                                </w:rPr>
-                              </w:pPr>
-                              <w:r>
-                                <w:rPr>
-                                  <w:rFonts w:ascii="Times New Roman" w:hAnsi="Times New Roman" w:cs="Times New Roman"/>
-                                  <w:b/>
-                                  <w:sz w:val="32"/>
-                                </w:rPr>
-                                <w:t>Costs &amp;</w:t>
-                              </w:r>
-                              <w:r>
-                                <w:rPr>
-                                  <w:rFonts w:ascii="Times New Roman" w:hAnsi="Times New Roman" w:cs="Times New Roman"/>
-                                  <w:b/>
-                                  <w:sz w:val="32"/>
-                                </w:rPr>
-                                <w:br/>
-                                <w:t>Returns</w:t>
-                              </w:r>
-                            </w:p>
-                          </w:txbxContent>
-                        </wps:txbx>
-                        <wps:bodyPr rot="0" vert="horz" wrap="square" lIns="91440" tIns="45720" rIns="91440" bIns="45720" anchor="t" anchorCtr="0">
-                          <a:noAutofit/>
-                        </wps:bodyPr>
-                      </wps:wsp>
-                    </wpg:wgp>
-                  </a:graphicData>
-                </a:graphic>
-                <wp14:sizeRelH relativeFrom="margin">
-                  <wp14:pctWidth>0</wp14:pctWidth>
-                </wp14:sizeRelH>
-                <wp14:sizeRelV relativeFrom="margin">
-                  <wp14:pctHeight>0</wp14:pctHeight>
-                </wp14:sizeRelV>
-              </wp:anchor>
-            </w:drawing>
-          </mc:Choice>
-          <mc:Fallback>
-            <w:pict>
-              <v:group w14:anchorId="3A7144B8" id="Group 42" o:spid="_x0000_s1055" style="position:absolute;margin-left:322.5pt;margin-top:408.8pt;width:93.6pt;height:50pt;z-index:251719680;mso-width-relative:margin;mso-height-relative:margin" coordorigin="2460,457" coordsize="11887,6350" o:gfxdata="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">
-                <v:oval id="Oval 43" o:spid="_x0000_s1056" style="position:absolute;left:5181;top:457;width:6350;height:6350;visibility:visible;mso-wrap-style:square;v-text-anchor:middle" o:gfxdata="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" fillcolor="#fff2cc [663]" strokecolor="#823b0b [1605]" strokeweight="1pt">
-                  <v:stroke joinstyle="miter"/>
-                </v:oval>
-                <v:shape id="_x0000_s1057" type="#_x0000_t202" style="position:absolute;left:2460;top:457;width:11887;height:5893;visibility:visible;mso-wrap-style:square;v-text-anchor:top" o:gfxdata="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" filled="f" stroked="f">
-                  <v:textbox>
-                    <w:txbxContent>
-                      <w:p>
-                        <w:pPr>
-                          <w:jc w:val="center"/>
-                          <w:rPr>
-                            <w:rFonts w:ascii="Times New Roman" w:hAnsi="Times New Roman" w:cs="Times New Roman"/>
-                            <w:b/>
-                            <w:sz w:val="32"/>
-                          </w:rPr>
-                        </w:pPr>
-                        <w:r>
-                          <w:rPr>
-                            <w:rFonts w:ascii="Times New Roman" w:hAnsi="Times New Roman" w:cs="Times New Roman"/>
-                            <w:b/>
-                            <w:sz w:val="32"/>
-                          </w:rPr>
-                          <w:t>Costs &amp;</w:t>
-                        </w:r>
-                        <w:r>
-                          <w:rPr>
-                            <w:rFonts w:ascii="Times New Roman" w:hAnsi="Times New Roman" w:cs="Times New Roman"/>
-                            <w:b/>
-                            <w:sz w:val="32"/>
-                          </w:rPr>
-                          <w:br/>
-                          <w:t>Returns</w:t>
-                        </w:r>
-                      </w:p>
-                    </w:txbxContent>
-                  </v:textbox>
-                </v:shape>
-              </v:group>
-            </w:pict>
-          </mc:Fallback>
-        </mc:AlternateContent>
-      </w:r>
-      <w:r>
-        <w:rPr>
-          <w:noProof/>
-        </w:rPr>
-        <mc:AlternateContent>
-          <mc:Choice Requires="wps">
-            <w:drawing>
-              <wp:anchor distT="45720" distB="45720" distL="114300" distR="114300" simplePos="0" relativeHeight="251705344" behindDoc="0" locked="0" layoutInCell="1" allowOverlap="1" wp14:anchorId="7ED794E8" wp14:editId="2F788F9A">
-                <wp:simplePos x="0" y="0"/>
-                <wp:positionH relativeFrom="column">
-                  <wp:posOffset>4322445</wp:posOffset>
-                </wp:positionH>
-                <wp:positionV relativeFrom="paragraph">
-                  <wp:posOffset>4248150</wp:posOffset>
-                </wp:positionV>
-                <wp:extent cx="2718435" cy="466725"/>
-                <wp:effectExtent l="0" t="0" r="0" b="0"/>
-                <wp:wrapSquare wrapText="bothSides"/>
-                <wp:docPr id="36" name="Text Box 2"/>
-                <wp:cNvGraphicFramePr>
-                  <a:graphicFrameLocks xmlns:a="http://schemas.openxmlformats.org/drawingml/2006/main"/>
-                </wp:cNvGraphicFramePr>
-                <a:graphic xmlns:a="http://schemas.openxmlformats.org/drawingml/2006/main">
-                  <a:graphicData uri="http://schemas.microsoft.com/office/word/2010/wordprocessingShape">
-                    <wps:wsp>
-                      <wps:cNvSpPr txBox="1">
-                        <a:spLocks noChangeArrowheads="1"/>
-                      </wps:cNvSpPr>
-                      <wps:spPr bwMode="auto">
-                        <a:xfrm>
-                          <a:off x="0" y="0"/>
-                          <a:ext cx="2718435" cy="466725"/>
-                        </a:xfrm>
-                        <a:prstGeom prst="rect">
-                          <a:avLst/>
-                        </a:prstGeom>
-                        <a:noFill/>
-                        <a:ln w="9525">
-                          <a:noFill/>
-                          <a:miter lim="800000"/>
-                          <a:headEnd/>
-                          <a:tailEnd/>
-                        </a:ln>
-                      </wps:spPr>
-                      <wps:txbx>
-                        <w:txbxContent>
-                          <w:p>
-                            <w:pPr>
-                              <w:jc w:val="center"/>
-                              <w:rPr>
-                                <w:rFonts w:ascii="Times New Roman" w:hAnsi="Times New Roman" w:cs="Times New Roman"/>
-                                <w:sz w:val="36"/>
-                                <w:szCs w:val="40"/>
-                              </w:rPr>
-                            </w:pPr>
-                            <w:r>
-                              <w:rPr>
-                                <w:rFonts w:ascii="Times New Roman" w:hAnsi="Times New Roman" w:cs="Times New Roman"/>
-                                <w:sz w:val="36"/>
-                                <w:szCs w:val="40"/>
-                              </w:rPr>
-                              <w:t>Calculate Pollutant Loads</w:t>
-                            </w:r>
-                          </w:p>
-                        </w:txbxContent>
-                      </wps:txbx>
-                      <wps:bodyPr rot="0" vert="horz" wrap="square" lIns="91440" tIns="45720" rIns="91440" bIns="45720" anchor="t" anchorCtr="0">
-                        <a:noAutofit/>
-                      </wps:bodyPr>
-                    </wps:wsp>
-                  </a:graphicData>
-                </a:graphic>
-                <wp14:sizeRelH relativeFrom="margin">
-                  <wp14:pctWidth>0</wp14:pctWidth>
-                </wp14:sizeRelH>
-                <wp14:sizeRelV relativeFrom="margin">
-                  <wp14:pctHeight>0</wp14:pctHeight>
-                </wp14:sizeRelV>
-              </wp:anchor>
-            </w:drawing>
-          </mc:Choice>
-          <mc:Fallback>
-            <w:pict>
-              <v:shape w14:anchorId="7ED794E8" id="_x0000_s1058" type="#_x0000_t202" style="position:absolute;margin-left:340.35pt;margin-top:334.5pt;width:214.05pt;height:36.75pt;z-index:251705344;visibility:visible;mso-wrap-style:square;mso-width-percent:0;mso-height-percent:0;mso-wrap-distance-left:9pt;mso-wrap-distance-top:3.6pt;mso-wrap-distance-right:9pt;mso-wrap-distance-bottom:3.6pt;mso-position-horizontal:absolute;mso-position-horizontal-relative:text;mso-position-vertical:absolute;mso-position-vertical-relative:text;mso-width-percent:0;mso-height-percent:0;mso-width-relative:margin;mso-height-relative:margin;v-text-anchor:top" o:gfxdata="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" filled="f" stroked="f">
-                <v:textbox>
-                  <w:txbxContent>
-                    <w:p>
-                      <w:pPr>
-                        <w:jc w:val="center"/>
-                        <w:rPr>
-                          <w:rFonts w:ascii="Times New Roman" w:hAnsi="Times New Roman" w:cs="Times New Roman"/>
-                          <w:sz w:val="36"/>
-                          <w:szCs w:val="40"/>
-                        </w:rPr>
-                      </w:pPr>
-                      <w:r>
-                        <w:rPr>
-                          <w:rFonts w:ascii="Times New Roman" w:hAnsi="Times New Roman" w:cs="Times New Roman"/>
-                          <w:sz w:val="36"/>
-                          <w:szCs w:val="40"/>
-                        </w:rPr>
-                        <w:t>Calculate Pollutant Loads</w:t>
                       </w:r>
                     </w:p>
                   </w:txbxContent>
@@ -5648,7 +6159,7 @@
         <w:lastRenderedPageBreak/>
         <w:t xml:space="preserve">Funnel: </w:t>
       </w:r>
-      <w:hyperlink r:id="rId17" w:history="1">
+      <w:hyperlink r:id="rId23" w:history="1">
         <w:r>
           <w:rPr>
             <w:rStyle w:val="Hyperlink"/>
@@ -5661,7 +6172,7 @@
       <w:r>
         <w:t xml:space="preserve">Prairie chicken: </w:t>
       </w:r>
-      <w:hyperlink r:id="rId18" w:history="1">
+      <w:hyperlink r:id="rId24" w:history="1">
         <w:r>
           <w:rPr>
             <w:rStyle w:val="Hyperlink"/>
@@ -5674,7 +6185,7 @@
       <w:r>
         <w:t xml:space="preserve">Grass background: </w:t>
       </w:r>
-      <w:hyperlink r:id="rId19" w:history="1">
+      <w:hyperlink r:id="rId25" w:history="1">
         <w:r>
           <w:rPr>
             <w:rStyle w:val="Hyperlink"/>
@@ -5687,7 +6198,7 @@
       <w:r>
         <w:t xml:space="preserve">Stream: </w:t>
       </w:r>
-      <w:hyperlink r:id="rId20" w:history="1">
+      <w:hyperlink r:id="rId26" w:history="1">
         <w:r>
           <w:rPr>
             <w:rStyle w:val="Hyperlink"/>
